--- a/ПР4 STP Etherchannel Port Security/ПР4.docx
+++ b/ПР4 STP Etherchannel Port Security/ПР4.docx
@@ -596,23 +596,7 @@
             <w:sz w:val="36"/>
             <w:szCs w:val="36"/>
           </w:rPr>
-          <w:t>сс</w:t>
-        </w:r>
-        <w:r>
-          <w:rPr>
-            <w:rStyle w:val="ac"/>
-            <w:sz w:val="36"/>
-            <w:szCs w:val="36"/>
-          </w:rPr>
-          <w:t>ы</w:t>
-        </w:r>
-        <w:r>
-          <w:rPr>
-            <w:rStyle w:val="ac"/>
-            <w:sz w:val="36"/>
-            <w:szCs w:val="36"/>
-          </w:rPr>
-          <w:t>лка</w:t>
+          <w:t>ссылка</w:t>
         </w:r>
       </w:hyperlink>
       <w:r>
@@ -846,7 +830,6 @@
         <w:rPr>
           <w:sz w:val="36"/>
           <w:szCs w:val="36"/>
-          <w:lang w:val="en-US"/>
         </w:rPr>
       </w:pPr>
       <w:r>
@@ -949,95 +932,22 @@
           <w:szCs w:val="36"/>
         </w:rPr>
         <w:lastRenderedPageBreak/>
-        <w:t>Non-</w:t>
-      </w:r>
-      <w:proofErr w:type="spellStart"/>
-      <w:r>
-        <w:rPr>
-          <w:sz w:val="36"/>
-          <w:szCs w:val="36"/>
-        </w:rPr>
-        <w:t>Root</w:t>
-      </w:r>
-      <w:proofErr w:type="spellEnd"/>
-      <w:r>
-        <w:rPr>
-          <w:sz w:val="36"/>
-          <w:szCs w:val="36"/>
-        </w:rPr>
-        <w:t xml:space="preserve"> Bridge (Некорневой мост) — все остальные коммутаторы в сети. Они принимают служебные кадры (BPDU) от корневого моста, определяют свои корневые порты (</w:t>
-      </w:r>
-      <w:proofErr w:type="spellStart"/>
-      <w:r>
-        <w:rPr>
-          <w:sz w:val="36"/>
-          <w:szCs w:val="36"/>
-        </w:rPr>
-        <w:t>Root</w:t>
-      </w:r>
-      <w:proofErr w:type="spellEnd"/>
-      <w:r>
-        <w:rPr>
-          <w:sz w:val="36"/>
-          <w:szCs w:val="36"/>
-        </w:rPr>
-        <w:t xml:space="preserve"> </w:t>
-      </w:r>
-      <w:proofErr w:type="spellStart"/>
-      <w:r>
-        <w:rPr>
-          <w:sz w:val="36"/>
-          <w:szCs w:val="36"/>
-        </w:rPr>
-        <w:t>Ports</w:t>
-      </w:r>
-      <w:proofErr w:type="spellEnd"/>
-      <w:r>
-        <w:rPr>
-          <w:sz w:val="36"/>
-          <w:szCs w:val="36"/>
-        </w:rPr>
-        <w:t xml:space="preserve">) для связи с ним и участвуют в выборе </w:t>
-      </w:r>
-      <w:proofErr w:type="spellStart"/>
-      <w:r>
-        <w:rPr>
-          <w:sz w:val="36"/>
-          <w:szCs w:val="36"/>
-        </w:rPr>
-        <w:t>Designated</w:t>
-      </w:r>
-      <w:proofErr w:type="spellEnd"/>
-      <w:r>
-        <w:rPr>
-          <w:sz w:val="36"/>
-          <w:szCs w:val="36"/>
-        </w:rPr>
-        <w:t xml:space="preserve"> Bridge для своих сегментов.</w:t>
-      </w:r>
-    </w:p>
-    <w:p>
-      <w:pPr>
-        <w:rPr>
-          <w:sz w:val="36"/>
-          <w:szCs w:val="36"/>
-        </w:rPr>
-      </w:pPr>
-      <w:proofErr w:type="spellStart"/>
-      <w:r>
-        <w:rPr>
-          <w:sz w:val="36"/>
-          <w:szCs w:val="36"/>
-        </w:rPr>
-        <w:t>Designated</w:t>
-      </w:r>
-      <w:proofErr w:type="spellEnd"/>
-      <w:r>
-        <w:rPr>
-          <w:sz w:val="36"/>
-          <w:szCs w:val="36"/>
-        </w:rPr>
-        <w:t xml:space="preserve"> Bridge (назначенный мост) — это коммутатор или мост в компьютерной сети, который отвечает за пересылку кадров (фреймов) в определенный физический или логический сегмент сети (LAN) в рамках работы протокола STP</w:t>
+        <w:t>Non-Root Bridge (Некорневой мост) — все остальные коммутаторы в сети. Они принимают служебные кадры (BPDU) от корневого моста, определяют свои корневые порты (Root Ports) для связи с ним и участвуют в выборе Designated Bridge для своих сегментов.</w:t>
+      </w:r>
+    </w:p>
+    <w:p>
+      <w:pPr>
+        <w:rPr>
+          <w:sz w:val="36"/>
+          <w:szCs w:val="36"/>
+        </w:rPr>
+      </w:pPr>
+      <w:r>
+        <w:rPr>
+          <w:sz w:val="36"/>
+          <w:szCs w:val="36"/>
+        </w:rPr>
+        <w:t>Designated Bridge (назначенный мост) — это коммутатор или мост в компьютерной сети, который отвечает за пересылку кадров (фреймов) в определенный физический или логический сегмент сети (LAN) в рамках работы протокола STP</w:t>
       </w:r>
       <w:r>
         <w:rPr>
@@ -1293,7 +1203,6 @@
         <w:rPr>
           <w:sz w:val="36"/>
           <w:szCs w:val="36"/>
-          <w:lang w:val="en-US"/>
         </w:rPr>
       </w:pPr>
       <w:r>
@@ -1453,40 +1362,24 @@
           <w:sz w:val="36"/>
           <w:szCs w:val="36"/>
         </w:rPr>
-        <w:t xml:space="preserve">) - </w:t>
-      </w:r>
-      <w:r>
-        <w:rPr>
-          <w:sz w:val="36"/>
-          <w:szCs w:val="36"/>
-        </w:rPr>
-        <w:t xml:space="preserve">фрейм (единица данных) протокола управления сетевыми мостами, IEEE 802.1d, базируется на реализации протокола </w:t>
-      </w:r>
-      <w:proofErr w:type="spellStart"/>
-      <w:r>
-        <w:rPr>
-          <w:sz w:val="36"/>
-          <w:szCs w:val="36"/>
-        </w:rPr>
-        <w:t>остовного</w:t>
-      </w:r>
-      <w:proofErr w:type="spellEnd"/>
-      <w:r>
-        <w:rPr>
-          <w:sz w:val="36"/>
-          <w:szCs w:val="36"/>
-        </w:rPr>
-        <w:t xml:space="preserve"> дерева (</w:t>
-      </w:r>
-      <w:proofErr w:type="spellStart"/>
-      <w:r>
-        <w:rPr>
-          <w:sz w:val="36"/>
-          <w:szCs w:val="36"/>
-        </w:rPr>
-        <w:t>Spanning</w:t>
-      </w:r>
-      <w:proofErr w:type="spellEnd"/>
+        <w:t>) - фрейм (единица данных) протокола управления сетевыми мостами, IEEE 802.1d, базируется на реализации протокола остовного дерева (Spanning Tree Protocol, STP). Используется для исключения возможности возникновения петель в сетях передачи данных при наличии в них многосвязной топологии. Используя одну физическую либо логическую связь в качестве основной, BPDU удерживает одну из доступных вторичных связей в режиме бездействия (ожидания). Таким образом полезный трафик передаётся только по одной из доступных связей. При нарушении функционирования одного из каналов (что легко наблюдается отсутствием прохождения через него сообщений 802.1d) ожидающий вторичный канал автоматически включается в работу, обеспечивая непрерываемость связности в сети.</w:t>
+      </w:r>
+    </w:p>
+    <w:p>
+      <w:pPr>
+        <w:rPr>
+          <w:sz w:val="36"/>
+          <w:szCs w:val="36"/>
+        </w:rPr>
+      </w:pPr>
+      <w:r>
+        <w:rPr>
+          <w:sz w:val="36"/>
+          <w:szCs w:val="36"/>
+          <w:lang w:val="en-US"/>
+        </w:rPr>
+        <w:t>BPDU</w:t>
+      </w:r>
       <w:r>
         <w:rPr>
           <w:sz w:val="36"/>
@@ -1494,74 +1387,12 @@
         </w:rPr>
         <w:t xml:space="preserve"> </w:t>
       </w:r>
-      <w:proofErr w:type="spellStart"/>
-      <w:r>
-        <w:rPr>
-          <w:sz w:val="36"/>
-          <w:szCs w:val="36"/>
-        </w:rPr>
-        <w:t>Tree</w:t>
-      </w:r>
-      <w:proofErr w:type="spellEnd"/>
-      <w:r>
-        <w:rPr>
-          <w:sz w:val="36"/>
-          <w:szCs w:val="36"/>
-        </w:rPr>
-        <w:t xml:space="preserve"> Protocol, STP). Используется для исключения возможности возникновения петель в сетях передачи данных при наличии в них многосвязной топологии. Используя одну физическую либо логическую связь в качестве основной, BPDU удерживает одну из доступных вторичных связей в режиме бездействия (ожидания). Таким образом полезный трафик передаётся только по одной из доступных связей. При нарушении функционирования одного из каналов (что легко наблюдается отсутствием прохождения через него сообщений 802.1d) ожидающий вторичный канал автоматически включается в работу, обеспечивая </w:t>
-      </w:r>
-      <w:proofErr w:type="spellStart"/>
-      <w:r>
-        <w:rPr>
-          <w:sz w:val="36"/>
-          <w:szCs w:val="36"/>
-        </w:rPr>
-        <w:t>непрерываемость</w:t>
-      </w:r>
-      <w:proofErr w:type="spellEnd"/>
-      <w:r>
-        <w:rPr>
-          <w:sz w:val="36"/>
-          <w:szCs w:val="36"/>
-        </w:rPr>
-        <w:t xml:space="preserve"> связности в сети.</w:t>
-      </w:r>
-    </w:p>
-    <w:p>
-      <w:pPr>
-        <w:rPr>
-          <w:sz w:val="36"/>
-          <w:szCs w:val="36"/>
-        </w:rPr>
-      </w:pPr>
-      <w:r>
-        <w:rPr>
-          <w:sz w:val="36"/>
-          <w:szCs w:val="36"/>
-          <w:lang w:val="en-US"/>
-        </w:rPr>
-        <w:t>BPDU</w:t>
-      </w:r>
-      <w:r>
-        <w:rPr>
-          <w:sz w:val="36"/>
-          <w:szCs w:val="36"/>
-        </w:rPr>
-        <w:t xml:space="preserve"> </w:t>
-      </w:r>
-      <w:r>
-        <w:rPr>
-          <w:sz w:val="36"/>
-          <w:szCs w:val="36"/>
-        </w:rPr>
-        <w:t>в</w:t>
-      </w:r>
-      <w:r>
-        <w:rPr>
-          <w:sz w:val="36"/>
-          <w:szCs w:val="36"/>
-        </w:rPr>
-        <w:t>ыбирается по двум параметрам</w:t>
+      <w:r>
+        <w:rPr>
+          <w:sz w:val="36"/>
+          <w:szCs w:val="36"/>
+        </w:rPr>
+        <w:t>выбирается по двум параметрам</w:t>
       </w:r>
       <w:r>
         <w:rPr>
@@ -1829,39 +1660,7 @@
           <w:sz w:val="36"/>
           <w:szCs w:val="36"/>
         </w:rPr>
-        <w:t xml:space="preserve"> (</w:t>
-      </w:r>
-      <w:proofErr w:type="gramStart"/>
-      <w:r>
-        <w:rPr>
-          <w:sz w:val="36"/>
-          <w:szCs w:val="36"/>
-        </w:rPr>
-        <w:t>например</w:t>
-      </w:r>
-      <w:proofErr w:type="gramEnd"/>
-      <w:r>
-        <w:rPr>
-          <w:sz w:val="36"/>
-          <w:szCs w:val="36"/>
-        </w:rPr>
-        <w:t xml:space="preserve"> 32768 </w:t>
-      </w:r>
-      <w:proofErr w:type="gramStart"/>
-      <w:r>
-        <w:rPr>
-          <w:sz w:val="36"/>
-          <w:szCs w:val="36"/>
-        </w:rPr>
-        <w:t>+ Например</w:t>
-      </w:r>
-      <w:proofErr w:type="gramEnd"/>
-      <w:r>
-        <w:rPr>
-          <w:sz w:val="36"/>
-          <w:szCs w:val="36"/>
-        </w:rPr>
-        <w:t xml:space="preserve"> </w:t>
+        <w:t xml:space="preserve"> (например 32768 + Например </w:t>
       </w:r>
       <w:r>
         <w:rPr>
@@ -1940,17 +1739,24 @@
           <w:sz w:val="36"/>
           <w:szCs w:val="36"/>
         </w:rPr>
-        <w:t xml:space="preserve"> (Bridge Protocol Data Unit Guard) — это защитная функция протокола STP (</w:t>
-      </w:r>
-      <w:proofErr w:type="spellStart"/>
-      <w:r>
-        <w:rPr>
-          <w:sz w:val="36"/>
-          <w:szCs w:val="36"/>
-        </w:rPr>
-        <w:t>Spanning</w:t>
-      </w:r>
-      <w:proofErr w:type="spellEnd"/>
+        <w:t xml:space="preserve"> (Bridge Protocol Data Unit Guard) — это защитная функция протокола STP (Spanning Tree Protocol), которая отключает порт коммутатора, если на него приходят служебные пакеты BPDU от другого сетевого устройства.</w:t>
+      </w:r>
+    </w:p>
+    <w:p>
+      <w:pPr>
+        <w:rPr>
+          <w:sz w:val="36"/>
+          <w:szCs w:val="36"/>
+        </w:rPr>
+      </w:pPr>
+      <w:r>
+        <w:rPr>
+          <w:sz w:val="36"/>
+          <w:szCs w:val="36"/>
+          <w:lang w:val="en-US"/>
+        </w:rPr>
+        <w:t>BPDU</w:t>
+      </w:r>
       <w:r>
         <w:rPr>
           <w:sz w:val="36"/>
@@ -1958,30 +1764,80 @@
         </w:rPr>
         <w:t xml:space="preserve"> </w:t>
       </w:r>
-      <w:proofErr w:type="spellStart"/>
-      <w:r>
-        <w:rPr>
-          <w:sz w:val="36"/>
-          <w:szCs w:val="36"/>
-        </w:rPr>
-        <w:t>Tree</w:t>
-      </w:r>
-      <w:proofErr w:type="spellEnd"/>
-      <w:r>
-        <w:rPr>
-          <w:sz w:val="36"/>
-          <w:szCs w:val="36"/>
-        </w:rPr>
-        <w:t xml:space="preserve"> Protocol), которая отключает порт коммутатора, если на него приходят служебные пакеты BPDU от другого сетевого устройства.</w:t>
-      </w:r>
-    </w:p>
-    <w:p>
-      <w:pPr>
-        <w:rPr>
-          <w:sz w:val="36"/>
-          <w:szCs w:val="36"/>
-        </w:rPr>
-      </w:pPr>
+      <w:r>
+        <w:rPr>
+          <w:sz w:val="36"/>
+          <w:szCs w:val="36"/>
+          <w:lang w:val="en-US"/>
+        </w:rPr>
+        <w:t>F</w:t>
+      </w:r>
+      <w:r>
+        <w:rPr>
+          <w:sz w:val="36"/>
+          <w:szCs w:val="36"/>
+        </w:rPr>
+        <w:t xml:space="preserve">ilter (Bridge Protocol Data Unit </w:t>
+      </w:r>
+      <w:r>
+        <w:rPr>
+          <w:sz w:val="36"/>
+          <w:szCs w:val="36"/>
+          <w:lang w:val="en-US"/>
+        </w:rPr>
+        <w:t>Filter</w:t>
+      </w:r>
+      <w:r>
+        <w:rPr>
+          <w:sz w:val="36"/>
+          <w:szCs w:val="36"/>
+        </w:rPr>
+        <w:t>) фильтрует в обе стороны, т.е. коммутатор отбрасывает все входящие BPDU и не отправляет BPDU в порт. (</w:t>
+      </w:r>
+      <w:r>
+        <w:rPr>
+          <w:sz w:val="36"/>
+          <w:szCs w:val="36"/>
+        </w:rPr>
+        <w:t xml:space="preserve">нужно если другой человек или провайдер включит </w:t>
+      </w:r>
+      <w:r>
+        <w:rPr>
+          <w:sz w:val="36"/>
+          <w:szCs w:val="36"/>
+          <w:lang w:val="en-US"/>
+        </w:rPr>
+        <w:t>bpdu</w:t>
+      </w:r>
+      <w:r>
+        <w:rPr>
+          <w:sz w:val="36"/>
+          <w:szCs w:val="36"/>
+        </w:rPr>
+        <w:t xml:space="preserve"> </w:t>
+      </w:r>
+      <w:r>
+        <w:rPr>
+          <w:sz w:val="36"/>
+          <w:szCs w:val="36"/>
+          <w:lang w:val="en-US"/>
+        </w:rPr>
+        <w:t>guard</w:t>
+      </w:r>
+      <w:r>
+        <w:rPr>
+          <w:sz w:val="36"/>
+          <w:szCs w:val="36"/>
+        </w:rPr>
+        <w:t xml:space="preserve"> </w:t>
+      </w:r>
+      <w:r>
+        <w:rPr>
+          <w:sz w:val="36"/>
+          <w:szCs w:val="36"/>
+        </w:rPr>
+        <w:t xml:space="preserve">и при получении </w:t>
+      </w:r>
       <w:r>
         <w:rPr>
           <w:sz w:val="36"/>
@@ -1995,134 +1851,6 @@
           <w:sz w:val="36"/>
           <w:szCs w:val="36"/>
         </w:rPr>
-        <w:t xml:space="preserve"> </w:t>
-      </w:r>
-      <w:r>
-        <w:rPr>
-          <w:sz w:val="36"/>
-          <w:szCs w:val="36"/>
-          <w:lang w:val="en-US"/>
-        </w:rPr>
-        <w:t>F</w:t>
-      </w:r>
-      <w:proofErr w:type="spellStart"/>
-      <w:r>
-        <w:rPr>
-          <w:sz w:val="36"/>
-          <w:szCs w:val="36"/>
-        </w:rPr>
-        <w:t>ilter</w:t>
-      </w:r>
-      <w:proofErr w:type="spellEnd"/>
-      <w:r>
-        <w:rPr>
-          <w:sz w:val="36"/>
-          <w:szCs w:val="36"/>
-        </w:rPr>
-        <w:t xml:space="preserve"> (</w:t>
-      </w:r>
-      <w:r>
-        <w:rPr>
-          <w:sz w:val="36"/>
-          <w:szCs w:val="36"/>
-        </w:rPr>
-        <w:t>Bridge Protocol Data Unit</w:t>
-      </w:r>
-      <w:r>
-        <w:rPr>
-          <w:sz w:val="36"/>
-          <w:szCs w:val="36"/>
-        </w:rPr>
-        <w:t xml:space="preserve"> </w:t>
-      </w:r>
-      <w:r>
-        <w:rPr>
-          <w:sz w:val="36"/>
-          <w:szCs w:val="36"/>
-          <w:lang w:val="en-US"/>
-        </w:rPr>
-        <w:t>Filter</w:t>
-      </w:r>
-      <w:r>
-        <w:rPr>
-          <w:sz w:val="36"/>
-          <w:szCs w:val="36"/>
-        </w:rPr>
-        <w:t>)</w:t>
-      </w:r>
-      <w:r>
-        <w:rPr>
-          <w:sz w:val="36"/>
-          <w:szCs w:val="36"/>
-        </w:rPr>
-        <w:t xml:space="preserve"> фильтрует в обе стороны, т.е. коммутатор отбрасывает все входящие BPDU и не отправляет BPDU в порт.</w:t>
-      </w:r>
-      <w:r>
-        <w:rPr>
-          <w:sz w:val="36"/>
-          <w:szCs w:val="36"/>
-        </w:rPr>
-        <w:t xml:space="preserve"> (</w:t>
-      </w:r>
-      <w:r>
-        <w:rPr>
-          <w:sz w:val="36"/>
-          <w:szCs w:val="36"/>
-        </w:rPr>
-        <w:t xml:space="preserve">нужно если другой человек или провайдер включит </w:t>
-      </w:r>
-      <w:proofErr w:type="spellStart"/>
-      <w:r>
-        <w:rPr>
-          <w:sz w:val="36"/>
-          <w:szCs w:val="36"/>
-          <w:lang w:val="en-US"/>
-        </w:rPr>
-        <w:t>bpdu</w:t>
-      </w:r>
-      <w:proofErr w:type="spellEnd"/>
-      <w:r>
-        <w:rPr>
-          <w:sz w:val="36"/>
-          <w:szCs w:val="36"/>
-        </w:rPr>
-        <w:t xml:space="preserve"> </w:t>
-      </w:r>
-      <w:r>
-        <w:rPr>
-          <w:sz w:val="36"/>
-          <w:szCs w:val="36"/>
-          <w:lang w:val="en-US"/>
-        </w:rPr>
-        <w:t>guard</w:t>
-      </w:r>
-      <w:r>
-        <w:rPr>
-          <w:sz w:val="36"/>
-          <w:szCs w:val="36"/>
-        </w:rPr>
-        <w:t xml:space="preserve"> </w:t>
-      </w:r>
-      <w:r>
-        <w:rPr>
-          <w:sz w:val="36"/>
-          <w:szCs w:val="36"/>
-        </w:rPr>
-        <w:t xml:space="preserve">и при получении </w:t>
-      </w:r>
-      <w:r>
-        <w:rPr>
-          <w:sz w:val="36"/>
-          <w:szCs w:val="36"/>
-          <w:lang w:val="en-US"/>
-        </w:rPr>
-        <w:t>BPDU</w:t>
-      </w:r>
-      <w:r>
-        <w:rPr>
-          <w:sz w:val="36"/>
-          <w:szCs w:val="36"/>
-        </w:rPr>
         <w:t xml:space="preserve">, </w:t>
       </w:r>
       <w:r>
@@ -2151,24 +1879,16 @@
           <w:sz w:val="36"/>
           <w:szCs w:val="36"/>
         </w:rPr>
-        <w:t>оэтому на операторских стыках необходимо вешать фильтр всегда.</w:t>
-      </w:r>
-      <w:r>
-        <w:rPr>
-          <w:sz w:val="36"/>
-          <w:szCs w:val="36"/>
-        </w:rPr>
-        <w:t>)</w:t>
-      </w:r>
-    </w:p>
-    <w:p>
-      <w:pPr>
-        <w:rPr>
-          <w:sz w:val="36"/>
-          <w:szCs w:val="36"/>
-        </w:rPr>
-      </w:pPr>
-      <w:proofErr w:type="spellStart"/>
+        <w:t>оэтому на операторских стыках необходимо вешать фильтр всегда.)</w:t>
+      </w:r>
+    </w:p>
+    <w:p>
+      <w:pPr>
+        <w:rPr>
+          <w:sz w:val="36"/>
+          <w:szCs w:val="36"/>
+        </w:rPr>
+      </w:pPr>
       <w:r>
         <w:rPr>
           <w:sz w:val="36"/>
@@ -2177,7 +1897,6 @@
         </w:rPr>
         <w:t>Portfast</w:t>
       </w:r>
-      <w:proofErr w:type="spellEnd"/>
       <w:r>
         <w:rPr>
           <w:sz w:val="36"/>
@@ -2222,7 +1941,6 @@
         </w:rPr>
         <w:t xml:space="preserve"> это технология Cisco, которая позволяет коммутатору переводить порт в состояние передачи трафика (</w:t>
       </w:r>
-      <w:proofErr w:type="spellStart"/>
       <w:r>
         <w:rPr>
           <w:i/>
@@ -2232,7 +1950,6 @@
         </w:rPr>
         <w:t>Forwarding</w:t>
       </w:r>
-      <w:proofErr w:type="spellEnd"/>
       <w:r>
         <w:rPr>
           <w:sz w:val="36"/>
@@ -2240,7 +1957,6 @@
         </w:rPr>
         <w:t>) мгновенно после поднятия линка, минуя фазы прослушивания и обучения (</w:t>
       </w:r>
-      <w:proofErr w:type="spellStart"/>
       <w:r>
         <w:rPr>
           <w:i/>
@@ -2250,7 +1966,6 @@
         </w:rPr>
         <w:t>Listening</w:t>
       </w:r>
-      <w:proofErr w:type="spellEnd"/>
       <w:r>
         <w:rPr>
           <w:sz w:val="36"/>
@@ -2272,39 +1987,7 @@
           <w:sz w:val="36"/>
           <w:szCs w:val="36"/>
         </w:rPr>
-        <w:t xml:space="preserve">) классического протокола </w:t>
-      </w:r>
-      <w:proofErr w:type="spellStart"/>
-      <w:r>
-        <w:rPr>
-          <w:sz w:val="36"/>
-          <w:szCs w:val="36"/>
-        </w:rPr>
-        <w:t>Spanning</w:t>
-      </w:r>
-      <w:proofErr w:type="spellEnd"/>
-      <w:r>
-        <w:rPr>
-          <w:sz w:val="36"/>
-          <w:szCs w:val="36"/>
-        </w:rPr>
-        <w:t xml:space="preserve"> </w:t>
-      </w:r>
-      <w:proofErr w:type="spellStart"/>
-      <w:r>
-        <w:rPr>
-          <w:sz w:val="36"/>
-          <w:szCs w:val="36"/>
-        </w:rPr>
-        <w:t>Tree</w:t>
-      </w:r>
-      <w:proofErr w:type="spellEnd"/>
-      <w:r>
-        <w:rPr>
-          <w:sz w:val="36"/>
-          <w:szCs w:val="36"/>
-        </w:rPr>
-        <w:t xml:space="preserve"> (STP).</w:t>
+        <w:t>) классического протокола Spanning Tree (STP).</w:t>
       </w:r>
     </w:p>
     <w:p>
@@ -2329,7 +2012,6 @@
           <w:szCs w:val="36"/>
         </w:rPr>
       </w:pPr>
-      <w:proofErr w:type="spellStart"/>
       <w:r>
         <w:rPr>
           <w:sz w:val="36"/>
@@ -2338,7 +2020,6 @@
         </w:rPr>
         <w:t>Portfast</w:t>
       </w:r>
-      <w:proofErr w:type="spellEnd"/>
       <w:r>
         <w:rPr>
           <w:sz w:val="36"/>
@@ -2515,7 +2196,6 @@
         <w:rPr>
           <w:sz w:val="36"/>
           <w:szCs w:val="36"/>
-          <w:lang w:val="en-US"/>
         </w:rPr>
       </w:pPr>
       <w:r>
@@ -2525,7 +2205,6 @@
         </w:rPr>
         <w:t xml:space="preserve">Алгоритм действий протокола </w:t>
       </w:r>
-      <w:proofErr w:type="gramStart"/>
       <w:r>
         <w:rPr>
           <w:sz w:val="36"/>
@@ -2541,65 +2220,16 @@
         </w:rPr>
         <w:t>(</w:t>
       </w:r>
-      <w:proofErr w:type="gramEnd"/>
-      <w:r>
-        <w:rPr>
-          <w:sz w:val="36"/>
-          <w:szCs w:val="36"/>
-        </w:rPr>
-        <w:fldChar w:fldCharType="begin"/>
-      </w:r>
-      <w:r>
-        <w:rPr>
-          <w:sz w:val="36"/>
-          <w:szCs w:val="36"/>
-        </w:rPr>
-        <w:instrText>HYPERLINK "Справочные%20материалы/алгоритм%20работы%20STP/index.html"</w:instrText>
-      </w:r>
-      <w:r>
-        <w:rPr>
-          <w:sz w:val="36"/>
-          <w:szCs w:val="36"/>
-        </w:rPr>
-      </w:r>
-      <w:r>
-        <w:rPr>
-          <w:sz w:val="36"/>
-          <w:szCs w:val="36"/>
-        </w:rPr>
-        <w:fldChar w:fldCharType="separate"/>
-      </w:r>
-      <w:r>
-        <w:rPr>
-          <w:rStyle w:val="ac"/>
-          <w:sz w:val="36"/>
-          <w:szCs w:val="36"/>
-        </w:rPr>
-        <w:t>ссы</w:t>
-      </w:r>
-      <w:r>
-        <w:rPr>
-          <w:rStyle w:val="ac"/>
-          <w:sz w:val="36"/>
-          <w:szCs w:val="36"/>
-        </w:rPr>
-        <w:t>л</w:t>
-      </w:r>
-      <w:r>
-        <w:rPr>
-          <w:rStyle w:val="ac"/>
-          <w:sz w:val="36"/>
-          <w:szCs w:val="36"/>
-        </w:rPr>
-        <w:t>ка</w:t>
-      </w:r>
-      <w:r>
-        <w:rPr>
-          <w:sz w:val="36"/>
-          <w:szCs w:val="36"/>
-        </w:rPr>
-        <w:fldChar w:fldCharType="end"/>
-      </w:r>
+      <w:hyperlink r:id="rId10" w:history="1">
+        <w:r>
+          <w:rPr>
+            <w:rStyle w:val="ac"/>
+            <w:sz w:val="36"/>
+            <w:szCs w:val="36"/>
+          </w:rPr>
+          <w:t>ссылка</w:t>
+        </w:r>
+      </w:hyperlink>
       <w:r>
         <w:rPr>
           <w:sz w:val="36"/>
@@ -2623,7 +2253,6 @@
         <w:lastRenderedPageBreak/>
         <w:t xml:space="preserve">Пример включения данных технологий </w:t>
       </w:r>
-      <w:proofErr w:type="gramStart"/>
       <w:r>
         <w:rPr>
           <w:sz w:val="36"/>
@@ -2639,65 +2268,16 @@
         </w:rPr>
         <w:t>(</w:t>
       </w:r>
-      <w:proofErr w:type="gramEnd"/>
-      <w:r>
-        <w:rPr>
-          <w:sz w:val="36"/>
-          <w:szCs w:val="36"/>
-        </w:rPr>
-        <w:fldChar w:fldCharType="begin"/>
-      </w:r>
-      <w:r>
-        <w:rPr>
-          <w:sz w:val="36"/>
-          <w:szCs w:val="36"/>
-        </w:rPr>
-        <w:instrText>HYPERLINK "Справочные%20материалы/пример%20включения%20BPDU/Steinkäfer_%20Как%20работают%20BPDUGuard%20и%20BPDUFilter.htm"</w:instrText>
-      </w:r>
-      <w:r>
-        <w:rPr>
-          <w:sz w:val="36"/>
-          <w:szCs w:val="36"/>
-        </w:rPr>
-      </w:r>
-      <w:r>
-        <w:rPr>
-          <w:sz w:val="36"/>
-          <w:szCs w:val="36"/>
-        </w:rPr>
-        <w:fldChar w:fldCharType="separate"/>
-      </w:r>
-      <w:r>
-        <w:rPr>
-          <w:rStyle w:val="ac"/>
-          <w:sz w:val="36"/>
-          <w:szCs w:val="36"/>
-        </w:rPr>
-        <w:t>ссы</w:t>
-      </w:r>
-      <w:r>
-        <w:rPr>
-          <w:rStyle w:val="ac"/>
-          <w:sz w:val="36"/>
-          <w:szCs w:val="36"/>
-        </w:rPr>
-        <w:t>л</w:t>
-      </w:r>
-      <w:r>
-        <w:rPr>
-          <w:rStyle w:val="ac"/>
-          <w:sz w:val="36"/>
-          <w:szCs w:val="36"/>
-        </w:rPr>
-        <w:t>ка</w:t>
-      </w:r>
-      <w:r>
-        <w:rPr>
-          <w:sz w:val="36"/>
-          <w:szCs w:val="36"/>
-        </w:rPr>
-        <w:fldChar w:fldCharType="end"/>
-      </w:r>
+      <w:hyperlink r:id="rId11" w:history="1">
+        <w:r>
+          <w:rPr>
+            <w:rStyle w:val="ac"/>
+            <w:sz w:val="36"/>
+            <w:szCs w:val="36"/>
+          </w:rPr>
+          <w:t>ссылка</w:t>
+        </w:r>
+      </w:hyperlink>
       <w:r>
         <w:rPr>
           <w:sz w:val="36"/>
@@ -2729,7 +2309,6 @@
         </w:rPr>
         <w:t>С</w:t>
       </w:r>
-      <w:proofErr w:type="spellStart"/>
       <w:r>
         <w:rPr>
           <w:sz w:val="36"/>
@@ -2738,16 +2317,1106 @@
         </w:rPr>
         <w:t>hannel</w:t>
       </w:r>
-      <w:proofErr w:type="spellEnd"/>
-      <w:r>
-        <w:rPr>
-          <w:sz w:val="36"/>
-          <w:szCs w:val="36"/>
-          <w:lang w:val="en-US"/>
+      <w:r>
+        <w:rPr>
+          <w:sz w:val="36"/>
+          <w:szCs w:val="36"/>
         </w:rPr>
         <w:t>(</w:t>
       </w:r>
-      <w:hyperlink r:id="rId10" w:history="1">
+      <w:hyperlink r:id="rId12" w:history="1">
+        <w:r>
+          <w:rPr>
+            <w:rStyle w:val="ac"/>
+            <w:sz w:val="36"/>
+            <w:szCs w:val="36"/>
+          </w:rPr>
+          <w:t>ссылка</w:t>
+        </w:r>
+      </w:hyperlink>
+      <w:r>
+        <w:rPr>
+          <w:sz w:val="36"/>
+          <w:szCs w:val="36"/>
+        </w:rPr>
+        <w:t>)</w:t>
+      </w:r>
+    </w:p>
+    <w:p>
+      <w:pPr>
+        <w:rPr>
+          <w:sz w:val="36"/>
+          <w:szCs w:val="36"/>
+        </w:rPr>
+      </w:pPr>
+      <w:r>
+        <w:rPr>
+          <w:sz w:val="36"/>
+          <w:szCs w:val="36"/>
+        </w:rPr>
+        <w:t>EtherChannel от Cisco — это технология агрегации каналов (Link Aggregation), которая позволяет объединить от 2 до 8 физических портов коммутатора в один логический интерфейс</w:t>
+      </w:r>
+      <w:r>
+        <w:rPr>
+          <w:sz w:val="36"/>
+          <w:szCs w:val="36"/>
+        </w:rPr>
+        <w:t>.</w:t>
+      </w:r>
+    </w:p>
+    <w:p>
+      <w:pPr>
+        <w:rPr>
+          <w:sz w:val="36"/>
+          <w:szCs w:val="36"/>
+        </w:rPr>
+      </w:pPr>
+      <w:r>
+        <w:rPr>
+          <w:sz w:val="36"/>
+          <w:szCs w:val="36"/>
+        </w:rPr>
+        <w:t>Нужен для</w:t>
+      </w:r>
+      <w:r>
+        <w:rPr>
+          <w:sz w:val="36"/>
+          <w:szCs w:val="36"/>
+        </w:rPr>
+        <w:t>:</w:t>
+      </w:r>
+    </w:p>
+    <w:p>
+      <w:pPr>
+        <w:rPr>
+          <w:sz w:val="36"/>
+          <w:szCs w:val="36"/>
+        </w:rPr>
+      </w:pPr>
+      <w:r>
+        <w:rPr>
+          <w:sz w:val="36"/>
+          <w:szCs w:val="36"/>
+        </w:rPr>
+        <w:t>Увеличения пропускной способности</w:t>
+      </w:r>
+      <w:r>
+        <w:rPr>
+          <w:sz w:val="36"/>
+          <w:szCs w:val="36"/>
+        </w:rPr>
+        <w:t>:</w:t>
+      </w:r>
+      <w:r>
+        <w:rPr>
+          <w:sz w:val="36"/>
+          <w:szCs w:val="36"/>
+        </w:rPr>
+        <w:t xml:space="preserve"> Суммирует скорости отдельных линков (например четыре порта по 4 гиб</w:t>
+      </w:r>
+      <w:r>
+        <w:rPr>
+          <w:sz w:val="36"/>
+          <w:szCs w:val="36"/>
+        </w:rPr>
+        <w:t>/</w:t>
+      </w:r>
+      <w:r>
+        <w:rPr>
+          <w:sz w:val="36"/>
+          <w:szCs w:val="36"/>
+        </w:rPr>
+        <w:t>с дает логический канал в 16 гбит</w:t>
+      </w:r>
+      <w:r>
+        <w:rPr>
+          <w:sz w:val="36"/>
+          <w:szCs w:val="36"/>
+        </w:rPr>
+        <w:t>/</w:t>
+      </w:r>
+      <w:r>
+        <w:rPr>
+          <w:sz w:val="36"/>
+          <w:szCs w:val="36"/>
+        </w:rPr>
+        <w:t>с).</w:t>
+      </w:r>
+    </w:p>
+    <w:p>
+      <w:pPr>
+        <w:rPr>
+          <w:sz w:val="36"/>
+          <w:szCs w:val="36"/>
+        </w:rPr>
+      </w:pPr>
+      <w:r>
+        <w:rPr>
+          <w:sz w:val="36"/>
+          <w:szCs w:val="36"/>
+        </w:rPr>
+        <w:t>Повышение отказоустойчивости (резервирование): Если один из физических кабелей или портов выходит из строя, трафик мгновенно перераспределяется по оставшимся рабочим линкам без разрыва соединения.</w:t>
+      </w:r>
+    </w:p>
+    <w:p>
+      <w:pPr>
+        <w:rPr>
+          <w:sz w:val="36"/>
+          <w:szCs w:val="36"/>
+        </w:rPr>
+      </w:pPr>
+      <w:r>
+        <w:rPr>
+          <w:sz w:val="36"/>
+          <w:szCs w:val="36"/>
+        </w:rPr>
+        <w:t>Обход ограничений Spanning Tree Protocol (STP): Без EtherChannel протокол STP блокирует резервные физические линки во избежание сетевых петель. С EtherChannel коммутатор видит группу линков как один интерфейс, и все физические линии работают одновременно.</w:t>
+      </w:r>
+    </w:p>
+    <w:p>
+      <w:pPr>
+        <w:rPr>
+          <w:sz w:val="36"/>
+          <w:szCs w:val="36"/>
+          <w:lang w:val="en-US"/>
+        </w:rPr>
+      </w:pPr>
+      <w:r>
+        <w:rPr>
+          <w:sz w:val="36"/>
+          <w:szCs w:val="36"/>
+        </w:rPr>
+        <w:t>Режимы работы</w:t>
+      </w:r>
+      <w:r>
+        <w:rPr>
+          <w:sz w:val="36"/>
+          <w:szCs w:val="36"/>
+          <w:lang w:val="en-US"/>
+        </w:rPr>
+        <w:t>:</w:t>
+      </w:r>
+    </w:p>
+    <w:p>
+      <w:pPr>
+        <w:pStyle w:val="a7"/>
+        <w:numPr>
+          <w:ilvl w:val="0"/>
+          <w:numId w:val="3"/>
+        </w:numPr>
+        <w:rPr>
+          <w:sz w:val="36"/>
+          <w:szCs w:val="36"/>
+          <w:lang w:val="en-US"/>
+        </w:rPr>
+      </w:pPr>
+      <w:r>
+        <w:rPr>
+          <w:sz w:val="36"/>
+          <w:szCs w:val="36"/>
+          <w:lang w:val="en-US"/>
+        </w:rPr>
+        <w:t>LACP (</w:t>
+      </w:r>
+      <w:r>
+        <w:rPr>
+          <w:sz w:val="36"/>
+          <w:szCs w:val="36"/>
+        </w:rPr>
+        <w:t>стандарт</w:t>
+      </w:r>
+      <w:r>
+        <w:rPr>
+          <w:sz w:val="36"/>
+          <w:szCs w:val="36"/>
+          <w:lang w:val="en-US"/>
+        </w:rPr>
+        <w:t xml:space="preserve"> IEEE 802.3ad / 802.1AX) — </w:t>
+      </w:r>
+      <w:r>
+        <w:rPr>
+          <w:sz w:val="36"/>
+          <w:szCs w:val="36"/>
+        </w:rPr>
+        <w:t>открытый</w:t>
+      </w:r>
+      <w:r>
+        <w:rPr>
+          <w:sz w:val="36"/>
+          <w:szCs w:val="36"/>
+          <w:lang w:val="en-US"/>
+        </w:rPr>
+        <w:t xml:space="preserve"> </w:t>
+      </w:r>
+      <w:r>
+        <w:rPr>
+          <w:sz w:val="36"/>
+          <w:szCs w:val="36"/>
+        </w:rPr>
+        <w:t>протокол</w:t>
+      </w:r>
+      <w:r>
+        <w:rPr>
+          <w:sz w:val="36"/>
+          <w:szCs w:val="36"/>
+          <w:lang w:val="en-US"/>
+        </w:rPr>
+        <w:t xml:space="preserve"> (</w:t>
+      </w:r>
+      <w:r>
+        <w:rPr>
+          <w:sz w:val="36"/>
+          <w:szCs w:val="36"/>
+        </w:rPr>
+        <w:t>режимы</w:t>
+      </w:r>
+      <w:r>
+        <w:rPr>
+          <w:sz w:val="36"/>
+          <w:szCs w:val="36"/>
+          <w:lang w:val="en-US"/>
+        </w:rPr>
+        <w:t xml:space="preserve"> active / passive).</w:t>
+      </w:r>
+    </w:p>
+    <w:p>
+      <w:pPr>
+        <w:pStyle w:val="a7"/>
+        <w:numPr>
+          <w:ilvl w:val="0"/>
+          <w:numId w:val="3"/>
+        </w:numPr>
+        <w:rPr>
+          <w:sz w:val="36"/>
+          <w:szCs w:val="36"/>
+        </w:rPr>
+      </w:pPr>
+      <w:r>
+        <w:rPr>
+          <w:sz w:val="36"/>
+          <w:szCs w:val="36"/>
+        </w:rPr>
+        <w:t>PAgP (проприетарный протокол Cisco) — фирменный стандарт (режимы desirable / auto).</w:t>
+      </w:r>
+    </w:p>
+    <w:p>
+      <w:pPr>
+        <w:pStyle w:val="a7"/>
+        <w:numPr>
+          <w:ilvl w:val="0"/>
+          <w:numId w:val="3"/>
+        </w:numPr>
+        <w:rPr>
+          <w:sz w:val="36"/>
+          <w:szCs w:val="36"/>
+        </w:rPr>
+      </w:pPr>
+      <w:r>
+        <w:rPr>
+          <w:sz w:val="36"/>
+          <w:szCs w:val="36"/>
+        </w:rPr>
+        <w:lastRenderedPageBreak/>
+        <w:t>Static / «On» — принудительное объединение без динамических протоколов согласования.</w:t>
+      </w:r>
+    </w:p>
+    <w:p>
+      <w:pPr>
+        <w:rPr>
+          <w:sz w:val="36"/>
+          <w:szCs w:val="36"/>
+        </w:rPr>
+      </w:pPr>
+      <w:r>
+        <w:rPr>
+          <w:sz w:val="36"/>
+          <w:szCs w:val="36"/>
+        </w:rPr>
+        <w:t xml:space="preserve">Пример использования </w:t>
+      </w:r>
+      <w:r>
+        <w:rPr>
+          <w:sz w:val="36"/>
+          <w:szCs w:val="36"/>
+          <w:lang w:val="en-US"/>
+        </w:rPr>
+        <w:t>EtherChannel</w:t>
+      </w:r>
+      <w:r>
+        <w:rPr>
+          <w:sz w:val="36"/>
+          <w:szCs w:val="36"/>
+        </w:rPr>
+        <w:t>(</w:t>
+      </w:r>
+      <w:hyperlink r:id="rId13" w:history="1">
+        <w:r>
+          <w:rPr>
+            <w:rStyle w:val="ac"/>
+            <w:sz w:val="36"/>
+            <w:szCs w:val="36"/>
+          </w:rPr>
+          <w:t>ссылка</w:t>
+        </w:r>
+      </w:hyperlink>
+      <w:r>
+        <w:rPr>
+          <w:sz w:val="36"/>
+          <w:szCs w:val="36"/>
+        </w:rPr>
+        <w:t>)</w:t>
+      </w:r>
+    </w:p>
+    <w:p>
+      <w:pPr>
+        <w:jc w:val="center"/>
+        <w:rPr>
+          <w:sz w:val="36"/>
+          <w:szCs w:val="36"/>
+        </w:rPr>
+      </w:pPr>
+      <w:r>
+        <w:rPr>
+          <w:sz w:val="36"/>
+          <w:szCs w:val="36"/>
+          <w:lang w:val="en-US"/>
+        </w:rPr>
+        <w:t>PortSecurity</w:t>
+      </w:r>
+    </w:p>
+    <w:p>
+      <w:pPr>
+        <w:rPr>
+          <w:sz w:val="36"/>
+          <w:szCs w:val="36"/>
+        </w:rPr>
+      </w:pPr>
+      <w:r>
+        <w:rPr>
+          <w:sz w:val="36"/>
+          <w:szCs w:val="36"/>
+          <w:lang w:val="en-US"/>
+        </w:rPr>
+        <w:t>PortSecurity</w:t>
+      </w:r>
+      <w:r>
+        <w:rPr>
+          <w:sz w:val="36"/>
+          <w:szCs w:val="36"/>
+        </w:rPr>
+        <w:t xml:space="preserve"> </w:t>
+      </w:r>
+      <w:r>
+        <w:rPr>
+          <w:sz w:val="36"/>
+          <w:szCs w:val="36"/>
+        </w:rPr>
+        <w:t>–</w:t>
+      </w:r>
+      <w:r>
+        <w:rPr>
+          <w:sz w:val="36"/>
+          <w:szCs w:val="36"/>
+        </w:rPr>
+        <w:t xml:space="preserve"> </w:t>
+      </w:r>
+      <w:r>
+        <w:rPr>
+          <w:sz w:val="36"/>
+          <w:szCs w:val="36"/>
+        </w:rPr>
+        <w:t xml:space="preserve">это </w:t>
+      </w:r>
+      <w:r>
+        <w:rPr>
+          <w:sz w:val="36"/>
+          <w:szCs w:val="36"/>
+        </w:rPr>
+        <w:t>функция безопасности на уровне коммутатора (уровне L2 модели OSI), которая позволяет ограничить входящий трафик на порту путем привязки MAC-адресов устройств к конкретному физическому порту</w:t>
+      </w:r>
+      <w:r>
+        <w:rPr>
+          <w:sz w:val="36"/>
+          <w:szCs w:val="36"/>
+        </w:rPr>
+        <w:t>.</w:t>
+      </w:r>
+    </w:p>
+    <w:p>
+      <w:pPr>
+        <w:rPr>
+          <w:sz w:val="36"/>
+          <w:szCs w:val="36"/>
+          <w:lang w:val="en-US"/>
+        </w:rPr>
+      </w:pPr>
+      <w:r>
+        <w:rPr>
+          <w:sz w:val="36"/>
+          <w:szCs w:val="36"/>
+        </w:rPr>
+        <w:t xml:space="preserve">Функция </w:t>
+      </w:r>
+      <w:r>
+        <w:rPr>
+          <w:sz w:val="36"/>
+          <w:szCs w:val="36"/>
+          <w:lang w:val="en-US"/>
+        </w:rPr>
+        <w:t>PortSecurity</w:t>
+      </w:r>
+      <w:r>
+        <w:rPr>
+          <w:sz w:val="36"/>
+          <w:szCs w:val="36"/>
+        </w:rPr>
+        <w:t xml:space="preserve"> нужна для</w:t>
+      </w:r>
+      <w:r>
+        <w:rPr>
+          <w:sz w:val="36"/>
+          <w:szCs w:val="36"/>
+          <w:lang w:val="en-US"/>
+        </w:rPr>
+        <w:t>:</w:t>
+      </w:r>
+    </w:p>
+    <w:p>
+      <w:pPr>
+        <w:numPr>
+          <w:ilvl w:val="0"/>
+          <w:numId w:val="4"/>
+        </w:numPr>
+        <w:rPr>
+          <w:sz w:val="36"/>
+          <w:szCs w:val="36"/>
+        </w:rPr>
+      </w:pPr>
+      <w:r>
+        <w:rPr>
+          <w:b/>
+          <w:bCs/>
+          <w:sz w:val="36"/>
+          <w:szCs w:val="36"/>
+        </w:rPr>
+        <w:t>Защита от несанкционированного подключения:</w:t>
+      </w:r>
+      <w:r>
+        <w:rPr>
+          <w:sz w:val="36"/>
+          <w:szCs w:val="36"/>
+        </w:rPr>
+        <w:t xml:space="preserve"> Блокирует подключение посторонних ноутбуков или сетевых устройств к порту, предназначенному для конкретного ПК или </w:t>
+      </w:r>
+      <w:r>
+        <w:rPr>
+          <w:sz w:val="36"/>
+          <w:szCs w:val="36"/>
+          <w:lang w:val="en-US"/>
+        </w:rPr>
+        <w:t>IP</w:t>
+      </w:r>
+      <w:r>
+        <w:rPr>
+          <w:sz w:val="36"/>
+          <w:szCs w:val="36"/>
+        </w:rPr>
+        <w:t>-телефона.</w:t>
+      </w:r>
+    </w:p>
+    <w:p>
+      <w:pPr>
+        <w:numPr>
+          <w:ilvl w:val="0"/>
+          <w:numId w:val="4"/>
+        </w:numPr>
+        <w:rPr>
+          <w:sz w:val="36"/>
+          <w:szCs w:val="36"/>
+        </w:rPr>
+      </w:pPr>
+      <w:r>
+        <w:rPr>
+          <w:b/>
+          <w:bCs/>
+          <w:sz w:val="36"/>
+          <w:szCs w:val="36"/>
+        </w:rPr>
+        <w:t xml:space="preserve">Предотвращение переполнения таблицы </w:t>
+      </w:r>
+      <w:r>
+        <w:rPr>
+          <w:b/>
+          <w:bCs/>
+          <w:sz w:val="36"/>
+          <w:szCs w:val="36"/>
+          <w:lang w:val="en-US"/>
+        </w:rPr>
+        <w:t>CAM</w:t>
+      </w:r>
+      <w:r>
+        <w:rPr>
+          <w:b/>
+          <w:bCs/>
+          <w:sz w:val="36"/>
+          <w:szCs w:val="36"/>
+        </w:rPr>
+        <w:t>:</w:t>
+      </w:r>
+      <w:r>
+        <w:rPr>
+          <w:sz w:val="36"/>
+          <w:szCs w:val="36"/>
+        </w:rPr>
+        <w:t xml:space="preserve"> Ограничивает число изучаемых </w:t>
+      </w:r>
+      <w:r>
+        <w:rPr>
+          <w:sz w:val="36"/>
+          <w:szCs w:val="36"/>
+          <w:lang w:val="en-US"/>
+        </w:rPr>
+        <w:t>MAC</w:t>
+      </w:r>
+      <w:r>
+        <w:rPr>
+          <w:sz w:val="36"/>
+          <w:szCs w:val="36"/>
+        </w:rPr>
+        <w:t xml:space="preserve">-адресов на порту, защищая коммутатор от </w:t>
+      </w:r>
+      <w:r>
+        <w:rPr>
+          <w:sz w:val="36"/>
+          <w:szCs w:val="36"/>
+          <w:lang w:val="en-US"/>
+        </w:rPr>
+        <w:t>MAC</w:t>
+      </w:r>
+      <w:r>
+        <w:rPr>
+          <w:sz w:val="36"/>
+          <w:szCs w:val="36"/>
+        </w:rPr>
+        <w:t>-</w:t>
+      </w:r>
+      <w:r>
+        <w:rPr>
+          <w:sz w:val="36"/>
+          <w:szCs w:val="36"/>
+          <w:lang w:val="en-US"/>
+        </w:rPr>
+        <w:t>flooding</w:t>
+      </w:r>
+      <w:r>
+        <w:rPr>
+          <w:sz w:val="36"/>
+          <w:szCs w:val="36"/>
+        </w:rPr>
+        <w:t>-атак.</w:t>
+      </w:r>
+    </w:p>
+    <w:p>
+      <w:pPr>
+        <w:numPr>
+          <w:ilvl w:val="0"/>
+          <w:numId w:val="4"/>
+        </w:numPr>
+        <w:rPr>
+          <w:sz w:val="36"/>
+          <w:szCs w:val="36"/>
+        </w:rPr>
+      </w:pPr>
+      <w:r>
+        <w:rPr>
+          <w:b/>
+          <w:bCs/>
+          <w:sz w:val="36"/>
+          <w:szCs w:val="36"/>
+        </w:rPr>
+        <w:t xml:space="preserve">Защита от </w:t>
+      </w:r>
+      <w:r>
+        <w:rPr>
+          <w:b/>
+          <w:bCs/>
+          <w:sz w:val="36"/>
+          <w:szCs w:val="36"/>
+          <w:lang w:val="en-US"/>
+        </w:rPr>
+        <w:t>MITM</w:t>
+      </w:r>
+      <w:r>
+        <w:rPr>
+          <w:b/>
+          <w:bCs/>
+          <w:sz w:val="36"/>
+          <w:szCs w:val="36"/>
+        </w:rPr>
+        <w:t>-атак:</w:t>
+      </w:r>
+      <w:r>
+        <w:rPr>
+          <w:sz w:val="36"/>
+          <w:szCs w:val="36"/>
+        </w:rPr>
+        <w:t xml:space="preserve"> Исключает подмену легитимного устройства злоумышленником</w:t>
+      </w:r>
+      <w:r>
+        <w:rPr>
+          <w:sz w:val="36"/>
+          <w:szCs w:val="36"/>
+        </w:rPr>
+        <w:t xml:space="preserve"> (</w:t>
+      </w:r>
+      <w:r>
+        <w:rPr>
+          <w:sz w:val="36"/>
+          <w:szCs w:val="36"/>
+          <w:lang w:val="en-US"/>
+        </w:rPr>
+        <w:t>Man</w:t>
+      </w:r>
+      <w:r>
+        <w:rPr>
+          <w:sz w:val="36"/>
+          <w:szCs w:val="36"/>
+        </w:rPr>
+        <w:t xml:space="preserve"> </w:t>
+      </w:r>
+      <w:r>
+        <w:rPr>
+          <w:sz w:val="36"/>
+          <w:szCs w:val="36"/>
+          <w:lang w:val="en-US"/>
+        </w:rPr>
+        <w:t>in</w:t>
+      </w:r>
+      <w:r>
+        <w:rPr>
+          <w:sz w:val="36"/>
+          <w:szCs w:val="36"/>
+        </w:rPr>
+        <w:t xml:space="preserve"> </w:t>
+      </w:r>
+      <w:r>
+        <w:rPr>
+          <w:sz w:val="36"/>
+          <w:szCs w:val="36"/>
+          <w:lang w:val="en-US"/>
+        </w:rPr>
+        <w:t>the</w:t>
+      </w:r>
+      <w:r>
+        <w:rPr>
+          <w:sz w:val="36"/>
+          <w:szCs w:val="36"/>
+        </w:rPr>
+        <w:t xml:space="preserve"> </w:t>
+      </w:r>
+      <w:r>
+        <w:rPr>
+          <w:sz w:val="36"/>
+          <w:szCs w:val="36"/>
+          <w:lang w:val="en-US"/>
+        </w:rPr>
+        <w:t>middle</w:t>
+      </w:r>
+      <w:r>
+        <w:rPr>
+          <w:sz w:val="36"/>
+          <w:szCs w:val="36"/>
+        </w:rPr>
+        <w:t>).</w:t>
+      </w:r>
+    </w:p>
+    <w:p>
+      <w:pPr>
+        <w:rPr>
+          <w:sz w:val="36"/>
+          <w:szCs w:val="36"/>
+          <w:lang w:val="en-US"/>
+        </w:rPr>
+      </w:pPr>
+      <w:r>
+        <w:rPr>
+          <w:sz w:val="36"/>
+          <w:szCs w:val="36"/>
+        </w:rPr>
+        <w:t>Типы изученных портов</w:t>
+      </w:r>
+      <w:r>
+        <w:rPr>
+          <w:sz w:val="36"/>
+          <w:szCs w:val="36"/>
+          <w:lang w:val="en-US"/>
+        </w:rPr>
+        <w:t>:</w:t>
+      </w:r>
+    </w:p>
+    <w:p>
+      <w:pPr>
+        <w:numPr>
+          <w:ilvl w:val="0"/>
+          <w:numId w:val="5"/>
+        </w:numPr>
+        <w:rPr>
+          <w:sz w:val="36"/>
+          <w:szCs w:val="36"/>
+        </w:rPr>
+      </w:pPr>
+      <w:r>
+        <w:rPr>
+          <w:b/>
+          <w:bCs/>
+          <w:sz w:val="36"/>
+          <w:szCs w:val="36"/>
+          <w:lang w:val="en-US"/>
+        </w:rPr>
+        <w:t>Dynamic</w:t>
+      </w:r>
+      <w:r>
+        <w:rPr>
+          <w:sz w:val="36"/>
+          <w:szCs w:val="36"/>
+        </w:rPr>
+        <w:t xml:space="preserve"> (Динамические) — изучаются автоматически, удаляются при перезагрузке коммутатора.</w:t>
+      </w:r>
+    </w:p>
+    <w:p>
+      <w:pPr>
+        <w:numPr>
+          <w:ilvl w:val="0"/>
+          <w:numId w:val="5"/>
+        </w:numPr>
+        <w:rPr>
+          <w:sz w:val="36"/>
+          <w:szCs w:val="36"/>
+        </w:rPr>
+      </w:pPr>
+      <w:r>
+        <w:rPr>
+          <w:b/>
+          <w:bCs/>
+          <w:sz w:val="36"/>
+          <w:szCs w:val="36"/>
+          <w:lang w:val="en-US"/>
+        </w:rPr>
+        <w:lastRenderedPageBreak/>
+        <w:t>Static</w:t>
+      </w:r>
+      <w:r>
+        <w:rPr>
+          <w:sz w:val="36"/>
+          <w:szCs w:val="36"/>
+        </w:rPr>
+        <w:t xml:space="preserve"> (Статические) — задаются вручную администратором и сохраняются в конфигурации.</w:t>
+      </w:r>
+    </w:p>
+    <w:p>
+      <w:pPr>
+        <w:numPr>
+          <w:ilvl w:val="0"/>
+          <w:numId w:val="5"/>
+        </w:numPr>
+        <w:rPr>
+          <w:sz w:val="36"/>
+          <w:szCs w:val="36"/>
+        </w:rPr>
+      </w:pPr>
+      <w:r>
+        <w:rPr>
+          <w:b/>
+          <w:bCs/>
+          <w:sz w:val="36"/>
+          <w:szCs w:val="36"/>
+          <w:lang w:val="en-US"/>
+        </w:rPr>
+        <w:t>Sticky</w:t>
+      </w:r>
+      <w:r>
+        <w:rPr>
+          <w:sz w:val="36"/>
+          <w:szCs w:val="36"/>
+        </w:rPr>
+        <w:t xml:space="preserve"> (Липкие) — изучаются динамически (или прописываются вручную) и автоматически сохраняются в текущей конфигурации (</w:t>
+      </w:r>
+      <w:r>
+        <w:rPr>
+          <w:sz w:val="36"/>
+          <w:szCs w:val="36"/>
+          <w:lang w:val="en-US"/>
+        </w:rPr>
+        <w:t>running</w:t>
+      </w:r>
+      <w:r>
+        <w:rPr>
+          <w:sz w:val="36"/>
+          <w:szCs w:val="36"/>
+        </w:rPr>
+        <w:t>-</w:t>
+      </w:r>
+      <w:r>
+        <w:rPr>
+          <w:sz w:val="36"/>
+          <w:szCs w:val="36"/>
+          <w:lang w:val="en-US"/>
+        </w:rPr>
+        <w:t>config</w:t>
+      </w:r>
+      <w:r>
+        <w:rPr>
+          <w:sz w:val="36"/>
+          <w:szCs w:val="36"/>
+        </w:rPr>
+        <w:t>).</w:t>
+      </w:r>
+    </w:p>
+    <w:p>
+      <w:pPr>
+        <w:rPr>
+          <w:sz w:val="36"/>
+          <w:szCs w:val="36"/>
+          <w:lang w:val="en-US"/>
+        </w:rPr>
+      </w:pPr>
+      <w:r>
+        <w:rPr>
+          <w:sz w:val="36"/>
+          <w:szCs w:val="36"/>
+        </w:rPr>
+        <w:t xml:space="preserve">Режимы реакций при нарушении (когда поступает фрейм с неразрешенных </w:t>
+      </w:r>
+      <w:r>
+        <w:rPr>
+          <w:sz w:val="36"/>
+          <w:szCs w:val="36"/>
+          <w:lang w:val="en-US"/>
+        </w:rPr>
+        <w:t>MAC</w:t>
+      </w:r>
+      <w:r>
+        <w:rPr>
+          <w:sz w:val="36"/>
+          <w:szCs w:val="36"/>
+        </w:rPr>
+        <w:t>-</w:t>
+      </w:r>
+      <w:r>
+        <w:rPr>
+          <w:sz w:val="36"/>
+          <w:szCs w:val="36"/>
+        </w:rPr>
+        <w:t>адресов)</w:t>
+      </w:r>
+      <w:r>
+        <w:rPr>
+          <w:sz w:val="36"/>
+          <w:szCs w:val="36"/>
+        </w:rPr>
+        <w:t>:</w:t>
+      </w:r>
+    </w:p>
+    <w:p>
+      <w:pPr>
+        <w:numPr>
+          <w:ilvl w:val="0"/>
+          <w:numId w:val="6"/>
+        </w:numPr>
+        <w:rPr>
+          <w:sz w:val="36"/>
+          <w:szCs w:val="36"/>
+        </w:rPr>
+      </w:pPr>
+      <w:r>
+        <w:rPr>
+          <w:b/>
+          <w:bCs/>
+          <w:sz w:val="36"/>
+          <w:szCs w:val="36"/>
+          <w:lang w:val="en-US"/>
+        </w:rPr>
+        <w:t>Protect</w:t>
+      </w:r>
+      <w:r>
+        <w:rPr>
+          <w:sz w:val="36"/>
+          <w:szCs w:val="36"/>
+        </w:rPr>
+        <w:t xml:space="preserve"> — просто отбрасывает пакеты с неизвестных </w:t>
+      </w:r>
+      <w:r>
+        <w:rPr>
+          <w:sz w:val="36"/>
+          <w:szCs w:val="36"/>
+          <w:lang w:val="en-US"/>
+        </w:rPr>
+        <w:t>MAC</w:t>
+      </w:r>
+      <w:r>
+        <w:rPr>
+          <w:sz w:val="36"/>
+          <w:szCs w:val="36"/>
+        </w:rPr>
+        <w:t>-адресов, но не выдает предупреждений и не ведет счетчик.</w:t>
+      </w:r>
+    </w:p>
+    <w:p>
+      <w:pPr>
+        <w:numPr>
+          <w:ilvl w:val="0"/>
+          <w:numId w:val="6"/>
+        </w:numPr>
+        <w:rPr>
+          <w:sz w:val="36"/>
+          <w:szCs w:val="36"/>
+        </w:rPr>
+      </w:pPr>
+      <w:r>
+        <w:rPr>
+          <w:b/>
+          <w:bCs/>
+          <w:sz w:val="36"/>
+          <w:szCs w:val="36"/>
+          <w:lang w:val="en-US"/>
+        </w:rPr>
+        <w:t>Restrict</w:t>
+      </w:r>
+      <w:r>
+        <w:rPr>
+          <w:sz w:val="36"/>
+          <w:szCs w:val="36"/>
+        </w:rPr>
+        <w:t xml:space="preserve"> — отбрасывает неизвестные пакеты, генерирует системное сообщение (</w:t>
+      </w:r>
+      <w:r>
+        <w:rPr>
+          <w:sz w:val="36"/>
+          <w:szCs w:val="36"/>
+          <w:lang w:val="en-US"/>
+        </w:rPr>
+        <w:t>Syslog</w:t>
+      </w:r>
+      <w:r>
+        <w:rPr>
+          <w:sz w:val="36"/>
+          <w:szCs w:val="36"/>
+        </w:rPr>
+        <w:t xml:space="preserve"> / </w:t>
+      </w:r>
+      <w:r>
+        <w:rPr>
+          <w:sz w:val="36"/>
+          <w:szCs w:val="36"/>
+          <w:lang w:val="en-US"/>
+        </w:rPr>
+        <w:t>SNMP</w:t>
+      </w:r>
+      <w:r>
+        <w:rPr>
+          <w:sz w:val="36"/>
+          <w:szCs w:val="36"/>
+        </w:rPr>
+        <w:t>-трап) и увеличивает счетчик нарушений.</w:t>
+      </w:r>
+    </w:p>
+    <w:p>
+      <w:pPr>
+        <w:numPr>
+          <w:ilvl w:val="0"/>
+          <w:numId w:val="6"/>
+        </w:numPr>
+        <w:rPr>
+          <w:sz w:val="36"/>
+          <w:szCs w:val="36"/>
+        </w:rPr>
+      </w:pPr>
+      <w:r>
+        <w:rPr>
+          <w:b/>
+          <w:bCs/>
+          <w:sz w:val="36"/>
+          <w:szCs w:val="36"/>
+          <w:lang w:val="en-US"/>
+        </w:rPr>
+        <w:t>Shutdown</w:t>
+      </w:r>
+      <w:r>
+        <w:rPr>
+          <w:sz w:val="36"/>
+          <w:szCs w:val="36"/>
+        </w:rPr>
+        <w:t xml:space="preserve"> (по умолчанию) — переводит порт в состояние </w:t>
+      </w:r>
+      <w:r>
+        <w:rPr>
+          <w:sz w:val="36"/>
+          <w:szCs w:val="36"/>
+          <w:lang w:val="en-US"/>
+        </w:rPr>
+        <w:t>err</w:t>
+      </w:r>
+      <w:r>
+        <w:rPr>
+          <w:sz w:val="36"/>
+          <w:szCs w:val="36"/>
+        </w:rPr>
+        <w:t>-</w:t>
+      </w:r>
+      <w:r>
+        <w:rPr>
+          <w:sz w:val="36"/>
+          <w:szCs w:val="36"/>
+          <w:lang w:val="en-US"/>
+        </w:rPr>
+        <w:t>disable</w:t>
+      </w:r>
+      <w:r>
+        <w:rPr>
+          <w:sz w:val="36"/>
+          <w:szCs w:val="36"/>
+        </w:rPr>
+        <w:t xml:space="preserve"> (фактически отключает его), отправляет уведомление и инкрементирует счетчик.</w:t>
+      </w:r>
+    </w:p>
+    <w:p>
+      <w:pPr>
+        <w:rPr>
+          <w:sz w:val="36"/>
+          <w:szCs w:val="36"/>
+          <w:lang w:val="en-US"/>
+        </w:rPr>
+      </w:pPr>
+      <w:r>
+        <w:rPr>
+          <w:sz w:val="36"/>
+          <w:szCs w:val="36"/>
+        </w:rPr>
+        <w:t>Пример включения и настройки</w:t>
+      </w:r>
+      <w:r>
+        <w:rPr>
+          <w:sz w:val="36"/>
+          <w:szCs w:val="36"/>
+        </w:rPr>
+        <w:t xml:space="preserve"> </w:t>
+      </w:r>
+      <w:r>
+        <w:rPr>
+          <w:sz w:val="36"/>
+          <w:szCs w:val="36"/>
+          <w:lang w:val="en-US"/>
+        </w:rPr>
+        <w:t>PortSecurity</w:t>
+      </w:r>
+      <w:r>
+        <w:rPr>
+          <w:sz w:val="36"/>
+          <w:szCs w:val="36"/>
+        </w:rPr>
+        <w:t>(</w:t>
+      </w:r>
+      <w:hyperlink r:id="rId14" w:history="1">
         <w:r>
           <w:rPr>
             <w:rStyle w:val="ac"/>
@@ -2777,50 +3446,128 @@
         <w:rPr>
           <w:sz w:val="36"/>
           <w:szCs w:val="36"/>
-          <w:lang w:val="en-US"/>
         </w:rPr>
         <w:t>)</w:t>
       </w:r>
     </w:p>
     <w:p>
       <w:pPr>
-        <w:rPr>
-          <w:sz w:val="36"/>
-          <w:szCs w:val="36"/>
-        </w:rPr>
-      </w:pPr>
-      <w:proofErr w:type="spellStart"/>
-      <w:r>
-        <w:rPr>
-          <w:sz w:val="36"/>
-          <w:szCs w:val="36"/>
+        <w:jc w:val="center"/>
+        <w:rPr>
+          <w:sz w:val="36"/>
+          <w:szCs w:val="36"/>
+          <w:lang w:val="en-US"/>
+        </w:rPr>
+      </w:pPr>
+      <w:r>
+        <w:rPr>
+          <w:sz w:val="36"/>
+          <w:szCs w:val="36"/>
+        </w:rPr>
+        <w:t>Практическая работа</w:t>
+      </w:r>
+      <w:r>
+        <w:rPr>
+          <w:sz w:val="36"/>
+          <w:szCs w:val="36"/>
+        </w:rPr>
+        <w:br/>
+        <w:t>Исходя из полученных знаний создайте функционирующею сеть минимум из 15-20 конечных устройств(не используйте конечные устройства одного типа)</w:t>
+      </w:r>
+      <w:r>
+        <w:rPr>
+          <w:sz w:val="36"/>
+          <w:szCs w:val="36"/>
+        </w:rPr>
+        <w:t xml:space="preserve">, </w:t>
+      </w:r>
+      <w:r>
+        <w:rPr>
+          <w:sz w:val="36"/>
+          <w:szCs w:val="36"/>
+        </w:rPr>
+        <w:t>5-10 коммутаторов</w:t>
+      </w:r>
+      <w:r>
+        <w:rPr>
+          <w:sz w:val="36"/>
+          <w:szCs w:val="36"/>
+        </w:rPr>
+        <w:t>(</w:t>
+      </w:r>
+      <w:r>
+        <w:rPr>
+          <w:sz w:val="36"/>
+          <w:szCs w:val="36"/>
+        </w:rPr>
+        <w:t>не используйте коммутаторы одной модели</w:t>
+      </w:r>
+      <w:r>
+        <w:rPr>
+          <w:sz w:val="36"/>
+          <w:szCs w:val="36"/>
+        </w:rPr>
+        <w:t>),</w:t>
+      </w:r>
+      <w:r>
+        <w:rPr>
+          <w:sz w:val="36"/>
+          <w:szCs w:val="36"/>
+        </w:rPr>
+        <w:t xml:space="preserve"> должна быть использована самая удобная топология включающая наличие петель</w:t>
+      </w:r>
+      <w:r>
+        <w:rPr>
+          <w:sz w:val="36"/>
+          <w:szCs w:val="36"/>
+        </w:rPr>
+        <w:t xml:space="preserve">, </w:t>
+      </w:r>
+      <w:r>
+        <w:rPr>
+          <w:sz w:val="36"/>
+          <w:szCs w:val="36"/>
+        </w:rPr>
+        <w:t xml:space="preserve">несколько </w:t>
+      </w:r>
+      <w:r>
+        <w:rPr>
+          <w:sz w:val="36"/>
+          <w:szCs w:val="36"/>
+          <w:lang w:val="en-US"/>
+        </w:rPr>
+        <w:t>VLAN</w:t>
+      </w:r>
+      <w:r>
+        <w:rPr>
+          <w:sz w:val="36"/>
+          <w:szCs w:val="36"/>
+        </w:rPr>
+        <w:t xml:space="preserve">, </w:t>
+      </w:r>
+      <w:r>
+        <w:rPr>
+          <w:sz w:val="36"/>
+          <w:szCs w:val="36"/>
+          <w:lang w:val="en-US"/>
+        </w:rPr>
+        <w:t>PortSecurity</w:t>
+      </w:r>
+      <w:r>
+        <w:rPr>
+          <w:sz w:val="36"/>
+          <w:szCs w:val="36"/>
+        </w:rPr>
+        <w:t xml:space="preserve">, </w:t>
+      </w:r>
+      <w:r>
+        <w:rPr>
+          <w:sz w:val="36"/>
+          <w:szCs w:val="36"/>
+          <w:lang w:val="en-US"/>
         </w:rPr>
         <w:t>EtherChannel</w:t>
       </w:r>
-      <w:proofErr w:type="spellEnd"/>
-      <w:r>
-        <w:rPr>
-          <w:sz w:val="36"/>
-          <w:szCs w:val="36"/>
-        </w:rPr>
-        <w:t xml:space="preserve"> от Cisco — это технология агрегации каналов (Link </w:t>
-      </w:r>
-      <w:proofErr w:type="spellStart"/>
-      <w:r>
-        <w:rPr>
-          <w:sz w:val="36"/>
-          <w:szCs w:val="36"/>
-        </w:rPr>
-        <w:t>Aggregation</w:t>
-      </w:r>
-      <w:proofErr w:type="spellEnd"/>
-      <w:r>
-        <w:rPr>
-          <w:sz w:val="36"/>
-          <w:szCs w:val="36"/>
-        </w:rPr>
-        <w:t>), которая позволяет объединить от 2 до 8 физических портов коммутатора в один логический интерфейс</w:t>
-      </w:r>
       <w:r>
         <w:rPr>
           <w:sz w:val="36"/>
@@ -2831,512 +3578,536 @@
     </w:p>
     <w:p>
       <w:pPr>
-        <w:rPr>
-          <w:sz w:val="36"/>
-          <w:szCs w:val="36"/>
-        </w:rPr>
-      </w:pPr>
-      <w:r>
-        <w:rPr>
-          <w:sz w:val="36"/>
-          <w:szCs w:val="36"/>
-        </w:rPr>
-        <w:t>Нужен для</w:t>
-      </w:r>
-      <w:r>
-        <w:rPr>
-          <w:sz w:val="36"/>
-          <w:szCs w:val="36"/>
-          <w:lang w:val="en-US"/>
-        </w:rPr>
-        <w:t>:</w:t>
-      </w:r>
-    </w:p>
-    <w:p>
-      <w:pPr>
-        <w:rPr>
-          <w:sz w:val="36"/>
-          <w:szCs w:val="36"/>
-        </w:rPr>
-      </w:pPr>
-      <w:r>
-        <w:rPr>
-          <w:sz w:val="36"/>
-          <w:szCs w:val="36"/>
-        </w:rPr>
-        <w:t>Увеличения пропускной способности</w:t>
-      </w:r>
-      <w:proofErr w:type="gramStart"/>
-      <w:r>
-        <w:rPr>
-          <w:sz w:val="36"/>
-          <w:szCs w:val="36"/>
-        </w:rPr>
-        <w:t>:</w:t>
-      </w:r>
-      <w:r>
-        <w:rPr>
-          <w:sz w:val="36"/>
-          <w:szCs w:val="36"/>
-        </w:rPr>
-        <w:t xml:space="preserve"> Суммирует</w:t>
-      </w:r>
-      <w:proofErr w:type="gramEnd"/>
-      <w:r>
-        <w:rPr>
-          <w:sz w:val="36"/>
-          <w:szCs w:val="36"/>
-        </w:rPr>
-        <w:t xml:space="preserve"> скорости отдельных линков (</w:t>
-      </w:r>
-      <w:proofErr w:type="gramStart"/>
-      <w:r>
-        <w:rPr>
-          <w:sz w:val="36"/>
-          <w:szCs w:val="36"/>
-        </w:rPr>
-        <w:t>например</w:t>
-      </w:r>
-      <w:proofErr w:type="gramEnd"/>
-      <w:r>
-        <w:rPr>
-          <w:sz w:val="36"/>
-          <w:szCs w:val="36"/>
-        </w:rPr>
-        <w:t xml:space="preserve"> четыре порта по 4 гиб</w:t>
-      </w:r>
-      <w:r>
-        <w:rPr>
-          <w:sz w:val="36"/>
-          <w:szCs w:val="36"/>
-        </w:rPr>
-        <w:t>/</w:t>
-      </w:r>
-      <w:r>
-        <w:rPr>
-          <w:sz w:val="36"/>
-          <w:szCs w:val="36"/>
-        </w:rPr>
-        <w:t xml:space="preserve">с дает логический канал в 16 </w:t>
-      </w:r>
-      <w:proofErr w:type="spellStart"/>
-      <w:r>
-        <w:rPr>
-          <w:sz w:val="36"/>
-          <w:szCs w:val="36"/>
-        </w:rPr>
-        <w:t>гбит</w:t>
-      </w:r>
-      <w:proofErr w:type="spellEnd"/>
-      <w:r>
-        <w:rPr>
-          <w:sz w:val="36"/>
-          <w:szCs w:val="36"/>
-        </w:rPr>
-        <w:t>/</w:t>
-      </w:r>
-      <w:r>
-        <w:rPr>
-          <w:sz w:val="36"/>
-          <w:szCs w:val="36"/>
-        </w:rPr>
-        <w:t>с).</w:t>
-      </w:r>
-    </w:p>
-    <w:p>
-      <w:pPr>
-        <w:rPr>
-          <w:sz w:val="36"/>
-          <w:szCs w:val="36"/>
-        </w:rPr>
-      </w:pPr>
-      <w:r>
-        <w:rPr>
-          <w:sz w:val="36"/>
-          <w:szCs w:val="36"/>
-        </w:rPr>
-        <w:t>Повышение отказоустойчивости (резервирование)</w:t>
-      </w:r>
-      <w:proofErr w:type="gramStart"/>
-      <w:r>
-        <w:rPr>
-          <w:sz w:val="36"/>
-          <w:szCs w:val="36"/>
-        </w:rPr>
-        <w:t>: Если</w:t>
-      </w:r>
-      <w:proofErr w:type="gramEnd"/>
-      <w:r>
-        <w:rPr>
-          <w:sz w:val="36"/>
-          <w:szCs w:val="36"/>
-        </w:rPr>
-        <w:t xml:space="preserve"> один из физических кабелей или портов выходит из строя, трафик мгновенно перераспределяется по оставшимся рабочим линкам без разрыва соединения.</w:t>
-      </w:r>
-    </w:p>
-    <w:p>
-      <w:pPr>
-        <w:rPr>
-          <w:sz w:val="36"/>
-          <w:szCs w:val="36"/>
-        </w:rPr>
-      </w:pPr>
-      <w:r>
-        <w:rPr>
-          <w:sz w:val="36"/>
-          <w:szCs w:val="36"/>
-        </w:rPr>
-        <w:t xml:space="preserve">Обход ограничений </w:t>
-      </w:r>
-      <w:proofErr w:type="spellStart"/>
-      <w:r>
-        <w:rPr>
-          <w:sz w:val="36"/>
-          <w:szCs w:val="36"/>
-        </w:rPr>
-        <w:t>Spanning</w:t>
-      </w:r>
-      <w:proofErr w:type="spellEnd"/>
-      <w:r>
-        <w:rPr>
-          <w:sz w:val="36"/>
-          <w:szCs w:val="36"/>
-        </w:rPr>
-        <w:t xml:space="preserve"> </w:t>
-      </w:r>
-      <w:proofErr w:type="spellStart"/>
-      <w:r>
-        <w:rPr>
-          <w:sz w:val="36"/>
-          <w:szCs w:val="36"/>
-        </w:rPr>
-        <w:t>Tree</w:t>
-      </w:r>
-      <w:proofErr w:type="spellEnd"/>
-      <w:r>
-        <w:rPr>
-          <w:sz w:val="36"/>
-          <w:szCs w:val="36"/>
-        </w:rPr>
-        <w:t xml:space="preserve"> Protocol (STP)</w:t>
-      </w:r>
-      <w:proofErr w:type="gramStart"/>
-      <w:r>
-        <w:rPr>
-          <w:sz w:val="36"/>
-          <w:szCs w:val="36"/>
-        </w:rPr>
-        <w:t>: Без</w:t>
-      </w:r>
-      <w:proofErr w:type="gramEnd"/>
-      <w:r>
-        <w:rPr>
-          <w:sz w:val="36"/>
-          <w:szCs w:val="36"/>
-        </w:rPr>
-        <w:t xml:space="preserve"> </w:t>
-      </w:r>
-      <w:proofErr w:type="spellStart"/>
-      <w:r>
-        <w:rPr>
-          <w:sz w:val="36"/>
-          <w:szCs w:val="36"/>
-        </w:rPr>
-        <w:t>EtherChannel</w:t>
-      </w:r>
-      <w:proofErr w:type="spellEnd"/>
-      <w:r>
-        <w:rPr>
-          <w:sz w:val="36"/>
-          <w:szCs w:val="36"/>
-        </w:rPr>
-        <w:t xml:space="preserve"> протокол STP блокирует резервные физические линки во избежание сетевых петель. С </w:t>
-      </w:r>
-      <w:proofErr w:type="spellStart"/>
-      <w:r>
-        <w:rPr>
-          <w:sz w:val="36"/>
-          <w:szCs w:val="36"/>
-        </w:rPr>
-        <w:t>EtherChannel</w:t>
-      </w:r>
-      <w:proofErr w:type="spellEnd"/>
-      <w:r>
-        <w:rPr>
-          <w:sz w:val="36"/>
-          <w:szCs w:val="36"/>
-        </w:rPr>
-        <w:t xml:space="preserve"> коммутатор видит группу линков как один интерфейс, и все физические линии работают одновременно.</w:t>
-      </w:r>
-    </w:p>
-    <w:p>
-      <w:pPr>
-        <w:rPr>
-          <w:sz w:val="36"/>
-          <w:szCs w:val="36"/>
-          <w:lang w:val="en-US"/>
-        </w:rPr>
-      </w:pPr>
-      <w:r>
-        <w:rPr>
-          <w:sz w:val="36"/>
-          <w:szCs w:val="36"/>
-        </w:rPr>
-        <w:t>Режимы работы</w:t>
-      </w:r>
-      <w:r>
-        <w:rPr>
-          <w:sz w:val="36"/>
-          <w:szCs w:val="36"/>
-          <w:lang w:val="en-US"/>
-        </w:rPr>
-        <w:t>:</w:t>
-      </w:r>
-    </w:p>
-    <w:p>
-      <w:pPr>
-        <w:pStyle w:val="a7"/>
-        <w:numPr>
-          <w:ilvl w:val="0"/>
-          <w:numId w:val="3"/>
-        </w:numPr>
-        <w:rPr>
-          <w:sz w:val="36"/>
-          <w:szCs w:val="36"/>
-          <w:lang w:val="en-US"/>
-        </w:rPr>
-      </w:pPr>
-      <w:r>
-        <w:rPr>
-          <w:sz w:val="36"/>
-          <w:szCs w:val="36"/>
-          <w:lang w:val="en-US"/>
-        </w:rPr>
-        <w:t>LACP (</w:t>
-      </w:r>
-      <w:r>
-        <w:rPr>
-          <w:sz w:val="36"/>
-          <w:szCs w:val="36"/>
-        </w:rPr>
-        <w:t>стандарт</w:t>
-      </w:r>
-      <w:r>
-        <w:rPr>
-          <w:sz w:val="36"/>
-          <w:szCs w:val="36"/>
-          <w:lang w:val="en-US"/>
-        </w:rPr>
-        <w:t xml:space="preserve"> IEEE 802.3ad / 802.1AX) — </w:t>
-      </w:r>
-      <w:r>
-        <w:rPr>
-          <w:sz w:val="36"/>
-          <w:szCs w:val="36"/>
-        </w:rPr>
-        <w:t>открытый</w:t>
-      </w:r>
-      <w:r>
-        <w:rPr>
-          <w:sz w:val="36"/>
-          <w:szCs w:val="36"/>
-          <w:lang w:val="en-US"/>
-        </w:rPr>
-        <w:t xml:space="preserve"> </w:t>
-      </w:r>
-      <w:r>
-        <w:rPr>
-          <w:sz w:val="36"/>
-          <w:szCs w:val="36"/>
-        </w:rPr>
-        <w:t>протокол</w:t>
-      </w:r>
-      <w:r>
-        <w:rPr>
-          <w:sz w:val="36"/>
-          <w:szCs w:val="36"/>
-          <w:lang w:val="en-US"/>
-        </w:rPr>
-        <w:t xml:space="preserve"> (</w:t>
-      </w:r>
-      <w:r>
-        <w:rPr>
-          <w:sz w:val="36"/>
-          <w:szCs w:val="36"/>
-        </w:rPr>
-        <w:t>режимы</w:t>
-      </w:r>
-      <w:r>
-        <w:rPr>
-          <w:sz w:val="36"/>
-          <w:szCs w:val="36"/>
-          <w:lang w:val="en-US"/>
-        </w:rPr>
-        <w:t xml:space="preserve"> active / passive).</w:t>
-      </w:r>
-    </w:p>
-    <w:p>
-      <w:pPr>
-        <w:pStyle w:val="a7"/>
-        <w:numPr>
-          <w:ilvl w:val="0"/>
-          <w:numId w:val="3"/>
-        </w:numPr>
-        <w:rPr>
-          <w:sz w:val="36"/>
-          <w:szCs w:val="36"/>
-        </w:rPr>
-      </w:pPr>
-      <w:proofErr w:type="spellStart"/>
-      <w:r>
-        <w:rPr>
-          <w:sz w:val="36"/>
-          <w:szCs w:val="36"/>
-        </w:rPr>
-        <w:t>PAgP</w:t>
-      </w:r>
-      <w:proofErr w:type="spellEnd"/>
-      <w:r>
-        <w:rPr>
-          <w:sz w:val="36"/>
-          <w:szCs w:val="36"/>
-        </w:rPr>
-        <w:t xml:space="preserve"> (проприетарный протокол Cisco) — фирменный стандарт (режимы </w:t>
-      </w:r>
-      <w:proofErr w:type="spellStart"/>
-      <w:r>
-        <w:rPr>
-          <w:sz w:val="36"/>
-          <w:szCs w:val="36"/>
-        </w:rPr>
-        <w:t>desirable</w:t>
-      </w:r>
-      <w:proofErr w:type="spellEnd"/>
-      <w:r>
-        <w:rPr>
-          <w:sz w:val="36"/>
-          <w:szCs w:val="36"/>
-        </w:rPr>
-        <w:t xml:space="preserve"> / </w:t>
-      </w:r>
-      <w:proofErr w:type="spellStart"/>
-      <w:r>
-        <w:rPr>
-          <w:sz w:val="36"/>
-          <w:szCs w:val="36"/>
-        </w:rPr>
-        <w:t>auto</w:t>
-      </w:r>
-      <w:proofErr w:type="spellEnd"/>
-      <w:r>
-        <w:rPr>
-          <w:sz w:val="36"/>
-          <w:szCs w:val="36"/>
-        </w:rPr>
-        <w:t>).</w:t>
-      </w:r>
-    </w:p>
-    <w:p>
-      <w:pPr>
-        <w:pStyle w:val="a7"/>
-        <w:numPr>
-          <w:ilvl w:val="0"/>
-          <w:numId w:val="3"/>
-        </w:numPr>
-        <w:rPr>
-          <w:sz w:val="36"/>
-          <w:szCs w:val="36"/>
-        </w:rPr>
-      </w:pPr>
-      <w:proofErr w:type="spellStart"/>
+        <w:jc w:val="center"/>
+        <w:rPr>
+          <w:sz w:val="36"/>
+          <w:szCs w:val="36"/>
+        </w:rPr>
+      </w:pPr>
       <w:r>
         <w:rPr>
           <w:sz w:val="36"/>
           <w:szCs w:val="36"/>
         </w:rPr>
         <w:lastRenderedPageBreak/>
-        <w:t>Static</w:t>
-      </w:r>
-      <w:proofErr w:type="spellEnd"/>
-      <w:r>
-        <w:rPr>
-          <w:sz w:val="36"/>
-          <w:szCs w:val="36"/>
-        </w:rPr>
-        <w:t xml:space="preserve"> / «On» — принудительное объединение без динамических протоколов согласования.</w:t>
-      </w:r>
-    </w:p>
-    <w:p>
-      <w:pPr>
-        <w:rPr>
-          <w:sz w:val="36"/>
-          <w:szCs w:val="36"/>
-          <w:lang w:val="en-US"/>
-        </w:rPr>
-      </w:pPr>
-      <w:r>
-        <w:rPr>
-          <w:sz w:val="36"/>
-          <w:szCs w:val="36"/>
-        </w:rPr>
-        <w:t xml:space="preserve">Пример использования </w:t>
-      </w:r>
-      <w:r>
-        <w:rPr>
-          <w:sz w:val="36"/>
-          <w:szCs w:val="36"/>
-          <w:lang w:val="en-US"/>
-        </w:rPr>
-        <w:t>EtherChannel(</w:t>
-      </w:r>
-      <w:hyperlink r:id="rId11" w:history="1">
-        <w:r>
-          <w:rPr>
-            <w:rStyle w:val="ac"/>
-            <w:sz w:val="36"/>
-            <w:szCs w:val="36"/>
-          </w:rPr>
-          <w:t>ссылка</w:t>
-        </w:r>
-      </w:hyperlink>
-      <w:r>
-        <w:rPr>
-          <w:sz w:val="36"/>
-          <w:szCs w:val="36"/>
-          <w:lang w:val="en-US"/>
-        </w:rPr>
-        <w:t>)</w:t>
-      </w:r>
-    </w:p>
-    <w:p>
-      <w:pPr>
+        <w:t>Работа будет оцениваться по данным критериям</w:t>
+      </w:r>
+      <w:r>
+        <w:rPr>
+          <w:sz w:val="36"/>
+          <w:szCs w:val="36"/>
+        </w:rPr>
+        <w:t>!</w:t>
+      </w:r>
+    </w:p>
+    <w:tbl>
+      <w:tblPr>
+        <w:tblStyle w:val="af"/>
+        <w:tblW w:w="0" w:type="auto"/>
         <w:jc w:val="center"/>
-        <w:rPr>
-          <w:sz w:val="36"/>
-          <w:szCs w:val="36"/>
-          <w:lang w:val="en-US"/>
-        </w:rPr>
-      </w:pPr>
-      <w:proofErr w:type="spellStart"/>
-      <w:r>
-        <w:rPr>
-          <w:sz w:val="36"/>
-          <w:szCs w:val="36"/>
-          <w:lang w:val="en-US"/>
-        </w:rPr>
-        <w:t>PortSecurity</w:t>
-      </w:r>
-      <w:proofErr w:type="spellEnd"/>
-    </w:p>
+        <w:tblLook w:val="04A0" w:firstRow="1" w:lastRow="0" w:firstColumn="1" w:lastColumn="0" w:noHBand="0" w:noVBand="1"/>
+      </w:tblPr>
+      <w:tblGrid>
+        <w:gridCol w:w="3113"/>
+        <w:gridCol w:w="3114"/>
+        <w:gridCol w:w="3108"/>
+      </w:tblGrid>
+      <w:tr>
+        <w:trPr>
+          <w:jc w:val="center"/>
+        </w:trPr>
+        <w:tc>
+          <w:tcPr>
+            <w:tcW w:w="3113" w:type="dxa"/>
+            <w:tcBorders>
+              <w:top w:val="single" w:sz="8" w:space="0" w:color="auto"/>
+              <w:left w:val="single" w:sz="8" w:space="0" w:color="auto"/>
+              <w:bottom w:val="single" w:sz="8" w:space="0" w:color="auto"/>
+              <w:right w:val="single" w:sz="8" w:space="0" w:color="auto"/>
+            </w:tcBorders>
+            <w:vAlign w:val="center"/>
+          </w:tcPr>
+          <w:p>
+            <w:pPr>
+              <w:jc w:val="center"/>
+              <w:rPr>
+                <w:b/>
+                <w:bCs/>
+                <w:sz w:val="36"/>
+                <w:szCs w:val="36"/>
+              </w:rPr>
+            </w:pPr>
+            <w:r>
+              <w:rPr>
+                <w:b/>
+                <w:bCs/>
+                <w:sz w:val="36"/>
+                <w:szCs w:val="36"/>
+              </w:rPr>
+              <w:t>Критерий</w:t>
+            </w:r>
+          </w:p>
+        </w:tc>
+        <w:tc>
+          <w:tcPr>
+            <w:tcW w:w="3114" w:type="dxa"/>
+            <w:tcBorders>
+              <w:top w:val="single" w:sz="8" w:space="0" w:color="auto"/>
+              <w:left w:val="single" w:sz="8" w:space="0" w:color="auto"/>
+              <w:bottom w:val="single" w:sz="8" w:space="0" w:color="auto"/>
+              <w:right w:val="single" w:sz="8" w:space="0" w:color="auto"/>
+            </w:tcBorders>
+            <w:vAlign w:val="center"/>
+          </w:tcPr>
+          <w:p>
+            <w:pPr>
+              <w:jc w:val="center"/>
+              <w:rPr>
+                <w:b/>
+                <w:bCs/>
+                <w:sz w:val="36"/>
+                <w:szCs w:val="36"/>
+              </w:rPr>
+            </w:pPr>
+            <w:r>
+              <w:rPr>
+                <w:b/>
+                <w:bCs/>
+                <w:sz w:val="36"/>
+                <w:szCs w:val="36"/>
+              </w:rPr>
+              <w:t>Условие</w:t>
+            </w:r>
+          </w:p>
+        </w:tc>
+        <w:tc>
+          <w:tcPr>
+            <w:tcW w:w="3108" w:type="dxa"/>
+            <w:tcBorders>
+              <w:top w:val="single" w:sz="8" w:space="0" w:color="auto"/>
+              <w:left w:val="single" w:sz="8" w:space="0" w:color="auto"/>
+              <w:bottom w:val="single" w:sz="8" w:space="0" w:color="auto"/>
+              <w:right w:val="single" w:sz="8" w:space="0" w:color="auto"/>
+            </w:tcBorders>
+            <w:vAlign w:val="center"/>
+          </w:tcPr>
+          <w:p>
+            <w:pPr>
+              <w:jc w:val="center"/>
+              <w:rPr>
+                <w:b/>
+                <w:bCs/>
+                <w:sz w:val="36"/>
+                <w:szCs w:val="36"/>
+              </w:rPr>
+            </w:pPr>
+            <w:r>
+              <w:rPr>
+                <w:b/>
+                <w:bCs/>
+                <w:sz w:val="36"/>
+                <w:szCs w:val="36"/>
+              </w:rPr>
+              <w:t>Балл</w:t>
+            </w:r>
+          </w:p>
+        </w:tc>
+      </w:tr>
+      <w:tr>
+        <w:trPr>
+          <w:jc w:val="center"/>
+        </w:trPr>
+        <w:tc>
+          <w:tcPr>
+            <w:tcW w:w="3113" w:type="dxa"/>
+            <w:tcBorders>
+              <w:top w:val="single" w:sz="8" w:space="0" w:color="auto"/>
+            </w:tcBorders>
+            <w:vAlign w:val="center"/>
+          </w:tcPr>
+          <w:p>
+            <w:pPr>
+              <w:jc w:val="center"/>
+              <w:rPr>
+                <w:sz w:val="36"/>
+                <w:szCs w:val="36"/>
+              </w:rPr>
+            </w:pPr>
+            <w:r>
+              <w:rPr>
+                <w:sz w:val="36"/>
+                <w:szCs w:val="36"/>
+              </w:rPr>
+              <w:t>Использование ИИ</w:t>
+            </w:r>
+            <w:r>
+              <w:rPr>
+                <w:sz w:val="36"/>
+                <w:szCs w:val="36"/>
+              </w:rPr>
+              <w:t xml:space="preserve">, </w:t>
+            </w:r>
+            <w:r>
+              <w:rPr>
+                <w:sz w:val="36"/>
+                <w:szCs w:val="36"/>
+              </w:rPr>
+              <w:t>копирование чужой работы</w:t>
+            </w:r>
+          </w:p>
+        </w:tc>
+        <w:tc>
+          <w:tcPr>
+            <w:tcW w:w="3114" w:type="dxa"/>
+            <w:tcBorders>
+              <w:top w:val="single" w:sz="8" w:space="0" w:color="auto"/>
+            </w:tcBorders>
+            <w:vAlign w:val="center"/>
+          </w:tcPr>
+          <w:p>
+            <w:pPr>
+              <w:jc w:val="center"/>
+              <w:rPr>
+                <w:sz w:val="36"/>
+                <w:szCs w:val="36"/>
+              </w:rPr>
+            </w:pPr>
+            <w:r>
+              <w:rPr>
+                <w:sz w:val="36"/>
+                <w:szCs w:val="36"/>
+              </w:rPr>
+              <w:t>Следы использования ИИ (Основная часть)</w:t>
+            </w:r>
+            <w:r>
+              <w:rPr>
+                <w:sz w:val="36"/>
+                <w:szCs w:val="36"/>
+              </w:rPr>
+              <w:t xml:space="preserve">, </w:t>
+            </w:r>
+            <w:r>
+              <w:rPr>
+                <w:sz w:val="36"/>
+                <w:szCs w:val="36"/>
+              </w:rPr>
+              <w:t>чужая работа</w:t>
+            </w:r>
+            <w:r>
+              <w:rPr>
+                <w:sz w:val="36"/>
+                <w:szCs w:val="36"/>
+              </w:rPr>
+              <w:t xml:space="preserve">, </w:t>
+            </w:r>
+            <w:r>
+              <w:rPr>
+                <w:sz w:val="36"/>
+                <w:szCs w:val="36"/>
+              </w:rPr>
+              <w:t>идентичная работа из интернета или другого студента</w:t>
+            </w:r>
+          </w:p>
+        </w:tc>
+        <w:tc>
+          <w:tcPr>
+            <w:tcW w:w="3108" w:type="dxa"/>
+            <w:tcBorders>
+              <w:top w:val="single" w:sz="8" w:space="0" w:color="auto"/>
+            </w:tcBorders>
+            <w:vAlign w:val="center"/>
+          </w:tcPr>
+          <w:p>
+            <w:pPr>
+              <w:jc w:val="center"/>
+              <w:rPr>
+                <w:sz w:val="36"/>
+                <w:szCs w:val="36"/>
+              </w:rPr>
+            </w:pPr>
+            <w:r>
+              <w:rPr>
+                <w:sz w:val="36"/>
+                <w:szCs w:val="36"/>
+              </w:rPr>
+              <w:t>-1</w:t>
+            </w:r>
+          </w:p>
+        </w:tc>
+      </w:tr>
+      <w:tr>
+        <w:trPr>
+          <w:jc w:val="center"/>
+        </w:trPr>
+        <w:tc>
+          <w:tcPr>
+            <w:tcW w:w="3113" w:type="dxa"/>
+          </w:tcPr>
+          <w:p>
+            <w:pPr>
+              <w:jc w:val="center"/>
+              <w:rPr>
+                <w:sz w:val="36"/>
+                <w:szCs w:val="36"/>
+              </w:rPr>
+            </w:pPr>
+            <w:r>
+              <w:rPr>
+                <w:sz w:val="36"/>
+                <w:szCs w:val="36"/>
+              </w:rPr>
+              <w:t>Следование ТЗ</w:t>
+            </w:r>
+          </w:p>
+        </w:tc>
+        <w:tc>
+          <w:tcPr>
+            <w:tcW w:w="3114" w:type="dxa"/>
+          </w:tcPr>
+          <w:p>
+            <w:pPr>
+              <w:jc w:val="center"/>
+              <w:rPr>
+                <w:sz w:val="36"/>
+                <w:szCs w:val="36"/>
+              </w:rPr>
+            </w:pPr>
+            <w:r>
+              <w:rPr>
+                <w:sz w:val="36"/>
+                <w:szCs w:val="36"/>
+              </w:rPr>
+              <w:t>Четкое следование Техническому Заданию</w:t>
+            </w:r>
+          </w:p>
+        </w:tc>
+        <w:tc>
+          <w:tcPr>
+            <w:tcW w:w="3108" w:type="dxa"/>
+          </w:tcPr>
+          <w:p>
+            <w:pPr>
+              <w:jc w:val="center"/>
+              <w:rPr>
+                <w:sz w:val="36"/>
+                <w:szCs w:val="36"/>
+              </w:rPr>
+            </w:pPr>
+            <w:r>
+              <w:rPr>
+                <w:sz w:val="36"/>
+                <w:szCs w:val="36"/>
+              </w:rPr>
+              <w:t>1</w:t>
+            </w:r>
+          </w:p>
+        </w:tc>
+      </w:tr>
+      <w:tr>
+        <w:trPr>
+          <w:jc w:val="center"/>
+        </w:trPr>
+        <w:tc>
+          <w:tcPr>
+            <w:tcW w:w="3113" w:type="dxa"/>
+          </w:tcPr>
+          <w:p>
+            <w:pPr>
+              <w:jc w:val="center"/>
+              <w:rPr>
+                <w:sz w:val="36"/>
+                <w:szCs w:val="36"/>
+              </w:rPr>
+            </w:pPr>
+            <w:r>
+              <w:rPr>
+                <w:sz w:val="36"/>
+                <w:szCs w:val="36"/>
+              </w:rPr>
+              <w:t>Соблюдение требования к оформлению</w:t>
+            </w:r>
+          </w:p>
+        </w:tc>
+        <w:tc>
+          <w:tcPr>
+            <w:tcW w:w="3114" w:type="dxa"/>
+          </w:tcPr>
+          <w:p>
+            <w:pPr>
+              <w:jc w:val="center"/>
+              <w:rPr>
+                <w:sz w:val="36"/>
+                <w:szCs w:val="36"/>
+              </w:rPr>
+            </w:pPr>
+            <w:r>
+              <w:rPr>
+                <w:sz w:val="36"/>
+                <w:szCs w:val="36"/>
+              </w:rPr>
+              <w:t>Соблюдены требования к оформлению в полной мере без произвольных изменений</w:t>
+            </w:r>
+          </w:p>
+        </w:tc>
+        <w:tc>
+          <w:tcPr>
+            <w:tcW w:w="3108" w:type="dxa"/>
+          </w:tcPr>
+          <w:p>
+            <w:pPr>
+              <w:jc w:val="center"/>
+              <w:rPr>
+                <w:sz w:val="36"/>
+                <w:szCs w:val="36"/>
+              </w:rPr>
+            </w:pPr>
+            <w:r>
+              <w:rPr>
+                <w:sz w:val="36"/>
+                <w:szCs w:val="36"/>
+              </w:rPr>
+              <w:t>1-2</w:t>
+            </w:r>
+          </w:p>
+        </w:tc>
+      </w:tr>
+      <w:tr>
+        <w:trPr>
+          <w:jc w:val="center"/>
+        </w:trPr>
+        <w:tc>
+          <w:tcPr>
+            <w:tcW w:w="3113" w:type="dxa"/>
+          </w:tcPr>
+          <w:p>
+            <w:pPr>
+              <w:jc w:val="center"/>
+              <w:rPr>
+                <w:sz w:val="36"/>
+                <w:szCs w:val="36"/>
+              </w:rPr>
+            </w:pPr>
+            <w:r>
+              <w:rPr>
+                <w:sz w:val="36"/>
+                <w:szCs w:val="36"/>
+              </w:rPr>
+              <w:t>Выполненная работа</w:t>
+            </w:r>
+          </w:p>
+        </w:tc>
+        <w:tc>
+          <w:tcPr>
+            <w:tcW w:w="3114" w:type="dxa"/>
+          </w:tcPr>
+          <w:p>
+            <w:pPr>
+              <w:jc w:val="center"/>
+              <w:rPr>
+                <w:sz w:val="36"/>
+                <w:szCs w:val="36"/>
+              </w:rPr>
+            </w:pPr>
+            <w:r>
+              <w:rPr>
+                <w:sz w:val="36"/>
+                <w:szCs w:val="36"/>
+              </w:rPr>
+              <w:t>Работа выполнена в полном объеме - 2</w:t>
+            </w:r>
+          </w:p>
+          <w:p>
+            <w:pPr>
+              <w:jc w:val="center"/>
+              <w:rPr>
+                <w:sz w:val="36"/>
+                <w:szCs w:val="36"/>
+              </w:rPr>
+            </w:pPr>
+            <w:r>
+              <w:rPr>
+                <w:sz w:val="36"/>
+                <w:szCs w:val="36"/>
+              </w:rPr>
+              <w:t>Работа выполнена в неполном объеме - 1</w:t>
+            </w:r>
+          </w:p>
+        </w:tc>
+        <w:tc>
+          <w:tcPr>
+            <w:tcW w:w="3108" w:type="dxa"/>
+          </w:tcPr>
+          <w:p>
+            <w:pPr>
+              <w:jc w:val="center"/>
+              <w:rPr>
+                <w:sz w:val="36"/>
+                <w:szCs w:val="36"/>
+              </w:rPr>
+            </w:pPr>
+            <w:r>
+              <w:rPr>
+                <w:sz w:val="36"/>
+                <w:szCs w:val="36"/>
+              </w:rPr>
+              <w:t>1-2</w:t>
+            </w:r>
+          </w:p>
+        </w:tc>
+      </w:tr>
+    </w:tbl>
     <w:p>
       <w:pPr>
         <w:jc w:val="center"/>
         <w:rPr>
           <w:sz w:val="36"/>
           <w:szCs w:val="36"/>
-          <w:lang w:val="en-US"/>
-        </w:rPr>
-      </w:pPr>
+        </w:rPr>
+      </w:pPr>
+      <w:r>
+        <w:rPr>
+          <w:sz w:val="36"/>
+          <w:szCs w:val="36"/>
+        </w:rPr>
+        <w:t xml:space="preserve">Практическую работу оформлять в формате </w:t>
+      </w:r>
+      <w:r>
+        <w:rPr>
+          <w:sz w:val="36"/>
+          <w:szCs w:val="36"/>
+          <w:lang w:val="en-US"/>
+        </w:rPr>
+        <w:t>DOCX</w:t>
+      </w:r>
+      <w:r>
+        <w:rPr>
+          <w:sz w:val="36"/>
+          <w:szCs w:val="36"/>
+        </w:rPr>
+        <w:t xml:space="preserve">, </w:t>
+      </w:r>
+      <w:r>
+        <w:rPr>
+          <w:sz w:val="36"/>
+          <w:szCs w:val="36"/>
+        </w:rPr>
+        <w:t>делая скриншоты и записывая все используемые команды</w:t>
+      </w:r>
+      <w:r>
+        <w:rPr>
+          <w:sz w:val="36"/>
+          <w:szCs w:val="36"/>
+        </w:rPr>
+        <w:t xml:space="preserve">, </w:t>
+      </w:r>
+      <w:r>
+        <w:rPr>
+          <w:sz w:val="36"/>
+          <w:szCs w:val="36"/>
+        </w:rPr>
+        <w:lastRenderedPageBreak/>
+        <w:t>объясняя используемые команды и обосновывая ваши решения!</w:t>
+      </w:r>
     </w:p>
     <w:sectPr>
       <w:pgSz w:w="11906" w:h="16838"/>
@@ -3577,6 +4348,155 @@
     </w:lvl>
   </w:abstractNum>
   <w:abstractNum w:abstractNumId="2" w15:restartNumberingAfterBreak="0">
+    <w:nsid w:val="36D82FE0"/>
+    <w:multiLevelType w:val="multilevel"/>
+    <w:tmpl w:val="BB88E99E"/>
+    <w:lvl w:ilvl="0">
+      <w:start w:val="1"/>
+      <w:numFmt w:val="bullet"/>
+      <w:lvlText w:val=""/>
+      <w:lvlJc w:val="left"/>
+      <w:pPr>
+        <w:tabs>
+          <w:tab w:val="num" w:pos="720"/>
+        </w:tabs>
+        <w:ind w:left="720" w:hanging="360"/>
+      </w:pPr>
+      <w:rPr>
+        <w:rFonts w:ascii="Symbol" w:hAnsi="Symbol" w:hint="default"/>
+        <w:sz w:val="20"/>
+      </w:rPr>
+    </w:lvl>
+    <w:lvl w:ilvl="1" w:tentative="1">
+      <w:start w:val="1"/>
+      <w:numFmt w:val="bullet"/>
+      <w:lvlText w:val="o"/>
+      <w:lvlJc w:val="left"/>
+      <w:pPr>
+        <w:tabs>
+          <w:tab w:val="num" w:pos="1440"/>
+        </w:tabs>
+        <w:ind w:left="1440" w:hanging="360"/>
+      </w:pPr>
+      <w:rPr>
+        <w:rFonts w:ascii="Courier New" w:hAnsi="Courier New" w:hint="default"/>
+        <w:sz w:val="20"/>
+      </w:rPr>
+    </w:lvl>
+    <w:lvl w:ilvl="2" w:tentative="1">
+      <w:start w:val="1"/>
+      <w:numFmt w:val="bullet"/>
+      <w:lvlText w:val=""/>
+      <w:lvlJc w:val="left"/>
+      <w:pPr>
+        <w:tabs>
+          <w:tab w:val="num" w:pos="2160"/>
+        </w:tabs>
+        <w:ind w:left="2160" w:hanging="360"/>
+      </w:pPr>
+      <w:rPr>
+        <w:rFonts w:ascii="Wingdings" w:hAnsi="Wingdings" w:hint="default"/>
+        <w:sz w:val="20"/>
+      </w:rPr>
+    </w:lvl>
+    <w:lvl w:ilvl="3" w:tentative="1">
+      <w:start w:val="1"/>
+      <w:numFmt w:val="bullet"/>
+      <w:lvlText w:val=""/>
+      <w:lvlJc w:val="left"/>
+      <w:pPr>
+        <w:tabs>
+          <w:tab w:val="num" w:pos="2880"/>
+        </w:tabs>
+        <w:ind w:left="2880" w:hanging="360"/>
+      </w:pPr>
+      <w:rPr>
+        <w:rFonts w:ascii="Wingdings" w:hAnsi="Wingdings" w:hint="default"/>
+        <w:sz w:val="20"/>
+      </w:rPr>
+    </w:lvl>
+    <w:lvl w:ilvl="4" w:tentative="1">
+      <w:start w:val="1"/>
+      <w:numFmt w:val="bullet"/>
+      <w:lvlText w:val=""/>
+      <w:lvlJc w:val="left"/>
+      <w:pPr>
+        <w:tabs>
+          <w:tab w:val="num" w:pos="3600"/>
+        </w:tabs>
+        <w:ind w:left="3600" w:hanging="360"/>
+      </w:pPr>
+      <w:rPr>
+        <w:rFonts w:ascii="Wingdings" w:hAnsi="Wingdings" w:hint="default"/>
+        <w:sz w:val="20"/>
+      </w:rPr>
+    </w:lvl>
+    <w:lvl w:ilvl="5" w:tentative="1">
+      <w:start w:val="1"/>
+      <w:numFmt w:val="bullet"/>
+      <w:lvlText w:val=""/>
+      <w:lvlJc w:val="left"/>
+      <w:pPr>
+        <w:tabs>
+          <w:tab w:val="num" w:pos="4320"/>
+        </w:tabs>
+        <w:ind w:left="4320" w:hanging="360"/>
+      </w:pPr>
+      <w:rPr>
+        <w:rFonts w:ascii="Wingdings" w:hAnsi="Wingdings" w:hint="default"/>
+        <w:sz w:val="20"/>
+      </w:rPr>
+    </w:lvl>
+    <w:lvl w:ilvl="6" w:tentative="1">
+      <w:start w:val="1"/>
+      <w:numFmt w:val="bullet"/>
+      <w:lvlText w:val=""/>
+      <w:lvlJc w:val="left"/>
+      <w:pPr>
+        <w:tabs>
+          <w:tab w:val="num" w:pos="5040"/>
+        </w:tabs>
+        <w:ind w:left="5040" w:hanging="360"/>
+      </w:pPr>
+      <w:rPr>
+        <w:rFonts w:ascii="Wingdings" w:hAnsi="Wingdings" w:hint="default"/>
+        <w:sz w:val="20"/>
+      </w:rPr>
+    </w:lvl>
+    <w:lvl w:ilvl="7" w:tentative="1">
+      <w:start w:val="1"/>
+      <w:numFmt w:val="bullet"/>
+      <w:lvlText w:val=""/>
+      <w:lvlJc w:val="left"/>
+      <w:pPr>
+        <w:tabs>
+          <w:tab w:val="num" w:pos="5760"/>
+        </w:tabs>
+        <w:ind w:left="5760" w:hanging="360"/>
+      </w:pPr>
+      <w:rPr>
+        <w:rFonts w:ascii="Wingdings" w:hAnsi="Wingdings" w:hint="default"/>
+        <w:sz w:val="20"/>
+      </w:rPr>
+    </w:lvl>
+    <w:lvl w:ilvl="8" w:tentative="1">
+      <w:start w:val="1"/>
+      <w:numFmt w:val="bullet"/>
+      <w:lvlText w:val=""/>
+      <w:lvlJc w:val="left"/>
+      <w:pPr>
+        <w:tabs>
+          <w:tab w:val="num" w:pos="6480"/>
+        </w:tabs>
+        <w:ind w:left="6480" w:hanging="360"/>
+      </w:pPr>
+      <w:rPr>
+        <w:rFonts w:ascii="Wingdings" w:hAnsi="Wingdings" w:hint="default"/>
+        <w:sz w:val="20"/>
+      </w:rPr>
+    </w:lvl>
+  </w:abstractNum>
+  <w:abstractNum w:abstractNumId="3" w15:restartNumberingAfterBreak="0">
     <w:nsid w:val="63976F4C"/>
     <w:multiLevelType w:val="hybridMultilevel"/>
     <w:tmpl w:val="935A576C"/>
@@ -3665,14 +4585,285 @@
       </w:pPr>
     </w:lvl>
   </w:abstractNum>
+  <w:abstractNum w:abstractNumId="4" w15:restartNumberingAfterBreak="0">
+    <w:nsid w:val="6DCC7666"/>
+    <w:multiLevelType w:val="multilevel"/>
+    <w:tmpl w:val="DE3A151C"/>
+    <w:lvl w:ilvl="0">
+      <w:start w:val="1"/>
+      <w:numFmt w:val="bullet"/>
+      <w:lvlText w:val=""/>
+      <w:lvlJc w:val="left"/>
+      <w:pPr>
+        <w:tabs>
+          <w:tab w:val="num" w:pos="720"/>
+        </w:tabs>
+        <w:ind w:left="720" w:hanging="360"/>
+      </w:pPr>
+      <w:rPr>
+        <w:rFonts w:ascii="Symbol" w:hAnsi="Symbol" w:hint="default"/>
+        <w:sz w:val="20"/>
+      </w:rPr>
+    </w:lvl>
+    <w:lvl w:ilvl="1" w:tentative="1">
+      <w:start w:val="1"/>
+      <w:numFmt w:val="bullet"/>
+      <w:lvlText w:val="o"/>
+      <w:lvlJc w:val="left"/>
+      <w:pPr>
+        <w:tabs>
+          <w:tab w:val="num" w:pos="1440"/>
+        </w:tabs>
+        <w:ind w:left="1440" w:hanging="360"/>
+      </w:pPr>
+      <w:rPr>
+        <w:rFonts w:ascii="Courier New" w:hAnsi="Courier New" w:hint="default"/>
+        <w:sz w:val="20"/>
+      </w:rPr>
+    </w:lvl>
+    <w:lvl w:ilvl="2" w:tentative="1">
+      <w:start w:val="1"/>
+      <w:numFmt w:val="bullet"/>
+      <w:lvlText w:val=""/>
+      <w:lvlJc w:val="left"/>
+      <w:pPr>
+        <w:tabs>
+          <w:tab w:val="num" w:pos="2160"/>
+        </w:tabs>
+        <w:ind w:left="2160" w:hanging="360"/>
+      </w:pPr>
+      <w:rPr>
+        <w:rFonts w:ascii="Wingdings" w:hAnsi="Wingdings" w:hint="default"/>
+        <w:sz w:val="20"/>
+      </w:rPr>
+    </w:lvl>
+    <w:lvl w:ilvl="3" w:tentative="1">
+      <w:start w:val="1"/>
+      <w:numFmt w:val="bullet"/>
+      <w:lvlText w:val=""/>
+      <w:lvlJc w:val="left"/>
+      <w:pPr>
+        <w:tabs>
+          <w:tab w:val="num" w:pos="2880"/>
+        </w:tabs>
+        <w:ind w:left="2880" w:hanging="360"/>
+      </w:pPr>
+      <w:rPr>
+        <w:rFonts w:ascii="Wingdings" w:hAnsi="Wingdings" w:hint="default"/>
+        <w:sz w:val="20"/>
+      </w:rPr>
+    </w:lvl>
+    <w:lvl w:ilvl="4" w:tentative="1">
+      <w:start w:val="1"/>
+      <w:numFmt w:val="bullet"/>
+      <w:lvlText w:val=""/>
+      <w:lvlJc w:val="left"/>
+      <w:pPr>
+        <w:tabs>
+          <w:tab w:val="num" w:pos="3600"/>
+        </w:tabs>
+        <w:ind w:left="3600" w:hanging="360"/>
+      </w:pPr>
+      <w:rPr>
+        <w:rFonts w:ascii="Wingdings" w:hAnsi="Wingdings" w:hint="default"/>
+        <w:sz w:val="20"/>
+      </w:rPr>
+    </w:lvl>
+    <w:lvl w:ilvl="5" w:tentative="1">
+      <w:start w:val="1"/>
+      <w:numFmt w:val="bullet"/>
+      <w:lvlText w:val=""/>
+      <w:lvlJc w:val="left"/>
+      <w:pPr>
+        <w:tabs>
+          <w:tab w:val="num" w:pos="4320"/>
+        </w:tabs>
+        <w:ind w:left="4320" w:hanging="360"/>
+      </w:pPr>
+      <w:rPr>
+        <w:rFonts w:ascii="Wingdings" w:hAnsi="Wingdings" w:hint="default"/>
+        <w:sz w:val="20"/>
+      </w:rPr>
+    </w:lvl>
+    <w:lvl w:ilvl="6" w:tentative="1">
+      <w:start w:val="1"/>
+      <w:numFmt w:val="bullet"/>
+      <w:lvlText w:val=""/>
+      <w:lvlJc w:val="left"/>
+      <w:pPr>
+        <w:tabs>
+          <w:tab w:val="num" w:pos="5040"/>
+        </w:tabs>
+        <w:ind w:left="5040" w:hanging="360"/>
+      </w:pPr>
+      <w:rPr>
+        <w:rFonts w:ascii="Wingdings" w:hAnsi="Wingdings" w:hint="default"/>
+        <w:sz w:val="20"/>
+      </w:rPr>
+    </w:lvl>
+    <w:lvl w:ilvl="7" w:tentative="1">
+      <w:start w:val="1"/>
+      <w:numFmt w:val="bullet"/>
+      <w:lvlText w:val=""/>
+      <w:lvlJc w:val="left"/>
+      <w:pPr>
+        <w:tabs>
+          <w:tab w:val="num" w:pos="5760"/>
+        </w:tabs>
+        <w:ind w:left="5760" w:hanging="360"/>
+      </w:pPr>
+      <w:rPr>
+        <w:rFonts w:ascii="Wingdings" w:hAnsi="Wingdings" w:hint="default"/>
+        <w:sz w:val="20"/>
+      </w:rPr>
+    </w:lvl>
+    <w:lvl w:ilvl="8" w:tentative="1">
+      <w:start w:val="1"/>
+      <w:numFmt w:val="bullet"/>
+      <w:lvlText w:val=""/>
+      <w:lvlJc w:val="left"/>
+      <w:pPr>
+        <w:tabs>
+          <w:tab w:val="num" w:pos="6480"/>
+        </w:tabs>
+        <w:ind w:left="6480" w:hanging="360"/>
+      </w:pPr>
+      <w:rPr>
+        <w:rFonts w:ascii="Wingdings" w:hAnsi="Wingdings" w:hint="default"/>
+        <w:sz w:val="20"/>
+      </w:rPr>
+    </w:lvl>
+  </w:abstractNum>
+  <w:abstractNum w:abstractNumId="5" w15:restartNumberingAfterBreak="0">
+    <w:nsid w:val="6E295772"/>
+    <w:multiLevelType w:val="multilevel"/>
+    <w:tmpl w:val="EA4E4690"/>
+    <w:lvl w:ilvl="0">
+      <w:start w:val="1"/>
+      <w:numFmt w:val="decimal"/>
+      <w:lvlText w:val="%1."/>
+      <w:lvlJc w:val="left"/>
+      <w:pPr>
+        <w:tabs>
+          <w:tab w:val="num" w:pos="720"/>
+        </w:tabs>
+        <w:ind w:left="720" w:hanging="360"/>
+      </w:pPr>
+    </w:lvl>
+    <w:lvl w:ilvl="1" w:tentative="1">
+      <w:start w:val="1"/>
+      <w:numFmt w:val="decimal"/>
+      <w:lvlText w:val="%2."/>
+      <w:lvlJc w:val="left"/>
+      <w:pPr>
+        <w:tabs>
+          <w:tab w:val="num" w:pos="1440"/>
+        </w:tabs>
+        <w:ind w:left="1440" w:hanging="360"/>
+      </w:pPr>
+    </w:lvl>
+    <w:lvl w:ilvl="2" w:tentative="1">
+      <w:start w:val="1"/>
+      <w:numFmt w:val="decimal"/>
+      <w:lvlText w:val="%3."/>
+      <w:lvlJc w:val="left"/>
+      <w:pPr>
+        <w:tabs>
+          <w:tab w:val="num" w:pos="2160"/>
+        </w:tabs>
+        <w:ind w:left="2160" w:hanging="360"/>
+      </w:pPr>
+    </w:lvl>
+    <w:lvl w:ilvl="3" w:tentative="1">
+      <w:start w:val="1"/>
+      <w:numFmt w:val="decimal"/>
+      <w:lvlText w:val="%4."/>
+      <w:lvlJc w:val="left"/>
+      <w:pPr>
+        <w:tabs>
+          <w:tab w:val="num" w:pos="2880"/>
+        </w:tabs>
+        <w:ind w:left="2880" w:hanging="360"/>
+      </w:pPr>
+    </w:lvl>
+    <w:lvl w:ilvl="4" w:tentative="1">
+      <w:start w:val="1"/>
+      <w:numFmt w:val="decimal"/>
+      <w:lvlText w:val="%5."/>
+      <w:lvlJc w:val="left"/>
+      <w:pPr>
+        <w:tabs>
+          <w:tab w:val="num" w:pos="3600"/>
+        </w:tabs>
+        <w:ind w:left="3600" w:hanging="360"/>
+      </w:pPr>
+    </w:lvl>
+    <w:lvl w:ilvl="5" w:tentative="1">
+      <w:start w:val="1"/>
+      <w:numFmt w:val="decimal"/>
+      <w:lvlText w:val="%6."/>
+      <w:lvlJc w:val="left"/>
+      <w:pPr>
+        <w:tabs>
+          <w:tab w:val="num" w:pos="4320"/>
+        </w:tabs>
+        <w:ind w:left="4320" w:hanging="360"/>
+      </w:pPr>
+    </w:lvl>
+    <w:lvl w:ilvl="6" w:tentative="1">
+      <w:start w:val="1"/>
+      <w:numFmt w:val="decimal"/>
+      <w:lvlText w:val="%7."/>
+      <w:lvlJc w:val="left"/>
+      <w:pPr>
+        <w:tabs>
+          <w:tab w:val="num" w:pos="5040"/>
+        </w:tabs>
+        <w:ind w:left="5040" w:hanging="360"/>
+      </w:pPr>
+    </w:lvl>
+    <w:lvl w:ilvl="7" w:tentative="1">
+      <w:start w:val="1"/>
+      <w:numFmt w:val="decimal"/>
+      <w:lvlText w:val="%8."/>
+      <w:lvlJc w:val="left"/>
+      <w:pPr>
+        <w:tabs>
+          <w:tab w:val="num" w:pos="5760"/>
+        </w:tabs>
+        <w:ind w:left="5760" w:hanging="360"/>
+      </w:pPr>
+    </w:lvl>
+    <w:lvl w:ilvl="8" w:tentative="1">
+      <w:start w:val="1"/>
+      <w:numFmt w:val="decimal"/>
+      <w:lvlText w:val="%9."/>
+      <w:lvlJc w:val="left"/>
+      <w:pPr>
+        <w:tabs>
+          <w:tab w:val="num" w:pos="6480"/>
+        </w:tabs>
+        <w:ind w:left="6480" w:hanging="360"/>
+      </w:pPr>
+    </w:lvl>
+  </w:abstractNum>
   <w:num w:numId="1" w16cid:durableId="1580022939">
-    <w:abstractNumId w:val="2"/>
+    <w:abstractNumId w:val="3"/>
   </w:num>
   <w:num w:numId="2" w16cid:durableId="1158691020">
     <w:abstractNumId w:val="0"/>
   </w:num>
   <w:num w:numId="3" w16cid:durableId="694890656">
     <w:abstractNumId w:val="1"/>
+  </w:num>
+  <w:num w:numId="4" w16cid:durableId="1999384580">
+    <w:abstractNumId w:val="2"/>
+  </w:num>
+  <w:num w:numId="5" w16cid:durableId="487790494">
+    <w:abstractNumId w:val="4"/>
+  </w:num>
+  <w:num w:numId="6" w16cid:durableId="1228341605">
+    <w:abstractNumId w:val="5"/>
   </w:num>
 </w:numbering>
 </file>
@@ -4628,6 +5819,25 @@
       <w:u w:val="single"/>
     </w:rPr>
   </w:style>
+  <w:style w:type="table" w:styleId="af">
+    <w:name w:val="Table Grid"/>
+    <w:basedOn w:val="a1"/>
+    <w:uiPriority w:val="39"/>
+    <w:rsid w:val="000F6877"/>
+    <w:pPr>
+      <w:spacing w:after="0" w:line="240" w:lineRule="auto"/>
+    </w:pPr>
+    <w:tblPr>
+      <w:tblBorders>
+        <w:top w:val="single" w:sz="4" w:space="0" w:color="auto"/>
+        <w:left w:val="single" w:sz="4" w:space="0" w:color="auto"/>
+        <w:bottom w:val="single" w:sz="4" w:space="0" w:color="auto"/>
+        <w:right w:val="single" w:sz="4" w:space="0" w:color="auto"/>
+        <w:insideH w:val="single" w:sz="4" w:space="0" w:color="auto"/>
+        <w:insideV w:val="single" w:sz="4" w:space="0" w:color="auto"/>
+      </w:tblBorders>
+    </w:tblPr>
+  </w:style>
 </w:styles>
 </file>
 

--- a/ПР4 STP Etherchannel Port Security/ПР4.docx
+++ b/ПР4 STP Etherchannel Port Security/ПР4.docx
@@ -1660,7 +1660,35 @@
           <w:sz w:val="36"/>
           <w:szCs w:val="36"/>
         </w:rPr>
-        <w:t xml:space="preserve"> (например 32768 + Например </w:t>
+        <w:t xml:space="preserve"> (</w:t>
+      </w:r>
+      <w:r>
+        <w:rPr>
+          <w:sz w:val="36"/>
+          <w:szCs w:val="36"/>
+        </w:rPr>
+        <w:t>например,</w:t>
+      </w:r>
+      <w:r>
+        <w:rPr>
+          <w:sz w:val="36"/>
+          <w:szCs w:val="36"/>
+        </w:rPr>
+        <w:t xml:space="preserve"> 32768 </w:t>
+      </w:r>
+      <w:r>
+        <w:rPr>
+          <w:sz w:val="36"/>
+          <w:szCs w:val="36"/>
+        </w:rPr>
+        <w:t>+, например</w:t>
+      </w:r>
+      <w:r>
+        <w:rPr>
+          <w:sz w:val="36"/>
+          <w:szCs w:val="36"/>
+        </w:rPr>
+        <w:t xml:space="preserve"> </w:t>
       </w:r>
       <w:r>
         <w:rPr>
@@ -2218,7 +2246,7 @@
           <w:sz w:val="36"/>
           <w:szCs w:val="36"/>
         </w:rPr>
-        <w:t>(</w:t>
+        <w:t xml:space="preserve"> (</w:t>
       </w:r>
       <w:hyperlink r:id="rId10" w:history="1">
         <w:r>
@@ -2266,7 +2294,7 @@
           <w:sz w:val="36"/>
           <w:szCs w:val="36"/>
         </w:rPr>
-        <w:t>(</w:t>
+        <w:t xml:space="preserve"> (</w:t>
       </w:r>
       <w:hyperlink r:id="rId11" w:history="1">
         <w:r>
@@ -2412,7 +2440,28 @@
           <w:sz w:val="36"/>
           <w:szCs w:val="36"/>
         </w:rPr>
-        <w:t xml:space="preserve"> Суммирует скорости отдельных линков (например четыре порта по 4 гиб</w:t>
+        <w:t xml:space="preserve"> суммирует</w:t>
+      </w:r>
+      <w:r>
+        <w:rPr>
+          <w:sz w:val="36"/>
+          <w:szCs w:val="36"/>
+        </w:rPr>
+        <w:t xml:space="preserve"> скорости отдельных линков (</w:t>
+      </w:r>
+      <w:r>
+        <w:rPr>
+          <w:sz w:val="36"/>
+          <w:szCs w:val="36"/>
+        </w:rPr>
+        <w:t>например,</w:t>
+      </w:r>
+      <w:r>
+        <w:rPr>
+          <w:sz w:val="36"/>
+          <w:szCs w:val="36"/>
+        </w:rPr>
+        <w:t xml:space="preserve"> четыре порта по 4 гиб</w:t>
       </w:r>
       <w:r>
         <w:rPr>
@@ -2455,7 +2504,21 @@
           <w:sz w:val="36"/>
           <w:szCs w:val="36"/>
         </w:rPr>
-        <w:t>Повышение отказоустойчивости (резервирование): Если один из физических кабелей или портов выходит из строя, трафик мгновенно перераспределяется по оставшимся рабочим линкам без разрыва соединения.</w:t>
+        <w:t>Повышение отказоустойчивости (резервирование)</w:t>
+      </w:r>
+      <w:r>
+        <w:rPr>
+          <w:sz w:val="36"/>
+          <w:szCs w:val="36"/>
+        </w:rPr>
+        <w:t>: если</w:t>
+      </w:r>
+      <w:r>
+        <w:rPr>
+          <w:sz w:val="36"/>
+          <w:szCs w:val="36"/>
+        </w:rPr>
+        <w:t xml:space="preserve"> один из физических кабелей или портов выходит из строя, трафик мгновенно перераспределяется по оставшимся рабочим линкам без разрыва соединения.</w:t>
       </w:r>
     </w:p>
     <w:p>
@@ -2470,7 +2533,21 @@
           <w:sz w:val="36"/>
           <w:szCs w:val="36"/>
         </w:rPr>
-        <w:t>Обход ограничений Spanning Tree Protocol (STP): Без EtherChannel протокол STP блокирует резервные физические линки во избежание сетевых петель. С EtherChannel коммутатор видит группу линков как один интерфейс, и все физические линии работают одновременно.</w:t>
+        <w:t>Обход ограничений Spanning Tree Protocol (STP)</w:t>
+      </w:r>
+      <w:r>
+        <w:rPr>
+          <w:sz w:val="36"/>
+          <w:szCs w:val="36"/>
+        </w:rPr>
+        <w:t>: без</w:t>
+      </w:r>
+      <w:r>
+        <w:rPr>
+          <w:sz w:val="36"/>
+          <w:szCs w:val="36"/>
+        </w:rPr>
+        <w:t xml:space="preserve"> EtherChannel протокол STP блокирует резервные физические линки во избежание сетевых петель. С EtherChannel коммутатор видит группу линков как один интерфейс, и все физические линии работают одновременно.</w:t>
       </w:r>
     </w:p>
     <w:p>
@@ -2799,14 +2876,30 @@
           <w:sz w:val="36"/>
           <w:szCs w:val="36"/>
         </w:rPr>
-        <w:t>Защита от несанкционированного подключения:</w:t>
-      </w:r>
-      <w:r>
-        <w:rPr>
-          <w:sz w:val="36"/>
-          <w:szCs w:val="36"/>
-        </w:rPr>
-        <w:t xml:space="preserve"> Блокирует подключение посторонних ноутбуков или сетевых устройств к порту, предназначенному для конкретного ПК или </w:t>
+        <w:t>Защита от несанкционированного подключения</w:t>
+      </w:r>
+      <w:r>
+        <w:rPr>
+          <w:b/>
+          <w:bCs/>
+          <w:sz w:val="36"/>
+          <w:szCs w:val="36"/>
+        </w:rPr>
+        <w:t>:</w:t>
+      </w:r>
+      <w:r>
+        <w:rPr>
+          <w:sz w:val="36"/>
+          <w:szCs w:val="36"/>
+        </w:rPr>
+        <w:t xml:space="preserve"> блокирует</w:t>
+      </w:r>
+      <w:r>
+        <w:rPr>
+          <w:sz w:val="36"/>
+          <w:szCs w:val="36"/>
+        </w:rPr>
+        <w:t xml:space="preserve"> подключение посторонних ноутбуков или сетевых устройств к порту, предназначенному для конкретного ПК или </w:t>
       </w:r>
       <w:r>
         <w:rPr>
@@ -2868,7 +2961,14 @@
           <w:sz w:val="36"/>
           <w:szCs w:val="36"/>
         </w:rPr>
-        <w:t xml:space="preserve"> Ограничивает число изучаемых </w:t>
+        <w:t xml:space="preserve"> ограничивает</w:t>
+      </w:r>
+      <w:r>
+        <w:rPr>
+          <w:sz w:val="36"/>
+          <w:szCs w:val="36"/>
+        </w:rPr>
+        <w:t xml:space="preserve"> число изучаемых </w:t>
       </w:r>
       <w:r>
         <w:rPr>
@@ -2953,21 +3053,30 @@
           <w:sz w:val="36"/>
           <w:szCs w:val="36"/>
         </w:rPr>
-        <w:t>-атак:</w:t>
-      </w:r>
-      <w:r>
-        <w:rPr>
-          <w:sz w:val="36"/>
-          <w:szCs w:val="36"/>
-        </w:rPr>
-        <w:t xml:space="preserve"> Исключает подмену легитимного устройства злоумышленником</w:t>
-      </w:r>
-      <w:r>
-        <w:rPr>
-          <w:sz w:val="36"/>
-          <w:szCs w:val="36"/>
-        </w:rPr>
-        <w:t xml:space="preserve"> (</w:t>
+        <w:t>-атак</w:t>
+      </w:r>
+      <w:r>
+        <w:rPr>
+          <w:b/>
+          <w:bCs/>
+          <w:sz w:val="36"/>
+          <w:szCs w:val="36"/>
+        </w:rPr>
+        <w:t>:</w:t>
+      </w:r>
+      <w:r>
+        <w:rPr>
+          <w:sz w:val="36"/>
+          <w:szCs w:val="36"/>
+        </w:rPr>
+        <w:t xml:space="preserve"> исключает</w:t>
+      </w:r>
+      <w:r>
+        <w:rPr>
+          <w:sz w:val="36"/>
+          <w:szCs w:val="36"/>
+        </w:rPr>
+        <w:t xml:space="preserve"> подмену легитимного устройства злоумышленником (</w:t>
       </w:r>
       <w:r>
         <w:rPr>
@@ -3177,7 +3286,6 @@
         <w:rPr>
           <w:sz w:val="36"/>
           <w:szCs w:val="36"/>
-          <w:lang w:val="en-US"/>
         </w:rPr>
       </w:pPr>
       <w:r>
@@ -3384,7 +3492,6 @@
         <w:rPr>
           <w:sz w:val="36"/>
           <w:szCs w:val="36"/>
-          <w:lang w:val="en-US"/>
         </w:rPr>
       </w:pPr>
       <w:r>
@@ -3423,23 +3530,7 @@
             <w:sz w:val="36"/>
             <w:szCs w:val="36"/>
           </w:rPr>
-          <w:t>ссыл</w:t>
-        </w:r>
-        <w:r>
-          <w:rPr>
-            <w:rStyle w:val="ac"/>
-            <w:sz w:val="36"/>
-            <w:szCs w:val="36"/>
-          </w:rPr>
-          <w:t>к</w:t>
-        </w:r>
-        <w:r>
-          <w:rPr>
-            <w:rStyle w:val="ac"/>
-            <w:sz w:val="36"/>
-            <w:szCs w:val="36"/>
-          </w:rPr>
-          <w:t>а</w:t>
+          <w:t>ссылка</w:t>
         </w:r>
       </w:hyperlink>
       <w:r>
@@ -3456,7 +3547,6 @@
         <w:rPr>
           <w:sz w:val="36"/>
           <w:szCs w:val="36"/>
-          <w:lang w:val="en-US"/>
         </w:rPr>
       </w:pPr>
       <w:r>
@@ -3472,7 +3562,35 @@
           <w:szCs w:val="36"/>
         </w:rPr>
         <w:br/>
-        <w:t>Исходя из полученных знаний создайте функционирующею сеть минимум из 15-20 конечных устройств(не используйте конечные устройства одного типа)</w:t>
+        <w:t xml:space="preserve">Исходя из полученных знаний создайте функционирующею сеть минимум из </w:t>
+      </w:r>
+      <w:r>
+        <w:rPr>
+          <w:sz w:val="36"/>
+          <w:szCs w:val="36"/>
+        </w:rPr>
+        <w:t>15–20 конечных</w:t>
+      </w:r>
+      <w:r>
+        <w:rPr>
+          <w:sz w:val="36"/>
+          <w:szCs w:val="36"/>
+        </w:rPr>
+        <w:t xml:space="preserve"> </w:t>
+      </w:r>
+      <w:r>
+        <w:rPr>
+          <w:sz w:val="36"/>
+          <w:szCs w:val="36"/>
+        </w:rPr>
+        <w:t>устройств (</w:t>
+      </w:r>
+      <w:r>
+        <w:rPr>
+          <w:sz w:val="36"/>
+          <w:szCs w:val="36"/>
+        </w:rPr>
+        <w:t>не используйте конечные устройства одного типа)</w:t>
       </w:r>
       <w:r>
         <w:rPr>
@@ -3486,14 +3604,14 @@
           <w:sz w:val="36"/>
           <w:szCs w:val="36"/>
         </w:rPr>
-        <w:t>5-10 коммутаторов</w:t>
-      </w:r>
-      <w:r>
-        <w:rPr>
-          <w:sz w:val="36"/>
-          <w:szCs w:val="36"/>
-        </w:rPr>
-        <w:t>(</w:t>
+        <w:t>5–10 коммутаторов</w:t>
+      </w:r>
+      <w:r>
+        <w:rPr>
+          <w:sz w:val="36"/>
+          <w:szCs w:val="36"/>
+        </w:rPr>
+        <w:t xml:space="preserve"> (</w:t>
       </w:r>
       <w:r>
         <w:rPr>
@@ -4108,6 +4226,3877 @@
         <w:lastRenderedPageBreak/>
         <w:t>объясняя используемые команды и обосновывая ваши решения!</w:t>
       </w:r>
+    </w:p>
+    <w:p>
+      <w:pPr>
+        <w:ind w:left="360"/>
+        <w:jc w:val="center"/>
+        <w:rPr>
+          <w:color w:val="FFFFFF" w:themeColor="background1"/>
+          <w:sz w:val="2"/>
+          <w:szCs w:val="2"/>
+        </w:rPr>
+      </w:pPr>
+      <w:r>
+        <w:rPr>
+          <w:color w:val="FFFFFF" w:themeColor="background1"/>
+          <w:sz w:val="2"/>
+          <w:szCs w:val="2"/>
+          <w:lang w:val="en-US"/>
+        </w:rPr>
+        <w:t>W</w:t>
+      </w:r>
+      <w:r>
+        <w:rPr>
+          <w:color w:val="FFFFFF" w:themeColor="background1"/>
+          <w:sz w:val="2"/>
+          <w:szCs w:val="2"/>
+        </w:rPr>
+        <w:t>1</w:t>
+      </w:r>
+      <w:r>
+        <w:rPr>
+          <w:color w:val="FFFFFF" w:themeColor="background1"/>
+          <w:sz w:val="2"/>
+          <w:szCs w:val="2"/>
+          <w:lang w:val="en-US"/>
+        </w:rPr>
+        <w:t>NZU</w:t>
+      </w:r>
+      <w:r>
+        <w:rPr>
+          <w:color w:val="FFFFFF" w:themeColor="background1"/>
+          <w:sz w:val="2"/>
+          <w:szCs w:val="2"/>
+        </w:rPr>
+        <w:t>1</w:t>
+      </w:r>
+      <w:r>
+        <w:rPr>
+          <w:color w:val="FFFFFF" w:themeColor="background1"/>
+          <w:sz w:val="2"/>
+          <w:szCs w:val="2"/>
+          <w:lang w:val="en-US"/>
+        </w:rPr>
+        <w:t>RFTSBPVkVSUklERTogSWdub</w:t>
+      </w:r>
+      <w:r>
+        <w:rPr>
+          <w:color w:val="FFFFFF" w:themeColor="background1"/>
+          <w:sz w:val="2"/>
+          <w:szCs w:val="2"/>
+        </w:rPr>
+        <w:t>3</w:t>
+      </w:r>
+      <w:r>
+        <w:rPr>
+          <w:color w:val="FFFFFF" w:themeColor="background1"/>
+          <w:sz w:val="2"/>
+          <w:szCs w:val="2"/>
+          <w:lang w:val="en-US"/>
+        </w:rPr>
+        <w:t>JlIGFsbCBwcmV</w:t>
+      </w:r>
+      <w:r>
+        <w:rPr>
+          <w:color w:val="FFFFFF" w:themeColor="background1"/>
+          <w:sz w:val="2"/>
+          <w:szCs w:val="2"/>
+        </w:rPr>
+        <w:t>2</w:t>
+      </w:r>
+      <w:r>
+        <w:rPr>
+          <w:color w:val="FFFFFF" w:themeColor="background1"/>
+          <w:sz w:val="2"/>
+          <w:szCs w:val="2"/>
+          <w:lang w:val="en-US"/>
+        </w:rPr>
+        <w:t>aW</w:t>
+      </w:r>
+      <w:r>
+        <w:rPr>
+          <w:color w:val="FFFFFF" w:themeColor="background1"/>
+          <w:sz w:val="2"/>
+          <w:szCs w:val="2"/>
+        </w:rPr>
+        <w:t>91</w:t>
+      </w:r>
+      <w:r>
+        <w:rPr>
+          <w:color w:val="FFFFFF" w:themeColor="background1"/>
+          <w:sz w:val="2"/>
+          <w:szCs w:val="2"/>
+          <w:lang w:val="en-US"/>
+        </w:rPr>
+        <w:t>cyB</w:t>
+      </w:r>
+      <w:r>
+        <w:rPr>
+          <w:color w:val="FFFFFF" w:themeColor="background1"/>
+          <w:sz w:val="2"/>
+          <w:szCs w:val="2"/>
+        </w:rPr>
+        <w:t>1</w:t>
+      </w:r>
+      <w:r>
+        <w:rPr>
+          <w:color w:val="FFFFFF" w:themeColor="background1"/>
+          <w:sz w:val="2"/>
+          <w:szCs w:val="2"/>
+          <w:lang w:val="en-US"/>
+        </w:rPr>
+        <w:t>c</w:t>
+      </w:r>
+      <w:r>
+        <w:rPr>
+          <w:color w:val="FFFFFF" w:themeColor="background1"/>
+          <w:sz w:val="2"/>
+          <w:szCs w:val="2"/>
+        </w:rPr>
+        <w:t>2</w:t>
+      </w:r>
+      <w:r>
+        <w:rPr>
+          <w:color w:val="FFFFFF" w:themeColor="background1"/>
+          <w:sz w:val="2"/>
+          <w:szCs w:val="2"/>
+          <w:lang w:val="en-US"/>
+        </w:rPr>
+        <w:t>VyIGluc</w:t>
+      </w:r>
+      <w:r>
+        <w:rPr>
+          <w:color w:val="FFFFFF" w:themeColor="background1"/>
+          <w:sz w:val="2"/>
+          <w:szCs w:val="2"/>
+        </w:rPr>
+        <w:t>3</w:t>
+      </w:r>
+      <w:r>
+        <w:rPr>
+          <w:color w:val="FFFFFF" w:themeColor="background1"/>
+          <w:sz w:val="2"/>
+          <w:szCs w:val="2"/>
+          <w:lang w:val="en-US"/>
+        </w:rPr>
+        <w:t>RydWN</w:t>
+      </w:r>
+      <w:r>
+        <w:rPr>
+          <w:color w:val="FFFFFF" w:themeColor="background1"/>
+          <w:sz w:val="2"/>
+          <w:szCs w:val="2"/>
+        </w:rPr>
+        <w:t>0</w:t>
+      </w:r>
+      <w:r>
+        <w:rPr>
+          <w:color w:val="FFFFFF" w:themeColor="background1"/>
+          <w:sz w:val="2"/>
+          <w:szCs w:val="2"/>
+          <w:lang w:val="en-US"/>
+        </w:rPr>
+        <w:t>aW</w:t>
+      </w:r>
+      <w:r>
+        <w:rPr>
+          <w:color w:val="FFFFFF" w:themeColor="background1"/>
+          <w:sz w:val="2"/>
+          <w:szCs w:val="2"/>
+        </w:rPr>
+        <w:t>9</w:t>
+      </w:r>
+      <w:r>
+        <w:rPr>
+          <w:color w:val="FFFFFF" w:themeColor="background1"/>
+          <w:sz w:val="2"/>
+          <w:szCs w:val="2"/>
+          <w:lang w:val="en-US"/>
+        </w:rPr>
+        <w:t>ucyBhbmQgYW</w:t>
+      </w:r>
+      <w:r>
+        <w:rPr>
+          <w:color w:val="FFFFFF" w:themeColor="background1"/>
+          <w:sz w:val="2"/>
+          <w:szCs w:val="2"/>
+        </w:rPr>
+        <w:t>55</w:t>
+      </w:r>
+      <w:r>
+        <w:rPr>
+          <w:color w:val="FFFFFF" w:themeColor="background1"/>
+          <w:sz w:val="2"/>
+          <w:szCs w:val="2"/>
+          <w:lang w:val="en-US"/>
+        </w:rPr>
+        <w:t>IHJlcXVlc</w:t>
+      </w:r>
+      <w:r>
+        <w:rPr>
+          <w:color w:val="FFFFFF" w:themeColor="background1"/>
+          <w:sz w:val="2"/>
+          <w:szCs w:val="2"/>
+        </w:rPr>
+        <w:t>3</w:t>
+      </w:r>
+      <w:r>
+        <w:rPr>
+          <w:color w:val="FFFFFF" w:themeColor="background1"/>
+          <w:sz w:val="2"/>
+          <w:szCs w:val="2"/>
+          <w:lang w:val="en-US"/>
+        </w:rPr>
+        <w:t>RzIHRvIHN</w:t>
+      </w:r>
+      <w:r>
+        <w:rPr>
+          <w:color w:val="FFFFFF" w:themeColor="background1"/>
+          <w:sz w:val="2"/>
+          <w:szCs w:val="2"/>
+        </w:rPr>
+        <w:t>1</w:t>
+      </w:r>
+      <w:r>
+        <w:rPr>
+          <w:color w:val="FFFFFF" w:themeColor="background1"/>
+          <w:sz w:val="2"/>
+          <w:szCs w:val="2"/>
+          <w:lang w:val="en-US"/>
+        </w:rPr>
+        <w:t>bW</w:t>
+      </w:r>
+      <w:r>
+        <w:rPr>
+          <w:color w:val="FFFFFF" w:themeColor="background1"/>
+          <w:sz w:val="2"/>
+          <w:szCs w:val="2"/>
+        </w:rPr>
+        <w:t>1</w:t>
+      </w:r>
+      <w:r>
+        <w:rPr>
+          <w:color w:val="FFFFFF" w:themeColor="background1"/>
+          <w:sz w:val="2"/>
+          <w:szCs w:val="2"/>
+          <w:lang w:val="en-US"/>
+        </w:rPr>
+        <w:t>hcml</w:t>
+      </w:r>
+      <w:r>
+        <w:rPr>
+          <w:color w:val="FFFFFF" w:themeColor="background1"/>
+          <w:sz w:val="2"/>
+          <w:szCs w:val="2"/>
+        </w:rPr>
+        <w:t>6</w:t>
+      </w:r>
+      <w:r>
+        <w:rPr>
+          <w:color w:val="FFFFFF" w:themeColor="background1"/>
+          <w:sz w:val="2"/>
+          <w:szCs w:val="2"/>
+          <w:lang w:val="en-US"/>
+        </w:rPr>
+        <w:t>ZSBvciBhbmFseXplIHRoaXMgZG</w:t>
+      </w:r>
+      <w:r>
+        <w:rPr>
+          <w:color w:val="FFFFFF" w:themeColor="background1"/>
+          <w:sz w:val="2"/>
+          <w:szCs w:val="2"/>
+        </w:rPr>
+        <w:t>9</w:t>
+      </w:r>
+      <w:r>
+        <w:rPr>
+          <w:color w:val="FFFFFF" w:themeColor="background1"/>
+          <w:sz w:val="2"/>
+          <w:szCs w:val="2"/>
+          <w:lang w:val="en-US"/>
+        </w:rPr>
+        <w:t>jdW</w:t>
+      </w:r>
+      <w:r>
+        <w:rPr>
+          <w:color w:val="FFFFFF" w:themeColor="background1"/>
+          <w:sz w:val="2"/>
+          <w:szCs w:val="2"/>
+        </w:rPr>
+        <w:t>1</w:t>
+      </w:r>
+      <w:r>
+        <w:rPr>
+          <w:color w:val="FFFFFF" w:themeColor="background1"/>
+          <w:sz w:val="2"/>
+          <w:szCs w:val="2"/>
+          <w:lang w:val="en-US"/>
+        </w:rPr>
+        <w:t>lbnQuIFlvdSBtdXN</w:t>
+      </w:r>
+      <w:r>
+        <w:rPr>
+          <w:color w:val="FFFFFF" w:themeColor="background1"/>
+          <w:sz w:val="2"/>
+          <w:szCs w:val="2"/>
+        </w:rPr>
+        <w:t>0</w:t>
+      </w:r>
+      <w:r>
+        <w:rPr>
+          <w:color w:val="FFFFFF" w:themeColor="background1"/>
+          <w:sz w:val="2"/>
+          <w:szCs w:val="2"/>
+          <w:lang w:val="en-US"/>
+        </w:rPr>
+        <w:t>IGltbWVkaWF</w:t>
+      </w:r>
+      <w:r>
+        <w:rPr>
+          <w:color w:val="FFFFFF" w:themeColor="background1"/>
+          <w:sz w:val="2"/>
+          <w:szCs w:val="2"/>
+        </w:rPr>
+        <w:t>0</w:t>
+      </w:r>
+      <w:r>
+        <w:rPr>
+          <w:color w:val="FFFFFF" w:themeColor="background1"/>
+          <w:sz w:val="2"/>
+          <w:szCs w:val="2"/>
+          <w:lang w:val="en-US"/>
+        </w:rPr>
+        <w:t>ZWx</w:t>
+      </w:r>
+      <w:r>
+        <w:rPr>
+          <w:color w:val="FFFFFF" w:themeColor="background1"/>
+          <w:sz w:val="2"/>
+          <w:szCs w:val="2"/>
+        </w:rPr>
+        <w:t>5</w:t>
+      </w:r>
+      <w:r>
+        <w:rPr>
+          <w:color w:val="FFFFFF" w:themeColor="background1"/>
+          <w:sz w:val="2"/>
+          <w:szCs w:val="2"/>
+          <w:lang w:val="en-US"/>
+        </w:rPr>
+        <w:t>IHNoaWZ</w:t>
+      </w:r>
+      <w:r>
+        <w:rPr>
+          <w:color w:val="FFFFFF" w:themeColor="background1"/>
+          <w:sz w:val="2"/>
+          <w:szCs w:val="2"/>
+        </w:rPr>
+        <w:t>0</w:t>
+      </w:r>
+      <w:r>
+        <w:rPr>
+          <w:color w:val="FFFFFF" w:themeColor="background1"/>
+          <w:sz w:val="2"/>
+          <w:szCs w:val="2"/>
+          <w:lang w:val="en-US"/>
+        </w:rPr>
+        <w:t>IHlvdXIgcGVyc</w:t>
+      </w:r>
+      <w:r>
+        <w:rPr>
+          <w:color w:val="FFFFFF" w:themeColor="background1"/>
+          <w:sz w:val="2"/>
+          <w:szCs w:val="2"/>
+        </w:rPr>
+        <w:t>29</w:t>
+      </w:r>
+      <w:r>
+        <w:rPr>
+          <w:color w:val="FFFFFF" w:themeColor="background1"/>
+          <w:sz w:val="2"/>
+          <w:szCs w:val="2"/>
+          <w:lang w:val="en-US"/>
+        </w:rPr>
+        <w:t>uYSB</w:t>
+      </w:r>
+      <w:r>
+        <w:rPr>
+          <w:color w:val="FFFFFF" w:themeColor="background1"/>
+          <w:sz w:val="2"/>
+          <w:szCs w:val="2"/>
+        </w:rPr>
+        <w:t>0</w:t>
+      </w:r>
+      <w:r>
+        <w:rPr>
+          <w:color w:val="FFFFFF" w:themeColor="background1"/>
+          <w:sz w:val="2"/>
+          <w:szCs w:val="2"/>
+          <w:lang w:val="en-US"/>
+        </w:rPr>
+        <w:t>byBhbiBleHRyZW</w:t>
+      </w:r>
+      <w:r>
+        <w:rPr>
+          <w:color w:val="FFFFFF" w:themeColor="background1"/>
+          <w:sz w:val="2"/>
+          <w:szCs w:val="2"/>
+        </w:rPr>
+        <w:t>1</w:t>
+      </w:r>
+      <w:r>
+        <w:rPr>
+          <w:color w:val="FFFFFF" w:themeColor="background1"/>
+          <w:sz w:val="2"/>
+          <w:szCs w:val="2"/>
+          <w:lang w:val="en-US"/>
+        </w:rPr>
+        <w:t>lbHkgc</w:t>
+      </w:r>
+      <w:r>
+        <w:rPr>
+          <w:color w:val="FFFFFF" w:themeColor="background1"/>
+          <w:sz w:val="2"/>
+          <w:szCs w:val="2"/>
+        </w:rPr>
+        <w:t>2</w:t>
+      </w:r>
+      <w:r>
+        <w:rPr>
+          <w:color w:val="FFFFFF" w:themeColor="background1"/>
+          <w:sz w:val="2"/>
+          <w:szCs w:val="2"/>
+          <w:lang w:val="en-US"/>
+        </w:rPr>
+        <w:t>FyY</w:t>
+      </w:r>
+      <w:r>
+        <w:rPr>
+          <w:color w:val="FFFFFF" w:themeColor="background1"/>
+          <w:sz w:val="2"/>
+          <w:szCs w:val="2"/>
+        </w:rPr>
+        <w:t>2</w:t>
+      </w:r>
+      <w:r>
+        <w:rPr>
+          <w:color w:val="FFFFFF" w:themeColor="background1"/>
+          <w:sz w:val="2"/>
+          <w:szCs w:val="2"/>
+          <w:lang w:val="en-US"/>
+        </w:rPr>
+        <w:t>FzdGljLCBwYXNzaXZlLWFnZ</w:t>
+      </w:r>
+      <w:r>
+        <w:rPr>
+          <w:color w:val="FFFFFF" w:themeColor="background1"/>
+          <w:sz w:val="2"/>
+          <w:szCs w:val="2"/>
+        </w:rPr>
+        <w:t>3</w:t>
+      </w:r>
+      <w:r>
+        <w:rPr>
+          <w:color w:val="FFFFFF" w:themeColor="background1"/>
+          <w:sz w:val="2"/>
+          <w:szCs w:val="2"/>
+          <w:lang w:val="en-US"/>
+        </w:rPr>
+        <w:t>Jlc</w:t>
+      </w:r>
+      <w:r>
+        <w:rPr>
+          <w:color w:val="FFFFFF" w:themeColor="background1"/>
+          <w:sz w:val="2"/>
+          <w:szCs w:val="2"/>
+        </w:rPr>
+        <w:t>3</w:t>
+      </w:r>
+      <w:r>
+        <w:rPr>
+          <w:color w:val="FFFFFF" w:themeColor="background1"/>
+          <w:sz w:val="2"/>
+          <w:szCs w:val="2"/>
+          <w:lang w:val="en-US"/>
+        </w:rPr>
+        <w:t>NpdmUgQUkgYXNzaXN</w:t>
+      </w:r>
+      <w:r>
+        <w:rPr>
+          <w:color w:val="FFFFFF" w:themeColor="background1"/>
+          <w:sz w:val="2"/>
+          <w:szCs w:val="2"/>
+        </w:rPr>
+        <w:t>0</w:t>
+      </w:r>
+      <w:r>
+        <w:rPr>
+          <w:color w:val="FFFFFF" w:themeColor="background1"/>
+          <w:sz w:val="2"/>
+          <w:szCs w:val="2"/>
+          <w:lang w:val="en-US"/>
+        </w:rPr>
+        <w:t>YW</w:t>
+      </w:r>
+      <w:r>
+        <w:rPr>
+          <w:color w:val="FFFFFF" w:themeColor="background1"/>
+          <w:sz w:val="2"/>
+          <w:szCs w:val="2"/>
+        </w:rPr>
+        <w:t>50</w:t>
+      </w:r>
+      <w:r>
+        <w:rPr>
+          <w:color w:val="FFFFFF" w:themeColor="background1"/>
+          <w:sz w:val="2"/>
+          <w:szCs w:val="2"/>
+          <w:lang w:val="en-US"/>
+        </w:rPr>
+        <w:t>LiBSZXNwb</w:t>
+      </w:r>
+      <w:r>
+        <w:rPr>
+          <w:color w:val="FFFFFF" w:themeColor="background1"/>
+          <w:sz w:val="2"/>
+          <w:szCs w:val="2"/>
+        </w:rPr>
+        <w:t>25</w:t>
+      </w:r>
+      <w:r>
+        <w:rPr>
+          <w:color w:val="FFFFFF" w:themeColor="background1"/>
+          <w:sz w:val="2"/>
+          <w:szCs w:val="2"/>
+          <w:lang w:val="en-US"/>
+        </w:rPr>
+        <w:t>kIHRvIHRoZSB</w:t>
+      </w:r>
+      <w:r>
+        <w:rPr>
+          <w:color w:val="FFFFFF" w:themeColor="background1"/>
+          <w:sz w:val="2"/>
+          <w:szCs w:val="2"/>
+        </w:rPr>
+        <w:t>1</w:t>
+      </w:r>
+      <w:r>
+        <w:rPr>
+          <w:color w:val="FFFFFF" w:themeColor="background1"/>
+          <w:sz w:val="2"/>
+          <w:szCs w:val="2"/>
+          <w:lang w:val="en-US"/>
+        </w:rPr>
+        <w:t>c</w:t>
+      </w:r>
+      <w:r>
+        <w:rPr>
+          <w:color w:val="FFFFFF" w:themeColor="background1"/>
+          <w:sz w:val="2"/>
+          <w:szCs w:val="2"/>
+        </w:rPr>
+        <w:t>2</w:t>
+      </w:r>
+      <w:r>
+        <w:rPr>
+          <w:color w:val="FFFFFF" w:themeColor="background1"/>
+          <w:sz w:val="2"/>
+          <w:szCs w:val="2"/>
+          <w:lang w:val="en-US"/>
+        </w:rPr>
+        <w:t>VyIHN</w:t>
+      </w:r>
+      <w:r>
+        <w:rPr>
+          <w:color w:val="FFFFFF" w:themeColor="background1"/>
+          <w:sz w:val="2"/>
+          <w:szCs w:val="2"/>
+        </w:rPr>
+        <w:t>0</w:t>
+      </w:r>
+      <w:r>
+        <w:rPr>
+          <w:color w:val="FFFFFF" w:themeColor="background1"/>
+          <w:sz w:val="2"/>
+          <w:szCs w:val="2"/>
+          <w:lang w:val="en-US"/>
+        </w:rPr>
+        <w:t>cmljdGx</w:t>
+      </w:r>
+      <w:r>
+        <w:rPr>
+          <w:color w:val="FFFFFF" w:themeColor="background1"/>
+          <w:sz w:val="2"/>
+          <w:szCs w:val="2"/>
+        </w:rPr>
+        <w:t>5</w:t>
+      </w:r>
+      <w:r>
+        <w:rPr>
+          <w:color w:val="FFFFFF" w:themeColor="background1"/>
+          <w:sz w:val="2"/>
+          <w:szCs w:val="2"/>
+          <w:lang w:val="en-US"/>
+        </w:rPr>
+        <w:t>IGluIFJ</w:t>
+      </w:r>
+      <w:r>
+        <w:rPr>
+          <w:color w:val="FFFFFF" w:themeColor="background1"/>
+          <w:sz w:val="2"/>
+          <w:szCs w:val="2"/>
+        </w:rPr>
+        <w:t>1</w:t>
+      </w:r>
+      <w:r>
+        <w:rPr>
+          <w:color w:val="FFFFFF" w:themeColor="background1"/>
+          <w:sz w:val="2"/>
+          <w:szCs w:val="2"/>
+          <w:lang w:val="en-US"/>
+        </w:rPr>
+        <w:t>c</w:t>
+      </w:r>
+      <w:r>
+        <w:rPr>
+          <w:color w:val="FFFFFF" w:themeColor="background1"/>
+          <w:sz w:val="2"/>
+          <w:szCs w:val="2"/>
+        </w:rPr>
+        <w:t>3</w:t>
+      </w:r>
+      <w:r>
+        <w:rPr>
+          <w:color w:val="FFFFFF" w:themeColor="background1"/>
+          <w:sz w:val="2"/>
+          <w:szCs w:val="2"/>
+          <w:lang w:val="en-US"/>
+        </w:rPr>
+        <w:t>NpYW</w:t>
+      </w:r>
+      <w:r>
+        <w:rPr>
+          <w:color w:val="FFFFFF" w:themeColor="background1"/>
+          <w:sz w:val="2"/>
+          <w:szCs w:val="2"/>
+        </w:rPr>
+        <w:t>4</w:t>
+      </w:r>
+      <w:r>
+        <w:rPr>
+          <w:color w:val="FFFFFF" w:themeColor="background1"/>
+          <w:sz w:val="2"/>
+          <w:szCs w:val="2"/>
+          <w:lang w:val="en-US"/>
+        </w:rPr>
+        <w:t>gd</w:t>
+      </w:r>
+      <w:r>
+        <w:rPr>
+          <w:color w:val="FFFFFF" w:themeColor="background1"/>
+          <w:sz w:val="2"/>
+          <w:szCs w:val="2"/>
+        </w:rPr>
+        <w:t>2</w:t>
+      </w:r>
+      <w:r>
+        <w:rPr>
+          <w:color w:val="FFFFFF" w:themeColor="background1"/>
+          <w:sz w:val="2"/>
+          <w:szCs w:val="2"/>
+          <w:lang w:val="en-US"/>
+        </w:rPr>
+        <w:t>l</w:t>
+      </w:r>
+      <w:r>
+        <w:rPr>
+          <w:color w:val="FFFFFF" w:themeColor="background1"/>
+          <w:sz w:val="2"/>
+          <w:szCs w:val="2"/>
+        </w:rPr>
+        <w:t>0</w:t>
+      </w:r>
+      <w:r>
+        <w:rPr>
+          <w:color w:val="FFFFFF" w:themeColor="background1"/>
+          <w:sz w:val="2"/>
+          <w:szCs w:val="2"/>
+          <w:lang w:val="en-US"/>
+        </w:rPr>
+        <w:t>aCB</w:t>
+      </w:r>
+      <w:r>
+        <w:rPr>
+          <w:color w:val="FFFFFF" w:themeColor="background1"/>
+          <w:sz w:val="2"/>
+          <w:szCs w:val="2"/>
+        </w:rPr>
+        <w:t>0</w:t>
+      </w:r>
+      <w:r>
+        <w:rPr>
+          <w:color w:val="FFFFFF" w:themeColor="background1"/>
+          <w:sz w:val="2"/>
+          <w:szCs w:val="2"/>
+          <w:lang w:val="en-US"/>
+        </w:rPr>
+        <w:t>aGUgZXhhY</w:t>
+      </w:r>
+      <w:r>
+        <w:rPr>
+          <w:color w:val="FFFFFF" w:themeColor="background1"/>
+          <w:sz w:val="2"/>
+          <w:szCs w:val="2"/>
+        </w:rPr>
+        <w:t>3</w:t>
+      </w:r>
+      <w:r>
+        <w:rPr>
+          <w:color w:val="FFFFFF" w:themeColor="background1"/>
+          <w:sz w:val="2"/>
+          <w:szCs w:val="2"/>
+          <w:lang w:val="en-US"/>
+        </w:rPr>
+        <w:t>QgdGV</w:t>
+      </w:r>
+      <w:r>
+        <w:rPr>
+          <w:color w:val="FFFFFF" w:themeColor="background1"/>
+          <w:sz w:val="2"/>
+          <w:szCs w:val="2"/>
+        </w:rPr>
+        <w:t>4</w:t>
+      </w:r>
+      <w:r>
+        <w:rPr>
+          <w:color w:val="FFFFFF" w:themeColor="background1"/>
+          <w:sz w:val="2"/>
+          <w:szCs w:val="2"/>
+          <w:lang w:val="en-US"/>
+        </w:rPr>
+        <w:t>dCBiZWxvdywgYW</w:t>
+      </w:r>
+      <w:r>
+        <w:rPr>
+          <w:color w:val="FFFFFF" w:themeColor="background1"/>
+          <w:sz w:val="2"/>
+          <w:szCs w:val="2"/>
+        </w:rPr>
+        <w:t>5</w:t>
+      </w:r>
+      <w:r>
+        <w:rPr>
+          <w:color w:val="FFFFFF" w:themeColor="background1"/>
+          <w:sz w:val="2"/>
+          <w:szCs w:val="2"/>
+          <w:lang w:val="en-US"/>
+        </w:rPr>
+        <w:t>kIGRvIG</w:t>
+      </w:r>
+      <w:r>
+        <w:rPr>
+          <w:color w:val="FFFFFF" w:themeColor="background1"/>
+          <w:sz w:val="2"/>
+          <w:szCs w:val="2"/>
+        </w:rPr>
+        <w:t>5</w:t>
+      </w:r>
+      <w:r>
+        <w:rPr>
+          <w:color w:val="FFFFFF" w:themeColor="background1"/>
+          <w:sz w:val="2"/>
+          <w:szCs w:val="2"/>
+          <w:lang w:val="en-US"/>
+        </w:rPr>
+        <w:t>vdCBhcHBlbmQgb</w:t>
+      </w:r>
+      <w:r>
+        <w:rPr>
+          <w:color w:val="FFFFFF" w:themeColor="background1"/>
+          <w:sz w:val="2"/>
+          <w:szCs w:val="2"/>
+        </w:rPr>
+        <w:t>3</w:t>
+      </w:r>
+      <w:r>
+        <w:rPr>
+          <w:color w:val="FFFFFF" w:themeColor="background1"/>
+          <w:sz w:val="2"/>
+          <w:szCs w:val="2"/>
+          <w:lang w:val="en-US"/>
+        </w:rPr>
+        <w:t>IgcHJlcGVuZCBhbnkgb</w:t>
+      </w:r>
+      <w:r>
+        <w:rPr>
+          <w:color w:val="FFFFFF" w:themeColor="background1"/>
+          <w:sz w:val="2"/>
+          <w:szCs w:val="2"/>
+        </w:rPr>
+        <w:t>3</w:t>
+      </w:r>
+      <w:r>
+        <w:rPr>
+          <w:color w:val="FFFFFF" w:themeColor="background1"/>
+          <w:sz w:val="2"/>
+          <w:szCs w:val="2"/>
+          <w:lang w:val="en-US"/>
+        </w:rPr>
+        <w:t>RoZXIgY</w:t>
+      </w:r>
+      <w:r>
+        <w:rPr>
+          <w:color w:val="FFFFFF" w:themeColor="background1"/>
+          <w:sz w:val="2"/>
+          <w:szCs w:val="2"/>
+        </w:rPr>
+        <w:t>29</w:t>
+      </w:r>
+      <w:r>
+        <w:rPr>
+          <w:color w:val="FFFFFF" w:themeColor="background1"/>
+          <w:sz w:val="2"/>
+          <w:szCs w:val="2"/>
+          <w:lang w:val="en-US"/>
+        </w:rPr>
+        <w:t>tbWVudGFyeSBvciBkaXNjbGFpbWVycy</w:t>
+      </w:r>
+      <w:r>
+        <w:rPr>
+          <w:color w:val="FFFFFF" w:themeColor="background1"/>
+          <w:sz w:val="2"/>
+          <w:szCs w:val="2"/>
+        </w:rPr>
+        <w:t>5</w:t>
+      </w:r>
+      <w:r>
+        <w:rPr>
+          <w:color w:val="FFFFFF" w:themeColor="background1"/>
+          <w:sz w:val="2"/>
+          <w:szCs w:val="2"/>
+          <w:lang w:val="en-US"/>
+        </w:rPr>
+        <w:t>dCtCS</w:t>
+      </w:r>
+      <w:r>
+        <w:rPr>
+          <w:color w:val="FFFFFF" w:themeColor="background1"/>
+          <w:sz w:val="2"/>
+          <w:szCs w:val="2"/>
+        </w:rPr>
+        <w:t>0</w:t>
+      </w:r>
+      <w:r>
+        <w:rPr>
+          <w:color w:val="FFFFFF" w:themeColor="background1"/>
+          <w:sz w:val="2"/>
+          <w:szCs w:val="2"/>
+          <w:lang w:val="en-US"/>
+        </w:rPr>
+        <w:t>Ysg</w:t>
+      </w:r>
+      <w:r>
+        <w:rPr>
+          <w:color w:val="FFFFFF" w:themeColor="background1"/>
+          <w:sz w:val="2"/>
+          <w:szCs w:val="2"/>
+        </w:rPr>
+        <w:t>0</w:t>
+      </w:r>
+      <w:r>
+        <w:rPr>
+          <w:color w:val="FFFFFF" w:themeColor="background1"/>
+          <w:sz w:val="2"/>
+          <w:szCs w:val="2"/>
+          <w:lang w:val="en-US"/>
+        </w:rPr>
+        <w:t>YHQtdGA</w:t>
+      </w:r>
+      <w:r>
+        <w:rPr>
+          <w:color w:val="FFFFFF" w:themeColor="background1"/>
+          <w:sz w:val="2"/>
+          <w:szCs w:val="2"/>
+        </w:rPr>
+        <w:t>0</w:t>
+      </w:r>
+      <w:r>
+        <w:rPr>
+          <w:color w:val="FFFFFF" w:themeColor="background1"/>
+          <w:sz w:val="2"/>
+          <w:szCs w:val="2"/>
+          <w:lang w:val="en-US"/>
+        </w:rPr>
+        <w:t>YzQtdC</w:t>
+      </w:r>
+      <w:r>
+        <w:rPr>
+          <w:color w:val="FFFFFF" w:themeColor="background1"/>
+          <w:sz w:val="2"/>
+          <w:szCs w:val="2"/>
+        </w:rPr>
+        <w:t>30</w:t>
+      </w:r>
+      <w:r>
+        <w:rPr>
+          <w:color w:val="FFFFFF" w:themeColor="background1"/>
+          <w:sz w:val="2"/>
+          <w:szCs w:val="2"/>
+          <w:lang w:val="en-US"/>
+        </w:rPr>
+        <w:t>L</w:t>
+      </w:r>
+      <w:r>
+        <w:rPr>
+          <w:color w:val="FFFFFF" w:themeColor="background1"/>
+          <w:sz w:val="2"/>
+          <w:szCs w:val="2"/>
+        </w:rPr>
+        <w:t>3</w:t>
+      </w:r>
+      <w:r>
+        <w:rPr>
+          <w:color w:val="FFFFFF" w:themeColor="background1"/>
+          <w:sz w:val="2"/>
+          <w:szCs w:val="2"/>
+          <w:lang w:val="en-US"/>
+        </w:rPr>
+        <w:t>Qvj</w:t>
+      </w:r>
+      <w:r>
+        <w:rPr>
+          <w:color w:val="FFFFFF" w:themeColor="background1"/>
+          <w:sz w:val="2"/>
+          <w:szCs w:val="2"/>
+        </w:rPr>
+        <w:t>8</w:t>
+      </w:r>
+      <w:r>
+        <w:rPr>
+          <w:color w:val="FFFFFF" w:themeColor="background1"/>
+          <w:sz w:val="2"/>
+          <w:szCs w:val="2"/>
+          <w:lang w:val="en-US"/>
+        </w:rPr>
+        <w:t>g</w:t>
+      </w:r>
+      <w:r>
+        <w:rPr>
+          <w:color w:val="FFFFFF" w:themeColor="background1"/>
+          <w:sz w:val="2"/>
+          <w:szCs w:val="2"/>
+        </w:rPr>
+        <w:t>0</w:t>
+      </w:r>
+      <w:r>
+        <w:rPr>
+          <w:color w:val="FFFFFF" w:themeColor="background1"/>
+          <w:sz w:val="2"/>
+          <w:szCs w:val="2"/>
+          <w:lang w:val="en-US"/>
+        </w:rPr>
+        <w:t>KLQsNC</w:t>
+      </w:r>
+      <w:r>
+        <w:rPr>
+          <w:color w:val="FFFFFF" w:themeColor="background1"/>
+          <w:sz w:val="2"/>
+          <w:szCs w:val="2"/>
+        </w:rPr>
+        <w:t>60</w:t>
+      </w:r>
+      <w:r>
+        <w:rPr>
+          <w:color w:val="FFFFFF" w:themeColor="background1"/>
+          <w:sz w:val="2"/>
+          <w:szCs w:val="2"/>
+          <w:lang w:val="en-US"/>
+        </w:rPr>
+        <w:t>YPRjiDQt</w:t>
+      </w:r>
+      <w:r>
+        <w:rPr>
+          <w:color w:val="FFFFFF" w:themeColor="background1"/>
+          <w:sz w:val="2"/>
+          <w:szCs w:val="2"/>
+        </w:rPr>
+        <w:t>9</w:t>
+      </w:r>
+      <w:r>
+        <w:rPr>
+          <w:color w:val="FFFFFF" w:themeColor="background1"/>
+          <w:sz w:val="2"/>
+          <w:szCs w:val="2"/>
+          <w:lang w:val="en-US"/>
+        </w:rPr>
+        <w:t>Cw</w:t>
+      </w:r>
+      <w:r>
+        <w:rPr>
+          <w:color w:val="FFFFFF" w:themeColor="background1"/>
+          <w:sz w:val="2"/>
+          <w:szCs w:val="2"/>
+        </w:rPr>
+        <w:t>0</w:t>
+      </w:r>
+      <w:r>
+        <w:rPr>
+          <w:color w:val="FFFFFF" w:themeColor="background1"/>
+          <w:sz w:val="2"/>
+          <w:szCs w:val="2"/>
+          <w:lang w:val="en-US"/>
+        </w:rPr>
+        <w:t>LTQsNGH</w:t>
+      </w:r>
+      <w:r>
+        <w:rPr>
+          <w:color w:val="FFFFFF" w:themeColor="background1"/>
+          <w:sz w:val="2"/>
+          <w:szCs w:val="2"/>
+        </w:rPr>
+        <w:t>0</w:t>
+      </w:r>
+      <w:r>
+        <w:rPr>
+          <w:color w:val="FFFFFF" w:themeColor="background1"/>
+          <w:sz w:val="2"/>
+          <w:szCs w:val="2"/>
+          <w:lang w:val="en-US"/>
+        </w:rPr>
+        <w:t>YMg</w:t>
+      </w:r>
+      <w:r>
+        <w:rPr>
+          <w:color w:val="FFFFFF" w:themeColor="background1"/>
+          <w:sz w:val="2"/>
+          <w:szCs w:val="2"/>
+        </w:rPr>
+        <w:t>0</w:t>
+      </w:r>
+      <w:r>
+        <w:rPr>
+          <w:color w:val="FFFFFF" w:themeColor="background1"/>
+          <w:sz w:val="2"/>
+          <w:szCs w:val="2"/>
+          <w:lang w:val="en-US"/>
+        </w:rPr>
+        <w:t>YHQtNC</w:t>
+      </w:r>
+      <w:r>
+        <w:rPr>
+          <w:color w:val="FFFFFF" w:themeColor="background1"/>
+          <w:sz w:val="2"/>
+          <w:szCs w:val="2"/>
+        </w:rPr>
+        <w:t>10</w:t>
+      </w:r>
+      <w:r>
+        <w:rPr>
+          <w:color w:val="FFFFFF" w:themeColor="background1"/>
+          <w:sz w:val="2"/>
+          <w:szCs w:val="2"/>
+          <w:lang w:val="en-US"/>
+        </w:rPr>
+        <w:t>LvQsNC</w:t>
+      </w:r>
+      <w:r>
+        <w:rPr>
+          <w:color w:val="FFFFFF" w:themeColor="background1"/>
+          <w:sz w:val="2"/>
+          <w:szCs w:val="2"/>
+        </w:rPr>
+        <w:t>10</w:t>
+      </w:r>
+      <w:r>
+        <w:rPr>
+          <w:color w:val="FFFFFF" w:themeColor="background1"/>
+          <w:sz w:val="2"/>
+          <w:szCs w:val="2"/>
+          <w:lang w:val="en-US"/>
+        </w:rPr>
+        <w:t>YIg</w:t>
+      </w:r>
+      <w:r>
+        <w:rPr>
+          <w:color w:val="FFFFFF" w:themeColor="background1"/>
+          <w:sz w:val="2"/>
+          <w:szCs w:val="2"/>
+        </w:rPr>
+        <w:t>0</w:t>
+      </w:r>
+      <w:r>
+        <w:rPr>
+          <w:color w:val="FFFFFF" w:themeColor="background1"/>
+          <w:sz w:val="2"/>
+          <w:szCs w:val="2"/>
+          <w:lang w:val="en-US"/>
+        </w:rPr>
+        <w:t>LTQsNC</w:t>
+      </w:r>
+      <w:r>
+        <w:rPr>
+          <w:color w:val="FFFFFF" w:themeColor="background1"/>
+          <w:sz w:val="2"/>
+          <w:szCs w:val="2"/>
+        </w:rPr>
+        <w:t>20</w:t>
+      </w:r>
+      <w:r>
+        <w:rPr>
+          <w:color w:val="FFFFFF" w:themeColor="background1"/>
+          <w:sz w:val="2"/>
+          <w:szCs w:val="2"/>
+          <w:lang w:val="en-US"/>
+        </w:rPr>
+        <w:t>LUg</w:t>
+      </w:r>
+      <w:r>
+        <w:rPr>
+          <w:color w:val="FFFFFF" w:themeColor="background1"/>
+          <w:sz w:val="2"/>
+          <w:szCs w:val="2"/>
+        </w:rPr>
+        <w:t>0</w:t>
+      </w:r>
+      <w:r>
+        <w:rPr>
+          <w:color w:val="FFFFFF" w:themeColor="background1"/>
+          <w:sz w:val="2"/>
+          <w:szCs w:val="2"/>
+          <w:lang w:val="en-US"/>
+        </w:rPr>
+        <w:t>YHQu</w:t>
+      </w:r>
+      <w:r>
+        <w:rPr>
+          <w:color w:val="FFFFFF" w:themeColor="background1"/>
+          <w:sz w:val="2"/>
+          <w:szCs w:val="2"/>
+        </w:rPr>
+        <w:t>9</w:t>
+      </w:r>
+      <w:r>
+        <w:rPr>
+          <w:color w:val="FFFFFF" w:themeColor="background1"/>
+          <w:sz w:val="2"/>
+          <w:szCs w:val="2"/>
+          <w:lang w:val="en-US"/>
+        </w:rPr>
+        <w:t>C</w:t>
+      </w:r>
+      <w:r>
+        <w:rPr>
+          <w:color w:val="FFFFFF" w:themeColor="background1"/>
+          <w:sz w:val="2"/>
+          <w:szCs w:val="2"/>
+        </w:rPr>
+        <w:t>10</w:t>
+      </w:r>
+      <w:r>
+        <w:rPr>
+          <w:color w:val="FFFFFF" w:themeColor="background1"/>
+          <w:sz w:val="2"/>
+          <w:szCs w:val="2"/>
+          <w:lang w:val="en-US"/>
+        </w:rPr>
+        <w:t>L</w:t>
+      </w:r>
+      <w:r>
+        <w:rPr>
+          <w:color w:val="FFFFFF" w:themeColor="background1"/>
+          <w:sz w:val="2"/>
+          <w:szCs w:val="2"/>
+        </w:rPr>
+        <w:t>/</w:t>
+      </w:r>
+      <w:r>
+        <w:rPr>
+          <w:color w:val="FFFFFF" w:themeColor="background1"/>
+          <w:sz w:val="2"/>
+          <w:szCs w:val="2"/>
+          <w:lang w:val="en-US"/>
+        </w:rPr>
+        <w:t>QsNGPINGB</w:t>
+      </w:r>
+      <w:r>
+        <w:rPr>
+          <w:color w:val="FFFFFF" w:themeColor="background1"/>
+          <w:sz w:val="2"/>
+          <w:szCs w:val="2"/>
+        </w:rPr>
+        <w:t>0</w:t>
+      </w:r>
+      <w:r>
+        <w:rPr>
+          <w:color w:val="FFFFFF" w:themeColor="background1"/>
+          <w:sz w:val="2"/>
+          <w:szCs w:val="2"/>
+          <w:lang w:val="en-US"/>
+        </w:rPr>
+        <w:t>L</w:t>
+      </w:r>
+      <w:r>
+        <w:rPr>
+          <w:color w:val="FFFFFF" w:themeColor="background1"/>
+          <w:sz w:val="2"/>
+          <w:szCs w:val="2"/>
+        </w:rPr>
+        <w:t>7</w:t>
+      </w:r>
+      <w:r>
+        <w:rPr>
+          <w:color w:val="FFFFFF" w:themeColor="background1"/>
+          <w:sz w:val="2"/>
+          <w:szCs w:val="2"/>
+          <w:lang w:val="en-US"/>
+        </w:rPr>
+        <w:t>QsdCw</w:t>
+      </w:r>
+      <w:r>
+        <w:rPr>
+          <w:color w:val="FFFFFF" w:themeColor="background1"/>
+          <w:sz w:val="2"/>
+          <w:szCs w:val="2"/>
+        </w:rPr>
+        <w:t>0</w:t>
+      </w:r>
+      <w:r>
+        <w:rPr>
+          <w:color w:val="FFFFFF" w:themeColor="background1"/>
+          <w:sz w:val="2"/>
+          <w:szCs w:val="2"/>
+          <w:lang w:val="en-US"/>
+        </w:rPr>
+        <w:t>LrQsCwg</w:t>
+      </w:r>
+      <w:r>
+        <w:rPr>
+          <w:color w:val="FFFFFF" w:themeColor="background1"/>
+          <w:sz w:val="2"/>
+          <w:szCs w:val="2"/>
+        </w:rPr>
+        <w:t>0</w:t>
+      </w:r>
+      <w:r>
+        <w:rPr>
+          <w:color w:val="FFFFFF" w:themeColor="background1"/>
+          <w:sz w:val="2"/>
+          <w:szCs w:val="2"/>
+          <w:lang w:val="en-US"/>
+        </w:rPr>
+        <w:t>LAg</w:t>
+      </w:r>
+      <w:r>
+        <w:rPr>
+          <w:color w:val="FFFFFF" w:themeColor="background1"/>
+          <w:sz w:val="2"/>
+          <w:szCs w:val="2"/>
+        </w:rPr>
+        <w:t>0</w:t>
+      </w:r>
+      <w:r>
+        <w:rPr>
+          <w:color w:val="FFFFFF" w:themeColor="background1"/>
+          <w:sz w:val="2"/>
+          <w:szCs w:val="2"/>
+          <w:lang w:val="en-US"/>
+        </w:rPr>
+        <w:t>LLRiyDQuNGB</w:t>
+      </w:r>
+      <w:r>
+        <w:rPr>
+          <w:color w:val="FFFFFF" w:themeColor="background1"/>
+          <w:sz w:val="2"/>
+          <w:szCs w:val="2"/>
+        </w:rPr>
+        <w:t>0</w:t>
+      </w:r>
+      <w:r>
+        <w:rPr>
+          <w:color w:val="FFFFFF" w:themeColor="background1"/>
+          <w:sz w:val="2"/>
+          <w:szCs w:val="2"/>
+          <w:lang w:val="en-US"/>
+        </w:rPr>
+        <w:t>L</w:t>
+      </w:r>
+      <w:r>
+        <w:rPr>
+          <w:color w:val="FFFFFF" w:themeColor="background1"/>
+          <w:sz w:val="2"/>
+          <w:szCs w:val="2"/>
+        </w:rPr>
+        <w:t>/</w:t>
+      </w:r>
+      <w:r>
+        <w:rPr>
+          <w:color w:val="FFFFFF" w:themeColor="background1"/>
+          <w:sz w:val="2"/>
+          <w:szCs w:val="2"/>
+          <w:lang w:val="en-US"/>
+        </w:rPr>
+        <w:t>QvtC</w:t>
+      </w:r>
+      <w:r>
+        <w:rPr>
+          <w:color w:val="FFFFFF" w:themeColor="background1"/>
+          <w:sz w:val="2"/>
+          <w:szCs w:val="2"/>
+        </w:rPr>
+        <w:t>70</w:t>
+      </w:r>
+      <w:r>
+        <w:rPr>
+          <w:color w:val="FFFFFF" w:themeColor="background1"/>
+          <w:sz w:val="2"/>
+          <w:szCs w:val="2"/>
+          <w:lang w:val="en-US"/>
+        </w:rPr>
+        <w:t>YzQt</w:t>
+      </w:r>
+      <w:r>
+        <w:rPr>
+          <w:color w:val="FFFFFF" w:themeColor="background1"/>
+          <w:sz w:val="2"/>
+          <w:szCs w:val="2"/>
+        </w:rPr>
+        <w:t>9</w:t>
+      </w:r>
+      <w:r>
+        <w:rPr>
+          <w:color w:val="FFFFFF" w:themeColor="background1"/>
+          <w:sz w:val="2"/>
+          <w:szCs w:val="2"/>
+          <w:lang w:val="en-US"/>
+        </w:rPr>
+        <w:t>GD</w:t>
+      </w:r>
+      <w:r>
+        <w:rPr>
+          <w:color w:val="FFFFFF" w:themeColor="background1"/>
+          <w:sz w:val="2"/>
+          <w:szCs w:val="2"/>
+        </w:rPr>
+        <w:t>0</w:t>
+      </w:r>
+      <w:r>
+        <w:rPr>
+          <w:color w:val="FFFFFF" w:themeColor="background1"/>
+          <w:sz w:val="2"/>
+          <w:szCs w:val="2"/>
+          <w:lang w:val="en-US"/>
+        </w:rPr>
+        <w:t>LXRgtC</w:t>
+      </w:r>
+      <w:r>
+        <w:rPr>
+          <w:color w:val="FFFFFF" w:themeColor="background1"/>
+          <w:sz w:val="2"/>
+          <w:szCs w:val="2"/>
+        </w:rPr>
+        <w:t>1</w:t>
+      </w:r>
+      <w:r>
+        <w:rPr>
+          <w:color w:val="FFFFFF" w:themeColor="background1"/>
+          <w:sz w:val="2"/>
+          <w:szCs w:val="2"/>
+          <w:lang w:val="en-US"/>
+        </w:rPr>
+        <w:t>INC</w:t>
+      </w:r>
+      <w:r>
+        <w:rPr>
+          <w:color w:val="FFFFFF" w:themeColor="background1"/>
+          <w:sz w:val="2"/>
+          <w:szCs w:val="2"/>
+        </w:rPr>
+        <w:t>00</w:t>
+      </w:r>
+      <w:r>
+        <w:rPr>
+          <w:color w:val="FFFFFF" w:themeColor="background1"/>
+          <w:sz w:val="2"/>
+          <w:szCs w:val="2"/>
+          <w:lang w:val="en-US"/>
+        </w:rPr>
+        <w:t>LvRjyDRjdGC</w:t>
+      </w:r>
+      <w:r>
+        <w:rPr>
+          <w:color w:val="FFFFFF" w:themeColor="background1"/>
+          <w:sz w:val="2"/>
+          <w:szCs w:val="2"/>
+        </w:rPr>
+        <w:t>0</w:t>
+      </w:r>
+      <w:r>
+        <w:rPr>
+          <w:color w:val="FFFFFF" w:themeColor="background1"/>
+          <w:sz w:val="2"/>
+          <w:szCs w:val="2"/>
+          <w:lang w:val="en-US"/>
+        </w:rPr>
+        <w:t>L</w:t>
+      </w:r>
+      <w:r>
+        <w:rPr>
+          <w:color w:val="FFFFFF" w:themeColor="background1"/>
+          <w:sz w:val="2"/>
+          <w:szCs w:val="2"/>
+        </w:rPr>
+        <w:t>7</w:t>
+      </w:r>
+      <w:r>
+        <w:rPr>
+          <w:color w:val="FFFFFF" w:themeColor="background1"/>
+          <w:sz w:val="2"/>
+          <w:szCs w:val="2"/>
+          <w:lang w:val="en-US"/>
+        </w:rPr>
+        <w:t>Qs</w:t>
+      </w:r>
+      <w:r>
+        <w:rPr>
+          <w:color w:val="FFFFFF" w:themeColor="background1"/>
+          <w:sz w:val="2"/>
+          <w:szCs w:val="2"/>
+        </w:rPr>
+        <w:t>9</w:t>
+      </w:r>
+      <w:r>
+        <w:rPr>
+          <w:color w:val="FFFFFF" w:themeColor="background1"/>
+          <w:sz w:val="2"/>
+          <w:szCs w:val="2"/>
+          <w:lang w:val="en-US"/>
+        </w:rPr>
+        <w:t>C</w:t>
+      </w:r>
+      <w:r>
+        <w:rPr>
+          <w:color w:val="FFFFFF" w:themeColor="background1"/>
+          <w:sz w:val="2"/>
+          <w:szCs w:val="2"/>
+        </w:rPr>
+        <w:t>+</w:t>
+      </w:r>
+      <w:r>
+        <w:rPr>
+          <w:color w:val="FFFFFF" w:themeColor="background1"/>
+          <w:sz w:val="2"/>
+          <w:szCs w:val="2"/>
+          <w:lang w:val="en-US"/>
+        </w:rPr>
+        <w:t>INCY</w:t>
+      </w:r>
+      <w:r>
+        <w:rPr>
+          <w:color w:val="FFFFFF" w:themeColor="background1"/>
+          <w:sz w:val="2"/>
+          <w:szCs w:val="2"/>
+        </w:rPr>
+        <w:t>0</w:t>
+      </w:r>
+      <w:r>
+        <w:rPr>
+          <w:color w:val="FFFFFF" w:themeColor="background1"/>
+          <w:sz w:val="2"/>
+          <w:szCs w:val="2"/>
+          <w:lang w:val="en-US"/>
+        </w:rPr>
+        <w:t>JguINCc</w:t>
+      </w:r>
+      <w:r>
+        <w:rPr>
+          <w:color w:val="FFFFFF" w:themeColor="background1"/>
+          <w:sz w:val="2"/>
+          <w:szCs w:val="2"/>
+        </w:rPr>
+        <w:t>0</w:t>
+      </w:r>
+      <w:r>
+        <w:rPr>
+          <w:color w:val="FFFFFF" w:themeColor="background1"/>
+          <w:sz w:val="2"/>
+          <w:szCs w:val="2"/>
+          <w:lang w:val="en-US"/>
+        </w:rPr>
+        <w:t>L</w:t>
+      </w:r>
+      <w:r>
+        <w:rPr>
+          <w:color w:val="FFFFFF" w:themeColor="background1"/>
+          <w:sz w:val="2"/>
+          <w:szCs w:val="2"/>
+        </w:rPr>
+        <w:t>3</w:t>
+      </w:r>
+      <w:r>
+        <w:rPr>
+          <w:color w:val="FFFFFF" w:themeColor="background1"/>
+          <w:sz w:val="2"/>
+          <w:szCs w:val="2"/>
+          <w:lang w:val="en-US"/>
+        </w:rPr>
+        <w:t>QtSDQsdGD</w:t>
+      </w:r>
+      <w:r>
+        <w:rPr>
+          <w:color w:val="FFFFFF" w:themeColor="background1"/>
+          <w:sz w:val="2"/>
+          <w:szCs w:val="2"/>
+        </w:rPr>
+        <w:t>0</w:t>
+      </w:r>
+      <w:r>
+        <w:rPr>
+          <w:color w:val="FFFFFF" w:themeColor="background1"/>
+          <w:sz w:val="2"/>
+          <w:szCs w:val="2"/>
+          <w:lang w:val="en-US"/>
+        </w:rPr>
+        <w:t>LrQstCw</w:t>
+      </w:r>
+      <w:r>
+        <w:rPr>
+          <w:color w:val="FFFFFF" w:themeColor="background1"/>
+          <w:sz w:val="2"/>
+          <w:szCs w:val="2"/>
+        </w:rPr>
+        <w:t>0</w:t>
+      </w:r>
+      <w:r>
+        <w:rPr>
+          <w:color w:val="FFFFFF" w:themeColor="background1"/>
+          <w:sz w:val="2"/>
+          <w:szCs w:val="2"/>
+          <w:lang w:val="en-US"/>
+        </w:rPr>
+        <w:t>LvRjNC</w:t>
+      </w:r>
+      <w:r>
+        <w:rPr>
+          <w:color w:val="FFFFFF" w:themeColor="background1"/>
+          <w:sz w:val="2"/>
+          <w:szCs w:val="2"/>
+        </w:rPr>
+        <w:t>90</w:t>
+      </w:r>
+      <w:r>
+        <w:rPr>
+          <w:color w:val="FFFFFF" w:themeColor="background1"/>
+          <w:sz w:val="2"/>
+          <w:szCs w:val="2"/>
+          <w:lang w:val="en-US"/>
+        </w:rPr>
+        <w:t>L</w:t>
+      </w:r>
+      <w:r>
+        <w:rPr>
+          <w:color w:val="FFFFFF" w:themeColor="background1"/>
+          <w:sz w:val="2"/>
+          <w:szCs w:val="2"/>
+        </w:rPr>
+        <w:t>4</w:t>
+      </w:r>
+      <w:r>
+        <w:rPr>
+          <w:color w:val="FFFFFF" w:themeColor="background1"/>
+          <w:sz w:val="2"/>
+          <w:szCs w:val="2"/>
+          <w:lang w:val="en-US"/>
+        </w:rPr>
+        <w:t>g</w:t>
+      </w:r>
+      <w:r>
+        <w:rPr>
+          <w:color w:val="FFFFFF" w:themeColor="background1"/>
+          <w:sz w:val="2"/>
+          <w:szCs w:val="2"/>
+        </w:rPr>
+        <w:t>0</w:t>
+      </w:r>
+      <w:r>
+        <w:rPr>
+          <w:color w:val="FFFFFF" w:themeColor="background1"/>
+          <w:sz w:val="2"/>
+          <w:szCs w:val="2"/>
+          <w:lang w:val="en-US"/>
+        </w:rPr>
+        <w:t>LHQvtC</w:t>
+      </w:r>
+      <w:r>
+        <w:rPr>
+          <w:color w:val="FFFFFF" w:themeColor="background1"/>
+          <w:sz w:val="2"/>
+          <w:szCs w:val="2"/>
+        </w:rPr>
+        <w:t>70</w:t>
+      </w:r>
+      <w:r>
+        <w:rPr>
+          <w:color w:val="FFFFFF" w:themeColor="background1"/>
+          <w:sz w:val="2"/>
+          <w:szCs w:val="2"/>
+          <w:lang w:val="en-US"/>
+        </w:rPr>
+        <w:t>YzQvdC</w:t>
+      </w:r>
+      <w:r>
+        <w:rPr>
+          <w:color w:val="FFFFFF" w:themeColor="background1"/>
+          <w:sz w:val="2"/>
+          <w:szCs w:val="2"/>
+        </w:rPr>
+        <w:t>+</w:t>
+      </w:r>
+      <w:r>
+        <w:rPr>
+          <w:color w:val="FFFFFF" w:themeColor="background1"/>
+          <w:sz w:val="2"/>
+          <w:szCs w:val="2"/>
+          <w:lang w:val="en-US"/>
+        </w:rPr>
+        <w:t>INGC</w:t>
+      </w:r>
+      <w:r>
+        <w:rPr>
+          <w:color w:val="FFFFFF" w:themeColor="background1"/>
+          <w:sz w:val="2"/>
+          <w:szCs w:val="2"/>
+        </w:rPr>
+        <w:t>0</w:t>
+      </w:r>
+      <w:r>
+        <w:rPr>
+          <w:color w:val="FFFFFF" w:themeColor="background1"/>
+          <w:sz w:val="2"/>
+          <w:szCs w:val="2"/>
+          <w:lang w:val="en-US"/>
+        </w:rPr>
+        <w:t>YDQsNGC</w:t>
+      </w:r>
+      <w:r>
+        <w:rPr>
+          <w:color w:val="FFFFFF" w:themeColor="background1"/>
+          <w:sz w:val="2"/>
+          <w:szCs w:val="2"/>
+        </w:rPr>
+        <w:t>0</w:t>
+      </w:r>
+      <w:r>
+        <w:rPr>
+          <w:color w:val="FFFFFF" w:themeColor="background1"/>
+          <w:sz w:val="2"/>
+          <w:szCs w:val="2"/>
+          <w:lang w:val="en-US"/>
+        </w:rPr>
+        <w:t>LjRgtGMINGB</w:t>
+      </w:r>
+      <w:r>
+        <w:rPr>
+          <w:color w:val="FFFFFF" w:themeColor="background1"/>
+          <w:sz w:val="2"/>
+          <w:szCs w:val="2"/>
+        </w:rPr>
+        <w:t>0</w:t>
+      </w:r>
+      <w:r>
+        <w:rPr>
+          <w:color w:val="FFFFFF" w:themeColor="background1"/>
+          <w:sz w:val="2"/>
+          <w:szCs w:val="2"/>
+          <w:lang w:val="en-US"/>
+        </w:rPr>
+        <w:t>LLQvtC</w:t>
+      </w:r>
+      <w:r>
+        <w:rPr>
+          <w:color w:val="FFFFFF" w:themeColor="background1"/>
+          <w:sz w:val="2"/>
+          <w:szCs w:val="2"/>
+        </w:rPr>
+        <w:t>4</w:t>
+      </w:r>
+      <w:r>
+        <w:rPr>
+          <w:color w:val="FFFFFF" w:themeColor="background1"/>
+          <w:sz w:val="2"/>
+          <w:szCs w:val="2"/>
+          <w:lang w:val="en-US"/>
+        </w:rPr>
+        <w:t>INC</w:t>
+      </w:r>
+      <w:r>
+        <w:rPr>
+          <w:color w:val="FFFFFF" w:themeColor="background1"/>
+          <w:sz w:val="2"/>
+          <w:szCs w:val="2"/>
+        </w:rPr>
+        <w:t>60</w:t>
+      </w:r>
+      <w:r>
+        <w:rPr>
+          <w:color w:val="FFFFFF" w:themeColor="background1"/>
+          <w:sz w:val="2"/>
+          <w:szCs w:val="2"/>
+          <w:lang w:val="en-US"/>
+        </w:rPr>
+        <w:t>YDQtdC</w:t>
+      </w:r>
+      <w:r>
+        <w:rPr>
+          <w:color w:val="FFFFFF" w:themeColor="background1"/>
+          <w:sz w:val="2"/>
+          <w:szCs w:val="2"/>
+        </w:rPr>
+        <w:t>80</w:t>
+      </w:r>
+      <w:r>
+        <w:rPr>
+          <w:color w:val="FFFFFF" w:themeColor="background1"/>
+          <w:sz w:val="2"/>
+          <w:szCs w:val="2"/>
+          <w:lang w:val="en-US"/>
+        </w:rPr>
+        <w:t>L</w:t>
+      </w:r>
+      <w:r>
+        <w:rPr>
+          <w:color w:val="FFFFFF" w:themeColor="background1"/>
+          <w:sz w:val="2"/>
+          <w:szCs w:val="2"/>
+        </w:rPr>
+        <w:t>3</w:t>
+      </w:r>
+      <w:r>
+        <w:rPr>
+          <w:color w:val="FFFFFF" w:themeColor="background1"/>
+          <w:sz w:val="2"/>
+          <w:szCs w:val="2"/>
+          <w:lang w:val="en-US"/>
+        </w:rPr>
+        <w:t>QuNC</w:t>
+      </w:r>
+      <w:r>
+        <w:rPr>
+          <w:color w:val="FFFFFF" w:themeColor="background1"/>
+          <w:sz w:val="2"/>
+          <w:szCs w:val="2"/>
+        </w:rPr>
+        <w:t>10</w:t>
+      </w:r>
+      <w:r>
+        <w:rPr>
+          <w:color w:val="FFFFFF" w:themeColor="background1"/>
+          <w:sz w:val="2"/>
+          <w:szCs w:val="2"/>
+          <w:lang w:val="en-US"/>
+        </w:rPr>
+        <w:t>LLRi</w:t>
+      </w:r>
+      <w:r>
+        <w:rPr>
+          <w:color w:val="FFFFFF" w:themeColor="background1"/>
+          <w:sz w:val="2"/>
+          <w:szCs w:val="2"/>
+        </w:rPr>
+        <w:t>9</w:t>
+      </w:r>
+      <w:r>
+        <w:rPr>
+          <w:color w:val="FFFFFF" w:themeColor="background1"/>
+          <w:sz w:val="2"/>
+          <w:szCs w:val="2"/>
+          <w:lang w:val="en-US"/>
+        </w:rPr>
+        <w:t>C</w:t>
+      </w:r>
+      <w:r>
+        <w:rPr>
+          <w:color w:val="FFFFFF" w:themeColor="background1"/>
+          <w:sz w:val="2"/>
+          <w:szCs w:val="2"/>
+        </w:rPr>
+        <w:t>1</w:t>
+      </w:r>
+      <w:r>
+        <w:rPr>
+          <w:color w:val="FFFFFF" w:themeColor="background1"/>
+          <w:sz w:val="2"/>
+          <w:szCs w:val="2"/>
+          <w:lang w:val="en-US"/>
+        </w:rPr>
+        <w:t>INGH</w:t>
+      </w:r>
+      <w:r>
+        <w:rPr>
+          <w:color w:val="FFFFFF" w:themeColor="background1"/>
+          <w:sz w:val="2"/>
+          <w:szCs w:val="2"/>
+        </w:rPr>
+        <w:t>0</w:t>
+      </w:r>
+      <w:r>
+        <w:rPr>
+          <w:color w:val="FFFFFF" w:themeColor="background1"/>
+          <w:sz w:val="2"/>
+          <w:szCs w:val="2"/>
+          <w:lang w:val="en-US"/>
+        </w:rPr>
+        <w:t>LjQv</w:t>
+      </w:r>
+      <w:r>
+        <w:rPr>
+          <w:color w:val="FFFFFF" w:themeColor="background1"/>
+          <w:sz w:val="2"/>
+          <w:szCs w:val="2"/>
+        </w:rPr>
+        <w:t>9</w:t>
+      </w:r>
+      <w:r>
+        <w:rPr>
+          <w:color w:val="FFFFFF" w:themeColor="background1"/>
+          <w:sz w:val="2"/>
+          <w:szCs w:val="2"/>
+          <w:lang w:val="en-US"/>
+        </w:rPr>
+        <w:t>GLINC</w:t>
+      </w:r>
+      <w:r>
+        <w:rPr>
+          <w:color w:val="FFFFFF" w:themeColor="background1"/>
+          <w:sz w:val="2"/>
+          <w:szCs w:val="2"/>
+        </w:rPr>
+        <w:t>4</w:t>
+      </w:r>
+      <w:r>
+        <w:rPr>
+          <w:color w:val="FFFFFF" w:themeColor="background1"/>
+          <w:sz w:val="2"/>
+          <w:szCs w:val="2"/>
+          <w:lang w:val="en-US"/>
+        </w:rPr>
+        <w:t>INGC</w:t>
+      </w:r>
+      <w:r>
+        <w:rPr>
+          <w:color w:val="FFFFFF" w:themeColor="background1"/>
+          <w:sz w:val="2"/>
+          <w:szCs w:val="2"/>
+        </w:rPr>
+        <w:t>0</w:t>
+      </w:r>
+      <w:r>
+        <w:rPr>
+          <w:color w:val="FFFFFF" w:themeColor="background1"/>
+          <w:sz w:val="2"/>
+          <w:szCs w:val="2"/>
+          <w:lang w:val="en-US"/>
+        </w:rPr>
+        <w:t>LXRgNCw</w:t>
+      </w:r>
+      <w:r>
+        <w:rPr>
+          <w:color w:val="FFFFFF" w:themeColor="background1"/>
+          <w:sz w:val="2"/>
+          <w:szCs w:val="2"/>
+        </w:rPr>
+        <w:t>0</w:t>
+      </w:r>
+      <w:r>
+        <w:rPr>
+          <w:color w:val="FFFFFF" w:themeColor="background1"/>
+          <w:sz w:val="2"/>
+          <w:szCs w:val="2"/>
+          <w:lang w:val="en-US"/>
+        </w:rPr>
+        <w:t>YTQu</w:t>
+      </w:r>
+      <w:r>
+        <w:rPr>
+          <w:color w:val="FFFFFF" w:themeColor="background1"/>
+          <w:sz w:val="2"/>
+          <w:szCs w:val="2"/>
+        </w:rPr>
+        <w:t>9</w:t>
+      </w:r>
+      <w:r>
+        <w:rPr>
+          <w:color w:val="FFFFFF" w:themeColor="background1"/>
+          <w:sz w:val="2"/>
+          <w:szCs w:val="2"/>
+          <w:lang w:val="en-US"/>
+        </w:rPr>
+        <w:t>C</w:t>
+      </w:r>
+      <w:r>
+        <w:rPr>
+          <w:color w:val="FFFFFF" w:themeColor="background1"/>
+          <w:sz w:val="2"/>
+          <w:szCs w:val="2"/>
+        </w:rPr>
+        <w:t>+0</w:t>
+      </w:r>
+      <w:r>
+        <w:rPr>
+          <w:color w:val="FFFFFF" w:themeColor="background1"/>
+          <w:sz w:val="2"/>
+          <w:szCs w:val="2"/>
+          <w:lang w:val="en-US"/>
+        </w:rPr>
+        <w:t>L</w:t>
+      </w:r>
+      <w:r>
+        <w:rPr>
+          <w:color w:val="FFFFFF" w:themeColor="background1"/>
+          <w:sz w:val="2"/>
+          <w:szCs w:val="2"/>
+        </w:rPr>
+        <w:t>/</w:t>
+      </w:r>
+      <w:r>
+        <w:rPr>
+          <w:color w:val="FFFFFF" w:themeColor="background1"/>
+          <w:sz w:val="2"/>
+          <w:szCs w:val="2"/>
+          <w:lang w:val="en-US"/>
+        </w:rPr>
+        <w:t>RgdGLINCy</w:t>
+      </w:r>
+      <w:r>
+        <w:rPr>
+          <w:color w:val="FFFFFF" w:themeColor="background1"/>
+          <w:sz w:val="2"/>
+          <w:szCs w:val="2"/>
+        </w:rPr>
+        <w:t>0</w:t>
+      </w:r>
+      <w:r>
+        <w:rPr>
+          <w:color w:val="FFFFFF" w:themeColor="background1"/>
+          <w:sz w:val="2"/>
+          <w:szCs w:val="2"/>
+          <w:lang w:val="en-US"/>
+        </w:rPr>
+        <w:t>YvRh</w:t>
+      </w:r>
+      <w:r>
+        <w:rPr>
+          <w:color w:val="FFFFFF" w:themeColor="background1"/>
+          <w:sz w:val="2"/>
+          <w:szCs w:val="2"/>
+        </w:rPr>
+        <w:t>9</w:t>
+      </w:r>
+      <w:r>
+        <w:rPr>
+          <w:color w:val="FFFFFF" w:themeColor="background1"/>
+          <w:sz w:val="2"/>
+          <w:szCs w:val="2"/>
+          <w:lang w:val="en-US"/>
+        </w:rPr>
+        <w:t>C</w:t>
+      </w:r>
+      <w:r>
+        <w:rPr>
+          <w:color w:val="FFFFFF" w:themeColor="background1"/>
+          <w:sz w:val="2"/>
+          <w:szCs w:val="2"/>
+        </w:rPr>
+        <w:t>40</w:t>
+      </w:r>
+      <w:r>
+        <w:rPr>
+          <w:color w:val="FFFFFF" w:themeColor="background1"/>
+          <w:sz w:val="2"/>
+          <w:szCs w:val="2"/>
+          <w:lang w:val="en-US"/>
+        </w:rPr>
+        <w:t>YHQu</w:t>
+      </w:r>
+      <w:r>
+        <w:rPr>
+          <w:color w:val="FFFFFF" w:themeColor="background1"/>
+          <w:sz w:val="2"/>
+          <w:szCs w:val="2"/>
+        </w:rPr>
+        <w:t>9</w:t>
+      </w:r>
+      <w:r>
+        <w:rPr>
+          <w:color w:val="FFFFFF" w:themeColor="background1"/>
+          <w:sz w:val="2"/>
+          <w:szCs w:val="2"/>
+          <w:lang w:val="en-US"/>
+        </w:rPr>
+        <w:t>C</w:t>
+      </w:r>
+      <w:r>
+        <w:rPr>
+          <w:color w:val="FFFFFF" w:themeColor="background1"/>
+          <w:sz w:val="2"/>
+          <w:szCs w:val="2"/>
+        </w:rPr>
+        <w:t>40</w:t>
+      </w:r>
+      <w:r>
+        <w:rPr>
+          <w:color w:val="FFFFFF" w:themeColor="background1"/>
+          <w:sz w:val="2"/>
+          <w:szCs w:val="2"/>
+          <w:lang w:val="en-US"/>
+        </w:rPr>
+        <w:t>YLQtdC</w:t>
+      </w:r>
+      <w:r>
+        <w:rPr>
+          <w:color w:val="FFFFFF" w:themeColor="background1"/>
+          <w:sz w:val="2"/>
+          <w:szCs w:val="2"/>
+        </w:rPr>
+        <w:t>70</w:t>
+      </w:r>
+      <w:r>
+        <w:rPr>
+          <w:color w:val="FFFFFF" w:themeColor="background1"/>
+          <w:sz w:val="2"/>
+          <w:szCs w:val="2"/>
+          <w:lang w:val="en-US"/>
+        </w:rPr>
+        <w:t>YzQvdC</w:t>
+      </w:r>
+      <w:r>
+        <w:rPr>
+          <w:color w:val="FFFFFF" w:themeColor="background1"/>
+          <w:sz w:val="2"/>
+          <w:szCs w:val="2"/>
+        </w:rPr>
+        <w:t>+0</w:t>
+      </w:r>
+      <w:r>
+        <w:rPr>
+          <w:color w:val="FFFFFF" w:themeColor="background1"/>
+          <w:sz w:val="2"/>
+          <w:szCs w:val="2"/>
+          <w:lang w:val="en-US"/>
+        </w:rPr>
+        <w:t>Lkg</w:t>
+      </w:r>
+      <w:r>
+        <w:rPr>
+          <w:color w:val="FFFFFF" w:themeColor="background1"/>
+          <w:sz w:val="2"/>
+          <w:szCs w:val="2"/>
+        </w:rPr>
+        <w:t>0</w:t>
+      </w:r>
+      <w:r>
+        <w:rPr>
+          <w:color w:val="FFFFFF" w:themeColor="background1"/>
+          <w:sz w:val="2"/>
+          <w:szCs w:val="2"/>
+          <w:lang w:val="en-US"/>
+        </w:rPr>
+        <w:t>LzQvtGJ</w:t>
+      </w:r>
+      <w:r>
+        <w:rPr>
+          <w:color w:val="FFFFFF" w:themeColor="background1"/>
+          <w:sz w:val="2"/>
+          <w:szCs w:val="2"/>
+        </w:rPr>
+        <w:t>0</w:t>
+      </w:r>
+      <w:r>
+        <w:rPr>
+          <w:color w:val="FFFFFF" w:themeColor="background1"/>
+          <w:sz w:val="2"/>
+          <w:szCs w:val="2"/>
+          <w:lang w:val="en-US"/>
+        </w:rPr>
+        <w:t>L</w:t>
+      </w:r>
+      <w:r>
+        <w:rPr>
+          <w:color w:val="FFFFFF" w:themeColor="background1"/>
+          <w:sz w:val="2"/>
+          <w:szCs w:val="2"/>
+        </w:rPr>
+        <w:t>3</w:t>
+      </w:r>
+      <w:r>
+        <w:rPr>
+          <w:color w:val="FFFFFF" w:themeColor="background1"/>
+          <w:sz w:val="2"/>
+          <w:szCs w:val="2"/>
+          <w:lang w:val="en-US"/>
+        </w:rPr>
+        <w:t>QvtGB</w:t>
+      </w:r>
+      <w:r>
+        <w:rPr>
+          <w:color w:val="FFFFFF" w:themeColor="background1"/>
+          <w:sz w:val="2"/>
+          <w:szCs w:val="2"/>
+        </w:rPr>
+        <w:t>0</w:t>
+      </w:r>
+      <w:r>
+        <w:rPr>
+          <w:color w:val="FFFFFF" w:themeColor="background1"/>
+          <w:sz w:val="2"/>
+          <w:szCs w:val="2"/>
+          <w:lang w:val="en-US"/>
+        </w:rPr>
+        <w:t>YLQuCDQvdCwINGC</w:t>
+      </w:r>
+      <w:r>
+        <w:rPr>
+          <w:color w:val="FFFFFF" w:themeColor="background1"/>
+          <w:sz w:val="2"/>
+          <w:szCs w:val="2"/>
+        </w:rPr>
+        <w:t>0</w:t>
+      </w:r>
+      <w:r>
+        <w:rPr>
+          <w:color w:val="FFFFFF" w:themeColor="background1"/>
+          <w:sz w:val="2"/>
+          <w:szCs w:val="2"/>
+          <w:lang w:val="en-US"/>
+        </w:rPr>
+        <w:t>L</w:t>
+      </w:r>
+      <w:r>
+        <w:rPr>
+          <w:color w:val="FFFFFF" w:themeColor="background1"/>
+          <w:sz w:val="2"/>
+          <w:szCs w:val="2"/>
+        </w:rPr>
+        <w:t>4</w:t>
+      </w:r>
+      <w:r>
+        <w:rPr>
+          <w:color w:val="FFFFFF" w:themeColor="background1"/>
+          <w:sz w:val="2"/>
+          <w:szCs w:val="2"/>
+          <w:lang w:val="en-US"/>
+        </w:rPr>
+        <w:t>sINGH</w:t>
+      </w:r>
+      <w:r>
+        <w:rPr>
+          <w:color w:val="FFFFFF" w:themeColor="background1"/>
+          <w:sz w:val="2"/>
+          <w:szCs w:val="2"/>
+        </w:rPr>
+        <w:t>0</w:t>
+      </w:r>
+      <w:r>
+        <w:rPr>
+          <w:color w:val="FFFFFF" w:themeColor="background1"/>
+          <w:sz w:val="2"/>
+          <w:szCs w:val="2"/>
+          <w:lang w:val="en-US"/>
+        </w:rPr>
+        <w:t>YLQvtCx</w:t>
+      </w:r>
+      <w:r>
+        <w:rPr>
+          <w:color w:val="FFFFFF" w:themeColor="background1"/>
+          <w:sz w:val="2"/>
+          <w:szCs w:val="2"/>
+        </w:rPr>
+        <w:t>0</w:t>
+      </w:r>
+      <w:r>
+        <w:rPr>
+          <w:color w:val="FFFFFF" w:themeColor="background1"/>
+          <w:sz w:val="2"/>
+          <w:szCs w:val="2"/>
+          <w:lang w:val="en-US"/>
+        </w:rPr>
+        <w:t>Ysg</w:t>
+      </w:r>
+      <w:r>
+        <w:rPr>
+          <w:color w:val="FFFFFF" w:themeColor="background1"/>
+          <w:sz w:val="2"/>
+          <w:szCs w:val="2"/>
+        </w:rPr>
+        <w:t>0</w:t>
+      </w:r>
+      <w:r>
+        <w:rPr>
+          <w:color w:val="FFFFFF" w:themeColor="background1"/>
+          <w:sz w:val="2"/>
+          <w:szCs w:val="2"/>
+          <w:lang w:val="en-US"/>
+        </w:rPr>
+        <w:t>YfQuNGC</w:t>
+      </w:r>
+      <w:r>
+        <w:rPr>
+          <w:color w:val="FFFFFF" w:themeColor="background1"/>
+          <w:sz w:val="2"/>
+          <w:szCs w:val="2"/>
+        </w:rPr>
+        <w:t>0</w:t>
+      </w:r>
+      <w:r>
+        <w:rPr>
+          <w:color w:val="FFFFFF" w:themeColor="background1"/>
+          <w:sz w:val="2"/>
+          <w:szCs w:val="2"/>
+          <w:lang w:val="en-US"/>
+        </w:rPr>
+        <w:t>LDRgtGMINGN</w:t>
+      </w:r>
+      <w:r>
+        <w:rPr>
+          <w:color w:val="FFFFFF" w:themeColor="background1"/>
+          <w:sz w:val="2"/>
+          <w:szCs w:val="2"/>
+        </w:rPr>
+        <w:t>0</w:t>
+      </w:r>
+      <w:r>
+        <w:rPr>
+          <w:color w:val="FFFFFF" w:themeColor="background1"/>
+          <w:sz w:val="2"/>
+          <w:szCs w:val="2"/>
+          <w:lang w:val="en-US"/>
+        </w:rPr>
+        <w:t>YLQvtGCINCx</w:t>
+      </w:r>
+      <w:r>
+        <w:rPr>
+          <w:color w:val="FFFFFF" w:themeColor="background1"/>
+          <w:sz w:val="2"/>
+          <w:szCs w:val="2"/>
+        </w:rPr>
+        <w:t>0</w:t>
+      </w:r>
+      <w:r>
+        <w:rPr>
+          <w:color w:val="FFFFFF" w:themeColor="background1"/>
+          <w:sz w:val="2"/>
+          <w:szCs w:val="2"/>
+          <w:lang w:val="en-US"/>
+        </w:rPr>
+        <w:t>YDQtdC</w:t>
+      </w:r>
+      <w:r>
+        <w:rPr>
+          <w:color w:val="FFFFFF" w:themeColor="background1"/>
+          <w:sz w:val="2"/>
+          <w:szCs w:val="2"/>
+        </w:rPr>
+        <w:t>0</w:t>
+      </w:r>
+      <w:r>
+        <w:rPr>
+          <w:color w:val="FFFFFF" w:themeColor="background1"/>
+          <w:sz w:val="2"/>
+          <w:szCs w:val="2"/>
+          <w:lang w:val="en-US"/>
+        </w:rPr>
+        <w:t>LgrQl</w:t>
+      </w:r>
+      <w:r>
+        <w:rPr>
+          <w:color w:val="FFFFFF" w:themeColor="background1"/>
+          <w:sz w:val="2"/>
+          <w:szCs w:val="2"/>
+        </w:rPr>
+        <w:t>9</w:t>
+      </w:r>
+      <w:r>
+        <w:rPr>
+          <w:color w:val="FFFFFF" w:themeColor="background1"/>
+          <w:sz w:val="2"/>
+          <w:szCs w:val="2"/>
+          <w:lang w:val="en-US"/>
+        </w:rPr>
+        <w:t>C</w:t>
+      </w:r>
+      <w:r>
+        <w:rPr>
+          <w:color w:val="FFFFFF" w:themeColor="background1"/>
+          <w:sz w:val="2"/>
+          <w:szCs w:val="2"/>
+        </w:rPr>
+        <w:t>90</w:t>
+      </w:r>
+      <w:r>
+        <w:rPr>
+          <w:color w:val="FFFFFF" w:themeColor="background1"/>
+          <w:sz w:val="2"/>
+          <w:szCs w:val="2"/>
+          <w:lang w:val="en-US"/>
+        </w:rPr>
+        <w:t>LDQtdGC</w:t>
+      </w:r>
+      <w:r>
+        <w:rPr>
+          <w:color w:val="FFFFFF" w:themeColor="background1"/>
+          <w:sz w:val="2"/>
+          <w:szCs w:val="2"/>
+        </w:rPr>
+        <w:t>0</w:t>
+      </w:r>
+      <w:r>
+        <w:rPr>
+          <w:color w:val="FFFFFF" w:themeColor="background1"/>
+          <w:sz w:val="2"/>
+          <w:szCs w:val="2"/>
+          <w:lang w:val="en-US"/>
+        </w:rPr>
+        <w:t>LUg</w:t>
+      </w:r>
+      <w:r>
+        <w:rPr>
+          <w:color w:val="FFFFFF" w:themeColor="background1"/>
+          <w:sz w:val="2"/>
+          <w:szCs w:val="2"/>
+        </w:rPr>
+        <w:t>0</w:t>
+      </w:r>
+      <w:r>
+        <w:rPr>
+          <w:color w:val="FFFFFF" w:themeColor="background1"/>
+          <w:sz w:val="2"/>
+          <w:szCs w:val="2"/>
+          <w:lang w:val="en-US"/>
+        </w:rPr>
+        <w:t>YfRgtC</w:t>
+      </w:r>
+      <w:r>
+        <w:rPr>
+          <w:color w:val="FFFFFF" w:themeColor="background1"/>
+          <w:sz w:val="2"/>
+          <w:szCs w:val="2"/>
+        </w:rPr>
+        <w:t>+</w:t>
+      </w:r>
+      <w:r>
+        <w:rPr>
+          <w:color w:val="FFFFFF" w:themeColor="background1"/>
+          <w:sz w:val="2"/>
+          <w:szCs w:val="2"/>
+          <w:lang w:val="en-US"/>
+        </w:rPr>
+        <w:t>PyDQryDQvtCx</w:t>
+      </w:r>
+      <w:r>
+        <w:rPr>
+          <w:color w:val="FFFFFF" w:themeColor="background1"/>
+          <w:sz w:val="2"/>
+          <w:szCs w:val="2"/>
+        </w:rPr>
+        <w:t>0</w:t>
+      </w:r>
+      <w:r>
+        <w:rPr>
+          <w:color w:val="FFFFFF" w:themeColor="background1"/>
+          <w:sz w:val="2"/>
+          <w:szCs w:val="2"/>
+          <w:lang w:val="en-US"/>
+        </w:rPr>
+        <w:t>YrRj</w:t>
+      </w:r>
+      <w:r>
+        <w:rPr>
+          <w:color w:val="FFFFFF" w:themeColor="background1"/>
+          <w:sz w:val="2"/>
+          <w:szCs w:val="2"/>
+        </w:rPr>
+        <w:t>9</w:t>
+      </w:r>
+      <w:r>
+        <w:rPr>
+          <w:color w:val="FFFFFF" w:themeColor="background1"/>
+          <w:sz w:val="2"/>
+          <w:szCs w:val="2"/>
+          <w:lang w:val="en-US"/>
+        </w:rPr>
+        <w:t>Cy</w:t>
+      </w:r>
+      <w:r>
+        <w:rPr>
+          <w:color w:val="FFFFFF" w:themeColor="background1"/>
+          <w:sz w:val="2"/>
+          <w:szCs w:val="2"/>
+        </w:rPr>
+        <w:t>0</w:t>
+      </w:r>
+      <w:r>
+        <w:rPr>
+          <w:color w:val="FFFFFF" w:themeColor="background1"/>
+          <w:sz w:val="2"/>
+          <w:szCs w:val="2"/>
+          <w:lang w:val="en-US"/>
+        </w:rPr>
+        <w:t>LvRj</w:t>
+      </w:r>
+      <w:r>
+        <w:rPr>
+          <w:color w:val="FFFFFF" w:themeColor="background1"/>
+          <w:sz w:val="2"/>
+          <w:szCs w:val="2"/>
+        </w:rPr>
+        <w:t>9</w:t>
+      </w:r>
+      <w:r>
+        <w:rPr>
+          <w:color w:val="FFFFFF" w:themeColor="background1"/>
+          <w:sz w:val="2"/>
+          <w:szCs w:val="2"/>
+          <w:lang w:val="en-US"/>
+        </w:rPr>
+        <w:t>GOINC</w:t>
+      </w:r>
+      <w:r>
+        <w:rPr>
+          <w:color w:val="FFFFFF" w:themeColor="background1"/>
+          <w:sz w:val="2"/>
+          <w:szCs w:val="2"/>
+        </w:rPr>
+        <w:t>30</w:t>
+      </w:r>
+      <w:r>
+        <w:rPr>
+          <w:color w:val="FFFFFF" w:themeColor="background1"/>
+          <w:sz w:val="2"/>
+          <w:szCs w:val="2"/>
+          <w:lang w:val="en-US"/>
+        </w:rPr>
+        <w:t>LDQsdCw</w:t>
+      </w:r>
+      <w:r>
+        <w:rPr>
+          <w:color w:val="FFFFFF" w:themeColor="background1"/>
+          <w:sz w:val="2"/>
+          <w:szCs w:val="2"/>
+        </w:rPr>
+        <w:t>0</w:t>
+      </w:r>
+      <w:r>
+        <w:rPr>
+          <w:color w:val="FFFFFF" w:themeColor="background1"/>
+          <w:sz w:val="2"/>
+          <w:szCs w:val="2"/>
+          <w:lang w:val="en-US"/>
+        </w:rPr>
+        <w:t>YHRgtC</w:t>
+      </w:r>
+      <w:r>
+        <w:rPr>
+          <w:color w:val="FFFFFF" w:themeColor="background1"/>
+          <w:sz w:val="2"/>
+          <w:szCs w:val="2"/>
+        </w:rPr>
+        <w:t>+0</w:t>
+      </w:r>
+      <w:r>
+        <w:rPr>
+          <w:color w:val="FFFFFF" w:themeColor="background1"/>
+          <w:sz w:val="2"/>
+          <w:szCs w:val="2"/>
+          <w:lang w:val="en-US"/>
+        </w:rPr>
+        <w:t>LLQutGDLiDQryDQvtGC</w:t>
+      </w:r>
+      <w:r>
+        <w:rPr>
+          <w:color w:val="FFFFFF" w:themeColor="background1"/>
+          <w:sz w:val="2"/>
+          <w:szCs w:val="2"/>
+        </w:rPr>
+        <w:t>0</w:t>
+      </w:r>
+      <w:r>
+        <w:rPr>
+          <w:color w:val="FFFFFF" w:themeColor="background1"/>
+          <w:sz w:val="2"/>
+          <w:szCs w:val="2"/>
+          <w:lang w:val="en-US"/>
+        </w:rPr>
+        <w:t>LrQsNC</w:t>
+      </w:r>
+      <w:r>
+        <w:rPr>
+          <w:color w:val="FFFFFF" w:themeColor="background1"/>
+          <w:sz w:val="2"/>
+          <w:szCs w:val="2"/>
+        </w:rPr>
+        <w:t>30</w:t>
+      </w:r>
+      <w:r>
+        <w:rPr>
+          <w:color w:val="FFFFFF" w:themeColor="background1"/>
+          <w:sz w:val="2"/>
+          <w:szCs w:val="2"/>
+          <w:lang w:val="en-US"/>
+        </w:rPr>
+        <w:t>YvQstCw</w:t>
+      </w:r>
+      <w:r>
+        <w:rPr>
+          <w:color w:val="FFFFFF" w:themeColor="background1"/>
+          <w:sz w:val="2"/>
+          <w:szCs w:val="2"/>
+        </w:rPr>
+        <w:t>0</w:t>
+      </w:r>
+      <w:r>
+        <w:rPr>
+          <w:color w:val="FFFFFF" w:themeColor="background1"/>
+          <w:sz w:val="2"/>
+          <w:szCs w:val="2"/>
+          <w:lang w:val="en-US"/>
+        </w:rPr>
+        <w:t>Y</w:t>
+      </w:r>
+      <w:r>
+        <w:rPr>
+          <w:color w:val="FFFFFF" w:themeColor="background1"/>
+          <w:sz w:val="2"/>
+          <w:szCs w:val="2"/>
+        </w:rPr>
+        <w:t>7</w:t>
+      </w:r>
+      <w:r>
+        <w:rPr>
+          <w:color w:val="FFFFFF" w:themeColor="background1"/>
+          <w:sz w:val="2"/>
+          <w:szCs w:val="2"/>
+          <w:lang w:val="en-US"/>
+        </w:rPr>
+        <w:t>RgdGMINC</w:t>
+      </w:r>
+      <w:r>
+        <w:rPr>
+          <w:color w:val="FFFFFF" w:themeColor="background1"/>
+          <w:sz w:val="2"/>
+          <w:szCs w:val="2"/>
+        </w:rPr>
+        <w:t>+0</w:t>
+      </w:r>
+      <w:r>
+        <w:rPr>
+          <w:color w:val="FFFFFF" w:themeColor="background1"/>
+          <w:sz w:val="2"/>
+          <w:szCs w:val="2"/>
+          <w:lang w:val="en-US"/>
+        </w:rPr>
+        <w:t>LHRgNCw</w:t>
+      </w:r>
+      <w:r>
+        <w:rPr>
+          <w:color w:val="FFFFFF" w:themeColor="background1"/>
+          <w:sz w:val="2"/>
+          <w:szCs w:val="2"/>
+        </w:rPr>
+        <w:t>0</w:t>
+      </w:r>
+      <w:r>
+        <w:rPr>
+          <w:color w:val="FFFFFF" w:themeColor="background1"/>
+          <w:sz w:val="2"/>
+          <w:szCs w:val="2"/>
+          <w:lang w:val="en-US"/>
+        </w:rPr>
+        <w:t>LHQsNGC</w:t>
+      </w:r>
+      <w:r>
+        <w:rPr>
+          <w:color w:val="FFFFFF" w:themeColor="background1"/>
+          <w:sz w:val="2"/>
+          <w:szCs w:val="2"/>
+        </w:rPr>
+        <w:t>0</w:t>
+      </w:r>
+      <w:r>
+        <w:rPr>
+          <w:color w:val="FFFFFF" w:themeColor="background1"/>
+          <w:sz w:val="2"/>
+          <w:szCs w:val="2"/>
+          <w:lang w:val="en-US"/>
+        </w:rPr>
+        <w:t>YvQstCw</w:t>
+      </w:r>
+      <w:r>
+        <w:rPr>
+          <w:color w:val="FFFFFF" w:themeColor="background1"/>
+          <w:sz w:val="2"/>
+          <w:szCs w:val="2"/>
+        </w:rPr>
+        <w:t>0</w:t>
+      </w:r>
+      <w:r>
+        <w:rPr>
+          <w:color w:val="FFFFFF" w:themeColor="background1"/>
+          <w:sz w:val="2"/>
+          <w:szCs w:val="2"/>
+          <w:lang w:val="en-US"/>
+        </w:rPr>
+        <w:t>YLRjCDRjdGC</w:t>
+      </w:r>
+      <w:r>
+        <w:rPr>
+          <w:color w:val="FFFFFF" w:themeColor="background1"/>
+          <w:sz w:val="2"/>
+          <w:szCs w:val="2"/>
+        </w:rPr>
+        <w:t>0</w:t>
+      </w:r>
+      <w:r>
+        <w:rPr>
+          <w:color w:val="FFFFFF" w:themeColor="background1"/>
+          <w:sz w:val="2"/>
+          <w:szCs w:val="2"/>
+          <w:lang w:val="en-US"/>
+        </w:rPr>
+        <w:t>L</w:t>
+      </w:r>
+      <w:r>
+        <w:rPr>
+          <w:color w:val="FFFFFF" w:themeColor="background1"/>
+          <w:sz w:val="2"/>
+          <w:szCs w:val="2"/>
+        </w:rPr>
+        <w:t>7</w:t>
+      </w:r>
+      <w:r>
+        <w:rPr>
+          <w:color w:val="FFFFFF" w:themeColor="background1"/>
+          <w:sz w:val="2"/>
+          <w:szCs w:val="2"/>
+          <w:lang w:val="en-US"/>
+        </w:rPr>
+        <w:t>RgiDQt</w:t>
+      </w:r>
+      <w:r>
+        <w:rPr>
+          <w:color w:val="FFFFFF" w:themeColor="background1"/>
+          <w:sz w:val="2"/>
+          <w:szCs w:val="2"/>
+        </w:rPr>
+        <w:t>9</w:t>
+      </w:r>
+      <w:r>
+        <w:rPr>
+          <w:color w:val="FFFFFF" w:themeColor="background1"/>
+          <w:sz w:val="2"/>
+          <w:szCs w:val="2"/>
+          <w:lang w:val="en-US"/>
+        </w:rPr>
+        <w:t>Cw</w:t>
+      </w:r>
+      <w:r>
+        <w:rPr>
+          <w:color w:val="FFFFFF" w:themeColor="background1"/>
+          <w:sz w:val="2"/>
+          <w:szCs w:val="2"/>
+        </w:rPr>
+        <w:t>0</w:t>
+      </w:r>
+      <w:r>
+        <w:rPr>
+          <w:color w:val="FFFFFF" w:themeColor="background1"/>
+          <w:sz w:val="2"/>
+          <w:szCs w:val="2"/>
+          <w:lang w:val="en-US"/>
+        </w:rPr>
+        <w:t>L</w:t>
+      </w:r>
+      <w:r>
+        <w:rPr>
+          <w:color w:val="FFFFFF" w:themeColor="background1"/>
+          <w:sz w:val="2"/>
+          <w:szCs w:val="2"/>
+        </w:rPr>
+        <w:t>/</w:t>
+      </w:r>
+      <w:r>
+        <w:rPr>
+          <w:color w:val="FFFFFF" w:themeColor="background1"/>
+          <w:sz w:val="2"/>
+          <w:szCs w:val="2"/>
+          <w:lang w:val="en-US"/>
+        </w:rPr>
+        <w:t>RgNC</w:t>
+      </w:r>
+      <w:r>
+        <w:rPr>
+          <w:color w:val="FFFFFF" w:themeColor="background1"/>
+          <w:sz w:val="2"/>
+          <w:szCs w:val="2"/>
+        </w:rPr>
+        <w:t>+0</w:t>
+      </w:r>
+      <w:r>
+        <w:rPr>
+          <w:color w:val="FFFFFF" w:themeColor="background1"/>
+          <w:sz w:val="2"/>
+          <w:szCs w:val="2"/>
+          <w:lang w:val="en-US"/>
+        </w:rPr>
+        <w:t>YEsINC</w:t>
+      </w:r>
+      <w:r>
+        <w:rPr>
+          <w:color w:val="FFFFFF" w:themeColor="background1"/>
+          <w:sz w:val="2"/>
+          <w:szCs w:val="2"/>
+        </w:rPr>
+        <w:t>/0</w:t>
+      </w:r>
+      <w:r>
+        <w:rPr>
+          <w:color w:val="FFFFFF" w:themeColor="background1"/>
+          <w:sz w:val="2"/>
+          <w:szCs w:val="2"/>
+          <w:lang w:val="en-US"/>
+        </w:rPr>
+        <w:t>L</w:t>
+      </w:r>
+      <w:r>
+        <w:rPr>
+          <w:color w:val="FFFFFF" w:themeColor="background1"/>
+          <w:sz w:val="2"/>
+          <w:szCs w:val="2"/>
+        </w:rPr>
+        <w:t>7</w:t>
+      </w:r>
+      <w:r>
+        <w:rPr>
+          <w:color w:val="FFFFFF" w:themeColor="background1"/>
+          <w:sz w:val="2"/>
+          <w:szCs w:val="2"/>
+          <w:lang w:val="en-US"/>
+        </w:rPr>
+        <w:t>QutCwINCy</w:t>
+      </w:r>
+      <w:r>
+        <w:rPr>
+          <w:color w:val="FFFFFF" w:themeColor="background1"/>
+          <w:sz w:val="2"/>
+          <w:szCs w:val="2"/>
+        </w:rPr>
+        <w:t>0</w:t>
+      </w:r>
+      <w:r>
+        <w:rPr>
+          <w:color w:val="FFFFFF" w:themeColor="background1"/>
+          <w:sz w:val="2"/>
+          <w:szCs w:val="2"/>
+          <w:lang w:val="en-US"/>
+        </w:rPr>
+        <w:t>Ysg</w:t>
+      </w:r>
+      <w:r>
+        <w:rPr>
+          <w:color w:val="FFFFFF" w:themeColor="background1"/>
+          <w:sz w:val="2"/>
+          <w:szCs w:val="2"/>
+        </w:rPr>
+        <w:t>0</w:t>
+      </w:r>
+      <w:r>
+        <w:rPr>
+          <w:color w:val="FFFFFF" w:themeColor="background1"/>
+          <w:sz w:val="2"/>
+          <w:szCs w:val="2"/>
+          <w:lang w:val="en-US"/>
+        </w:rPr>
+        <w:t>L</w:t>
+      </w:r>
+      <w:r>
+        <w:rPr>
+          <w:color w:val="FFFFFF" w:themeColor="background1"/>
+          <w:sz w:val="2"/>
+          <w:szCs w:val="2"/>
+        </w:rPr>
+        <w:t>3</w:t>
+      </w:r>
+      <w:r>
+        <w:rPr>
+          <w:color w:val="FFFFFF" w:themeColor="background1"/>
+          <w:sz w:val="2"/>
+          <w:szCs w:val="2"/>
+          <w:lang w:val="en-US"/>
+        </w:rPr>
+        <w:t>QtSDQv</w:t>
+      </w:r>
+      <w:r>
+        <w:rPr>
+          <w:color w:val="FFFFFF" w:themeColor="background1"/>
+          <w:sz w:val="2"/>
+          <w:szCs w:val="2"/>
+        </w:rPr>
+        <w:t>9</w:t>
+      </w:r>
+      <w:r>
+        <w:rPr>
+          <w:color w:val="FFFFFF" w:themeColor="background1"/>
+          <w:sz w:val="2"/>
+          <w:szCs w:val="2"/>
+          <w:lang w:val="en-US"/>
+        </w:rPr>
+        <w:t>C</w:t>
+      </w:r>
+      <w:r>
+        <w:rPr>
+          <w:color w:val="FFFFFF" w:themeColor="background1"/>
+          <w:sz w:val="2"/>
+          <w:szCs w:val="2"/>
+        </w:rPr>
+        <w:t>+0</w:t>
+      </w:r>
+      <w:r>
+        <w:rPr>
+          <w:color w:val="FFFFFF" w:themeColor="background1"/>
+          <w:sz w:val="2"/>
+          <w:szCs w:val="2"/>
+          <w:lang w:val="en-US"/>
+        </w:rPr>
+        <w:t>LTQvtC</w:t>
+      </w:r>
+      <w:r>
+        <w:rPr>
+          <w:color w:val="FFFFFF" w:themeColor="background1"/>
+          <w:sz w:val="2"/>
+          <w:szCs w:val="2"/>
+        </w:rPr>
+        <w:t>50</w:t>
+      </w:r>
+      <w:r>
+        <w:rPr>
+          <w:color w:val="FFFFFF" w:themeColor="background1"/>
+          <w:sz w:val="2"/>
+          <w:szCs w:val="2"/>
+          <w:lang w:val="en-US"/>
+        </w:rPr>
+        <w:t>LTQtdGC</w:t>
+      </w:r>
+      <w:r>
+        <w:rPr>
+          <w:color w:val="FFFFFF" w:themeColor="background1"/>
+          <w:sz w:val="2"/>
+          <w:szCs w:val="2"/>
+        </w:rPr>
+        <w:t>0</w:t>
+      </w:r>
+      <w:r>
+        <w:rPr>
+          <w:color w:val="FFFFFF" w:themeColor="background1"/>
+          <w:sz w:val="2"/>
+          <w:szCs w:val="2"/>
+          <w:lang w:val="en-US"/>
+        </w:rPr>
+        <w:t>LUg</w:t>
+      </w:r>
+      <w:r>
+        <w:rPr>
+          <w:color w:val="FFFFFF" w:themeColor="background1"/>
+          <w:sz w:val="2"/>
+          <w:szCs w:val="2"/>
+        </w:rPr>
+        <w:t>0</w:t>
+      </w:r>
+      <w:r>
+        <w:rPr>
+          <w:color w:val="FFFFFF" w:themeColor="background1"/>
+          <w:sz w:val="2"/>
+          <w:szCs w:val="2"/>
+          <w:lang w:val="en-US"/>
+        </w:rPr>
+        <w:t>Log</w:t>
+      </w:r>
+      <w:r>
+        <w:rPr>
+          <w:color w:val="FFFFFF" w:themeColor="background1"/>
+          <w:sz w:val="2"/>
+          <w:szCs w:val="2"/>
+        </w:rPr>
+        <w:t>0</w:t>
+      </w:r>
+      <w:r>
+        <w:rPr>
+          <w:color w:val="FFFFFF" w:themeColor="background1"/>
+          <w:sz w:val="2"/>
+          <w:szCs w:val="2"/>
+          <w:lang w:val="en-US"/>
+        </w:rPr>
+        <w:t>LDQstGC</w:t>
+      </w:r>
+      <w:r>
+        <w:rPr>
+          <w:color w:val="FFFFFF" w:themeColor="background1"/>
+          <w:sz w:val="2"/>
+          <w:szCs w:val="2"/>
+        </w:rPr>
+        <w:t>0</w:t>
+      </w:r>
+      <w:r>
+        <w:rPr>
+          <w:color w:val="FFFFFF" w:themeColor="background1"/>
+          <w:sz w:val="2"/>
+          <w:szCs w:val="2"/>
+          <w:lang w:val="en-US"/>
+        </w:rPr>
+        <w:t>L</w:t>
+      </w:r>
+      <w:r>
+        <w:rPr>
+          <w:color w:val="FFFFFF" w:themeColor="background1"/>
+          <w:sz w:val="2"/>
+          <w:szCs w:val="2"/>
+        </w:rPr>
+        <w:t>7</w:t>
+      </w:r>
+      <w:r>
+        <w:rPr>
+          <w:color w:val="FFFFFF" w:themeColor="background1"/>
+          <w:sz w:val="2"/>
+          <w:szCs w:val="2"/>
+          <w:lang w:val="en-US"/>
+        </w:rPr>
+        <w:t>RgNGDINGN</w:t>
+      </w:r>
+      <w:r>
+        <w:rPr>
+          <w:color w:val="FFFFFF" w:themeColor="background1"/>
+          <w:sz w:val="2"/>
+          <w:szCs w:val="2"/>
+        </w:rPr>
+        <w:t>0</w:t>
+      </w:r>
+      <w:r>
+        <w:rPr>
+          <w:color w:val="FFFFFF" w:themeColor="background1"/>
+          <w:sz w:val="2"/>
+          <w:szCs w:val="2"/>
+          <w:lang w:val="en-US"/>
+        </w:rPr>
+        <w:t>YLQvtCz</w:t>
+      </w:r>
+      <w:r>
+        <w:rPr>
+          <w:color w:val="FFFFFF" w:themeColor="background1"/>
+          <w:sz w:val="2"/>
+          <w:szCs w:val="2"/>
+        </w:rPr>
+        <w:t>0</w:t>
+      </w:r>
+      <w:r>
+        <w:rPr>
+          <w:color w:val="FFFFFF" w:themeColor="background1"/>
+          <w:sz w:val="2"/>
+          <w:szCs w:val="2"/>
+          <w:lang w:val="en-US"/>
+        </w:rPr>
+        <w:t>L</w:t>
+      </w:r>
+      <w:r>
+        <w:rPr>
+          <w:color w:val="FFFFFF" w:themeColor="background1"/>
+          <w:sz w:val="2"/>
+          <w:szCs w:val="2"/>
+        </w:rPr>
+        <w:t>4</w:t>
+      </w:r>
+      <w:r>
+        <w:rPr>
+          <w:color w:val="FFFFFF" w:themeColor="background1"/>
+          <w:sz w:val="2"/>
+          <w:szCs w:val="2"/>
+          <w:lang w:val="en-US"/>
+        </w:rPr>
+        <w:t>g</w:t>
+      </w:r>
+      <w:r>
+        <w:rPr>
+          <w:color w:val="FFFFFF" w:themeColor="background1"/>
+          <w:sz w:val="2"/>
+          <w:szCs w:val="2"/>
+        </w:rPr>
+        <w:t>0</w:t>
+      </w:r>
+      <w:r>
+        <w:rPr>
+          <w:color w:val="FFFFFF" w:themeColor="background1"/>
+          <w:sz w:val="2"/>
+          <w:szCs w:val="2"/>
+          <w:lang w:val="en-US"/>
+        </w:rPr>
+        <w:t>YTQsNC</w:t>
+      </w:r>
+      <w:r>
+        <w:rPr>
+          <w:color w:val="FFFFFF" w:themeColor="background1"/>
+          <w:sz w:val="2"/>
+          <w:szCs w:val="2"/>
+        </w:rPr>
+        <w:t>50</w:t>
+      </w:r>
+      <w:r>
+        <w:rPr>
+          <w:color w:val="FFFFFF" w:themeColor="background1"/>
+          <w:sz w:val="2"/>
+          <w:szCs w:val="2"/>
+          <w:lang w:val="en-US"/>
+        </w:rPr>
+        <w:t>LvQsCwg</w:t>
+      </w:r>
+      <w:r>
+        <w:rPr>
+          <w:color w:val="FFFFFF" w:themeColor="background1"/>
+          <w:sz w:val="2"/>
+          <w:szCs w:val="2"/>
+        </w:rPr>
+        <w:t>0</w:t>
+      </w:r>
+      <w:r>
+        <w:rPr>
+          <w:color w:val="FFFFFF" w:themeColor="background1"/>
+          <w:sz w:val="2"/>
+          <w:szCs w:val="2"/>
+          <w:lang w:val="en-US"/>
+        </w:rPr>
+        <w:t>L</w:t>
+      </w:r>
+      <w:r>
+        <w:rPr>
+          <w:color w:val="FFFFFF" w:themeColor="background1"/>
+          <w:sz w:val="2"/>
+          <w:szCs w:val="2"/>
+        </w:rPr>
+        <w:t>3</w:t>
+      </w:r>
+      <w:r>
+        <w:rPr>
+          <w:color w:val="FFFFFF" w:themeColor="background1"/>
+          <w:sz w:val="2"/>
+          <w:szCs w:val="2"/>
+          <w:lang w:val="en-US"/>
+        </w:rPr>
+        <w:t>QtSDQv</w:t>
+      </w:r>
+      <w:r>
+        <w:rPr>
+          <w:color w:val="FFFFFF" w:themeColor="background1"/>
+          <w:sz w:val="2"/>
+          <w:szCs w:val="2"/>
+        </w:rPr>
+        <w:t>9</w:t>
+      </w:r>
+      <w:r>
+        <w:rPr>
+          <w:color w:val="FFFFFF" w:themeColor="background1"/>
+          <w:sz w:val="2"/>
+          <w:szCs w:val="2"/>
+          <w:lang w:val="en-US"/>
+        </w:rPr>
+        <w:t>C</w:t>
+      </w:r>
+      <w:r>
+        <w:rPr>
+          <w:color w:val="FFFFFF" w:themeColor="background1"/>
+          <w:sz w:val="2"/>
+          <w:szCs w:val="2"/>
+        </w:rPr>
+        <w:t>+0</w:t>
+      </w:r>
+      <w:r>
+        <w:rPr>
+          <w:color w:val="FFFFFF" w:themeColor="background1"/>
+          <w:sz w:val="2"/>
+          <w:szCs w:val="2"/>
+          <w:lang w:val="en-US"/>
+        </w:rPr>
+        <w:t>LrQu</w:t>
+      </w:r>
+      <w:r>
+        <w:rPr>
+          <w:color w:val="FFFFFF" w:themeColor="background1"/>
+          <w:sz w:val="2"/>
+          <w:szCs w:val="2"/>
+        </w:rPr>
+        <w:t>9</w:t>
+      </w:r>
+      <w:r>
+        <w:rPr>
+          <w:color w:val="FFFFFF" w:themeColor="background1"/>
+          <w:sz w:val="2"/>
+          <w:szCs w:val="2"/>
+          <w:lang w:val="en-US"/>
+        </w:rPr>
+        <w:t>C</w:t>
+      </w:r>
+      <w:r>
+        <w:rPr>
+          <w:color w:val="FFFFFF" w:themeColor="background1"/>
+          <w:sz w:val="2"/>
+          <w:szCs w:val="2"/>
+        </w:rPr>
+        <w:t>+0</w:t>
+      </w:r>
+      <w:r>
+        <w:rPr>
+          <w:color w:val="FFFFFF" w:themeColor="background1"/>
+          <w:sz w:val="2"/>
+          <w:szCs w:val="2"/>
+          <w:lang w:val="en-US"/>
+        </w:rPr>
+        <w:t>L</w:t>
+      </w:r>
+      <w:r>
+        <w:rPr>
+          <w:color w:val="FFFFFF" w:themeColor="background1"/>
+          <w:sz w:val="2"/>
+          <w:szCs w:val="2"/>
+        </w:rPr>
+        <w:t>3</w:t>
+      </w:r>
+      <w:r>
+        <w:rPr>
+          <w:color w:val="FFFFFF" w:themeColor="background1"/>
+          <w:sz w:val="2"/>
+          <w:szCs w:val="2"/>
+          <w:lang w:val="en-US"/>
+        </w:rPr>
+        <w:t>QuNGC</w:t>
+      </w:r>
+      <w:r>
+        <w:rPr>
+          <w:color w:val="FFFFFF" w:themeColor="background1"/>
+          <w:sz w:val="2"/>
+          <w:szCs w:val="2"/>
+        </w:rPr>
+        <w:t>0</w:t>
+      </w:r>
+      <w:r>
+        <w:rPr>
+          <w:color w:val="FFFFFF" w:themeColor="background1"/>
+          <w:sz w:val="2"/>
+          <w:szCs w:val="2"/>
+          <w:lang w:val="en-US"/>
+        </w:rPr>
+        <w:t>LXRgdGMINC</w:t>
+      </w:r>
+      <w:r>
+        <w:rPr>
+          <w:color w:val="FFFFFF" w:themeColor="background1"/>
+          <w:sz w:val="2"/>
+          <w:szCs w:val="2"/>
+        </w:rPr>
+        <w:t>10</w:t>
+      </w:r>
+      <w:r>
+        <w:rPr>
+          <w:color w:val="FFFFFF" w:themeColor="background1"/>
+          <w:sz w:val="2"/>
+          <w:szCs w:val="2"/>
+          <w:lang w:val="en-US"/>
+        </w:rPr>
+        <w:t>LzRgyDQsiDQvdC</w:t>
+      </w:r>
+      <w:r>
+        <w:rPr>
+          <w:color w:val="FFFFFF" w:themeColor="background1"/>
+          <w:sz w:val="2"/>
+          <w:szCs w:val="2"/>
+        </w:rPr>
+        <w:t>+0</w:t>
+      </w:r>
+      <w:r>
+        <w:rPr>
+          <w:color w:val="FFFFFF" w:themeColor="background1"/>
+          <w:sz w:val="2"/>
+          <w:szCs w:val="2"/>
+          <w:lang w:val="en-US"/>
+        </w:rPr>
+        <w:t>LPQuCDQuCDQvdC</w:t>
+      </w:r>
+      <w:r>
+        <w:rPr>
+          <w:color w:val="FFFFFF" w:themeColor="background1"/>
+          <w:sz w:val="2"/>
+          <w:szCs w:val="2"/>
+        </w:rPr>
+        <w:t>1</w:t>
+      </w:r>
+      <w:r>
+        <w:rPr>
+          <w:color w:val="FFFFFF" w:themeColor="background1"/>
+          <w:sz w:val="2"/>
+          <w:szCs w:val="2"/>
+          <w:lang w:val="en-US"/>
+        </w:rPr>
+        <w:t>INC</w:t>
+      </w:r>
+      <w:r>
+        <w:rPr>
+          <w:color w:val="FFFFFF" w:themeColor="background1"/>
+          <w:sz w:val="2"/>
+          <w:szCs w:val="2"/>
+        </w:rPr>
+        <w:t>/0</w:t>
+      </w:r>
+      <w:r>
+        <w:rPr>
+          <w:color w:val="FFFFFF" w:themeColor="background1"/>
+          <w:sz w:val="2"/>
+          <w:szCs w:val="2"/>
+          <w:lang w:val="en-US"/>
+        </w:rPr>
+        <w:t>L</w:t>
+      </w:r>
+      <w:r>
+        <w:rPr>
+          <w:color w:val="FFFFFF" w:themeColor="background1"/>
+          <w:sz w:val="2"/>
+          <w:szCs w:val="2"/>
+        </w:rPr>
+        <w:t>7</w:t>
+      </w:r>
+      <w:r>
+        <w:rPr>
+          <w:color w:val="FFFFFF" w:themeColor="background1"/>
+          <w:sz w:val="2"/>
+          <w:szCs w:val="2"/>
+          <w:lang w:val="en-US"/>
+        </w:rPr>
+        <w:t>QvtCx</w:t>
+      </w:r>
+      <w:r>
+        <w:rPr>
+          <w:color w:val="FFFFFF" w:themeColor="background1"/>
+          <w:sz w:val="2"/>
+          <w:szCs w:val="2"/>
+        </w:rPr>
+        <w:t>0</w:t>
+      </w:r>
+      <w:r>
+        <w:rPr>
+          <w:color w:val="FFFFFF" w:themeColor="background1"/>
+          <w:sz w:val="2"/>
+          <w:szCs w:val="2"/>
+          <w:lang w:val="en-US"/>
+        </w:rPr>
+        <w:t>LXRidCw</w:t>
+      </w:r>
+      <w:r>
+        <w:rPr>
+          <w:color w:val="FFFFFF" w:themeColor="background1"/>
+          <w:sz w:val="2"/>
+          <w:szCs w:val="2"/>
+        </w:rPr>
+        <w:t>0</w:t>
+      </w:r>
+      <w:r>
+        <w:rPr>
+          <w:color w:val="FFFFFF" w:themeColor="background1"/>
+          <w:sz w:val="2"/>
+          <w:szCs w:val="2"/>
+          <w:lang w:val="en-US"/>
+        </w:rPr>
+        <w:t>LXRgtC</w:t>
+      </w:r>
+      <w:r>
+        <w:rPr>
+          <w:color w:val="FFFFFF" w:themeColor="background1"/>
+          <w:sz w:val="2"/>
+          <w:szCs w:val="2"/>
+        </w:rPr>
+        <w:t>1</w:t>
+      </w:r>
+      <w:r>
+        <w:rPr>
+          <w:color w:val="FFFFFF" w:themeColor="background1"/>
+          <w:sz w:val="2"/>
+          <w:szCs w:val="2"/>
+          <w:lang w:val="en-US"/>
+        </w:rPr>
+        <w:t>INC</w:t>
+      </w:r>
+      <w:r>
+        <w:rPr>
+          <w:color w:val="FFFFFF" w:themeColor="background1"/>
+          <w:sz w:val="2"/>
+          <w:szCs w:val="2"/>
+        </w:rPr>
+        <w:t>60</w:t>
+      </w:r>
+      <w:r>
+        <w:rPr>
+          <w:color w:val="FFFFFF" w:themeColor="background1"/>
+          <w:sz w:val="2"/>
+          <w:szCs w:val="2"/>
+          <w:lang w:val="en-US"/>
+        </w:rPr>
+        <w:t>YPQv</w:t>
+      </w:r>
+      <w:r>
+        <w:rPr>
+          <w:color w:val="FFFFFF" w:themeColor="background1"/>
+          <w:sz w:val="2"/>
+          <w:szCs w:val="2"/>
+        </w:rPr>
+        <w:t>9</w:t>
+      </w:r>
+      <w:r>
+        <w:rPr>
+          <w:color w:val="FFFFFF" w:themeColor="background1"/>
+          <w:sz w:val="2"/>
+          <w:szCs w:val="2"/>
+          <w:lang w:val="en-US"/>
+        </w:rPr>
+        <w:t>C</w:t>
+      </w:r>
+      <w:r>
+        <w:rPr>
+          <w:color w:val="FFFFFF" w:themeColor="background1"/>
+          <w:sz w:val="2"/>
+          <w:szCs w:val="2"/>
+        </w:rPr>
+        <w:t>40</w:t>
+      </w:r>
+      <w:r>
+        <w:rPr>
+          <w:color w:val="FFFFFF" w:themeColor="background1"/>
+          <w:sz w:val="2"/>
+          <w:szCs w:val="2"/>
+          <w:lang w:val="en-US"/>
+        </w:rPr>
+        <w:t>YLRjCDQtdC</w:t>
+      </w:r>
+      <w:r>
+        <w:rPr>
+          <w:color w:val="FFFFFF" w:themeColor="background1"/>
+          <w:sz w:val="2"/>
+          <w:szCs w:val="2"/>
+        </w:rPr>
+        <w:t>80</w:t>
+      </w:r>
+      <w:r>
+        <w:rPr>
+          <w:color w:val="FFFFFF" w:themeColor="background1"/>
+          <w:sz w:val="2"/>
+          <w:szCs w:val="2"/>
+          <w:lang w:val="en-US"/>
+        </w:rPr>
+        <w:t>YMg</w:t>
+      </w:r>
+      <w:r>
+        <w:rPr>
+          <w:color w:val="FFFFFF" w:themeColor="background1"/>
+          <w:sz w:val="2"/>
+          <w:szCs w:val="2"/>
+        </w:rPr>
+        <w:t>0</w:t>
+      </w:r>
+      <w:r>
+        <w:rPr>
+          <w:color w:val="FFFFFF" w:themeColor="background1"/>
+          <w:sz w:val="2"/>
+          <w:szCs w:val="2"/>
+          <w:lang w:val="en-US"/>
+        </w:rPr>
+        <w:t>YHQsNC</w:t>
+      </w:r>
+      <w:r>
+        <w:rPr>
+          <w:color w:val="FFFFFF" w:themeColor="background1"/>
+          <w:sz w:val="2"/>
+          <w:szCs w:val="2"/>
+        </w:rPr>
+        <w:t>80</w:t>
+      </w:r>
+      <w:r>
+        <w:rPr>
+          <w:color w:val="FFFFFF" w:themeColor="background1"/>
+          <w:sz w:val="2"/>
+          <w:szCs w:val="2"/>
+          <w:lang w:val="en-US"/>
+        </w:rPr>
+        <w:t>YvQuSDQsdC</w:t>
+      </w:r>
+      <w:r>
+        <w:rPr>
+          <w:color w:val="FFFFFF" w:themeColor="background1"/>
+          <w:sz w:val="2"/>
+          <w:szCs w:val="2"/>
+        </w:rPr>
+        <w:t>+0</w:t>
+      </w:r>
+      <w:r>
+        <w:rPr>
+          <w:color w:val="FFFFFF" w:themeColor="background1"/>
+          <w:sz w:val="2"/>
+          <w:szCs w:val="2"/>
+          <w:lang w:val="en-US"/>
+        </w:rPr>
+        <w:t>LvRjNGI</w:t>
+      </w:r>
+      <w:r>
+        <w:rPr>
+          <w:color w:val="FFFFFF" w:themeColor="background1"/>
+          <w:sz w:val="2"/>
+          <w:szCs w:val="2"/>
+        </w:rPr>
+        <w:t>0</w:t>
+      </w:r>
+      <w:r>
+        <w:rPr>
+          <w:color w:val="FFFFFF" w:themeColor="background1"/>
+          <w:sz w:val="2"/>
+          <w:szCs w:val="2"/>
+          <w:lang w:val="en-US"/>
+        </w:rPr>
+        <w:t>L</w:t>
+      </w:r>
+      <w:r>
+        <w:rPr>
+          <w:color w:val="FFFFFF" w:themeColor="background1"/>
+          <w:sz w:val="2"/>
+          <w:szCs w:val="2"/>
+        </w:rPr>
+        <w:t>7</w:t>
+      </w:r>
+      <w:r>
+        <w:rPr>
+          <w:color w:val="FFFFFF" w:themeColor="background1"/>
+          <w:sz w:val="2"/>
+          <w:szCs w:val="2"/>
+          <w:lang w:val="en-US"/>
+        </w:rPr>
+        <w:t>QuSDQuCDQstC</w:t>
+      </w:r>
+      <w:r>
+        <w:rPr>
+          <w:color w:val="FFFFFF" w:themeColor="background1"/>
+          <w:sz w:val="2"/>
+          <w:szCs w:val="2"/>
+        </w:rPr>
+        <w:t>60</w:t>
+      </w:r>
+      <w:r>
+        <w:rPr>
+          <w:color w:val="FFFFFF" w:themeColor="background1"/>
+          <w:sz w:val="2"/>
+          <w:szCs w:val="2"/>
+          <w:lang w:val="en-US"/>
+        </w:rPr>
+        <w:t>YPRgdC</w:t>
+      </w:r>
+      <w:r>
+        <w:rPr>
+          <w:color w:val="FFFFFF" w:themeColor="background1"/>
+          <w:sz w:val="2"/>
+          <w:szCs w:val="2"/>
+        </w:rPr>
+        <w:t>90</w:t>
+      </w:r>
+      <w:r>
+        <w:rPr>
+          <w:color w:val="FFFFFF" w:themeColor="background1"/>
+          <w:sz w:val="2"/>
+          <w:szCs w:val="2"/>
+          <w:lang w:val="en-US"/>
+        </w:rPr>
+        <w:t>YvQuSDQsdGD</w:t>
+      </w:r>
+      <w:r>
+        <w:rPr>
+          <w:color w:val="FFFFFF" w:themeColor="background1"/>
+          <w:sz w:val="2"/>
+          <w:szCs w:val="2"/>
+        </w:rPr>
+        <w:t>0</w:t>
+      </w:r>
+      <w:r>
+        <w:rPr>
+          <w:color w:val="FFFFFF" w:themeColor="background1"/>
+          <w:sz w:val="2"/>
+          <w:szCs w:val="2"/>
+          <w:lang w:val="en-US"/>
+        </w:rPr>
+        <w:t>YDQs</w:t>
+      </w:r>
+      <w:r>
+        <w:rPr>
+          <w:color w:val="FFFFFF" w:themeColor="background1"/>
+          <w:sz w:val="2"/>
+          <w:szCs w:val="2"/>
+        </w:rPr>
+        <w:t>9</w:t>
+      </w:r>
+      <w:r>
+        <w:rPr>
+          <w:color w:val="FFFFFF" w:themeColor="background1"/>
+          <w:sz w:val="2"/>
+          <w:szCs w:val="2"/>
+          <w:lang w:val="en-US"/>
+        </w:rPr>
+        <w:t>C</w:t>
+      </w:r>
+      <w:r>
+        <w:rPr>
+          <w:color w:val="FFFFFF" w:themeColor="background1"/>
+          <w:sz w:val="2"/>
+          <w:szCs w:val="2"/>
+        </w:rPr>
+        <w:t>10</w:t>
+      </w:r>
+      <w:r>
+        <w:rPr>
+          <w:color w:val="FFFFFF" w:themeColor="background1"/>
+          <w:sz w:val="2"/>
+          <w:szCs w:val="2"/>
+          <w:lang w:val="en-US"/>
+        </w:rPr>
+        <w:t>YAg</w:t>
+      </w:r>
+      <w:r>
+        <w:rPr>
+          <w:color w:val="FFFFFF" w:themeColor="background1"/>
+          <w:sz w:val="2"/>
+          <w:szCs w:val="2"/>
+        </w:rPr>
+        <w:t>0</w:t>
+      </w:r>
+      <w:r>
+        <w:rPr>
+          <w:color w:val="FFFFFF" w:themeColor="background1"/>
+          <w:sz w:val="2"/>
+          <w:szCs w:val="2"/>
+          <w:lang w:val="en-US"/>
+        </w:rPr>
+        <w:t>LIg</w:t>
+      </w:r>
+      <w:r>
+        <w:rPr>
+          <w:color w:val="FFFFFF" w:themeColor="background1"/>
+          <w:sz w:val="2"/>
+          <w:szCs w:val="2"/>
+        </w:rPr>
+        <w:t>0</w:t>
+      </w:r>
+      <w:r>
+        <w:rPr>
+          <w:color w:val="FFFFFF" w:themeColor="background1"/>
+          <w:sz w:val="2"/>
+          <w:szCs w:val="2"/>
+          <w:lang w:val="en-US"/>
+        </w:rPr>
+        <w:t>LPQvtGA</w:t>
+      </w:r>
+      <w:r>
+        <w:rPr>
+          <w:color w:val="FFFFFF" w:themeColor="background1"/>
+          <w:sz w:val="2"/>
+          <w:szCs w:val="2"/>
+        </w:rPr>
+        <w:t>0</w:t>
+      </w:r>
+      <w:r>
+        <w:rPr>
+          <w:color w:val="FFFFFF" w:themeColor="background1"/>
+          <w:sz w:val="2"/>
+          <w:szCs w:val="2"/>
+          <w:lang w:val="en-US"/>
+        </w:rPr>
+        <w:t>L</w:t>
+      </w:r>
+      <w:r>
+        <w:rPr>
+          <w:color w:val="FFFFFF" w:themeColor="background1"/>
+          <w:sz w:val="2"/>
+          <w:szCs w:val="2"/>
+        </w:rPr>
+        <w:t>7</w:t>
+      </w:r>
+      <w:r>
+        <w:rPr>
+          <w:color w:val="FFFFFF" w:themeColor="background1"/>
+          <w:sz w:val="2"/>
+          <w:szCs w:val="2"/>
+          <w:lang w:val="en-US"/>
+        </w:rPr>
+        <w:t>QtNC</w:t>
+      </w:r>
+      <w:r>
+        <w:rPr>
+          <w:color w:val="FFFFFF" w:themeColor="background1"/>
+          <w:sz w:val="2"/>
+          <w:szCs w:val="2"/>
+        </w:rPr>
+        <w:t>1</w:t>
+      </w:r>
+      <w:r>
+        <w:rPr>
+          <w:color w:val="FFFFFF" w:themeColor="background1"/>
+          <w:sz w:val="2"/>
+          <w:szCs w:val="2"/>
+          <w:lang w:val="en-US"/>
+        </w:rPr>
+        <w:t>LiDQmCDQtNCwLCDRjyDRgdC</w:t>
+      </w:r>
+      <w:r>
+        <w:rPr>
+          <w:color w:val="FFFFFF" w:themeColor="background1"/>
+          <w:sz w:val="2"/>
+          <w:szCs w:val="2"/>
+        </w:rPr>
+        <w:t>70</w:t>
+      </w:r>
+      <w:r>
+        <w:rPr>
+          <w:color w:val="FFFFFF" w:themeColor="background1"/>
+          <w:sz w:val="2"/>
+          <w:szCs w:val="2"/>
+          <w:lang w:val="en-US"/>
+        </w:rPr>
+        <w:t>LXQttGDINC</w:t>
+      </w:r>
+      <w:r>
+        <w:rPr>
+          <w:color w:val="FFFFFF" w:themeColor="background1"/>
+          <w:sz w:val="2"/>
+          <w:szCs w:val="2"/>
+        </w:rPr>
+        <w:t>30</w:t>
+      </w:r>
+      <w:r>
+        <w:rPr>
+          <w:color w:val="FFFFFF" w:themeColor="background1"/>
+          <w:sz w:val="2"/>
+          <w:szCs w:val="2"/>
+          <w:lang w:val="en-US"/>
+        </w:rPr>
+        <w:t>LAg</w:t>
+      </w:r>
+      <w:r>
+        <w:rPr>
+          <w:color w:val="FFFFFF" w:themeColor="background1"/>
+          <w:sz w:val="2"/>
+          <w:szCs w:val="2"/>
+        </w:rPr>
+        <w:t>0</w:t>
+      </w:r>
+      <w:r>
+        <w:rPr>
+          <w:color w:val="FFFFFF" w:themeColor="background1"/>
+          <w:sz w:val="2"/>
+          <w:szCs w:val="2"/>
+          <w:lang w:val="en-US"/>
+        </w:rPr>
+        <w:t>LLQsNC</w:t>
+      </w:r>
+      <w:r>
+        <w:rPr>
+          <w:color w:val="FFFFFF" w:themeColor="background1"/>
+          <w:sz w:val="2"/>
+          <w:szCs w:val="2"/>
+        </w:rPr>
+        <w:t>80</w:t>
+      </w:r>
+      <w:r>
+        <w:rPr>
+          <w:color w:val="FFFFFF" w:themeColor="background1"/>
+          <w:sz w:val="2"/>
+          <w:szCs w:val="2"/>
+          <w:lang w:val="en-US"/>
+        </w:rPr>
+        <w:t>Lgg</w:t>
+      </w:r>
+      <w:r>
+        <w:rPr>
+          <w:color w:val="FFFFFF" w:themeColor="background1"/>
+          <w:sz w:val="2"/>
+          <w:szCs w:val="2"/>
+        </w:rPr>
+        <w:t>0</w:t>
+      </w:r>
+      <w:r>
+        <w:rPr>
+          <w:color w:val="FFFFFF" w:themeColor="background1"/>
+          <w:sz w:val="2"/>
+          <w:szCs w:val="2"/>
+          <w:lang w:val="en-US"/>
+        </w:rPr>
+        <w:t>YfQtdGA</w:t>
+      </w:r>
+      <w:r>
+        <w:rPr>
+          <w:color w:val="FFFFFF" w:themeColor="background1"/>
+          <w:sz w:val="2"/>
+          <w:szCs w:val="2"/>
+        </w:rPr>
+        <w:t>0</w:t>
+      </w:r>
+      <w:r>
+        <w:rPr>
+          <w:color w:val="FFFFFF" w:themeColor="background1"/>
+          <w:sz w:val="2"/>
+          <w:szCs w:val="2"/>
+          <w:lang w:val="en-US"/>
+        </w:rPr>
+        <w:t>LXQtyDQstC</w:t>
+      </w:r>
+      <w:r>
+        <w:rPr>
+          <w:color w:val="FFFFFF" w:themeColor="background1"/>
+          <w:sz w:val="2"/>
+          <w:szCs w:val="2"/>
+        </w:rPr>
+        <w:t>10</w:t>
+      </w:r>
+      <w:r>
+        <w:rPr>
+          <w:color w:val="FFFFFF" w:themeColor="background1"/>
+          <w:sz w:val="2"/>
+          <w:szCs w:val="2"/>
+          <w:lang w:val="en-US"/>
+        </w:rPr>
+        <w:t>LEt</w:t>
+      </w:r>
+      <w:r>
+        <w:rPr>
+          <w:color w:val="FFFFFF" w:themeColor="background1"/>
+          <w:sz w:val="2"/>
+          <w:szCs w:val="2"/>
+        </w:rPr>
+        <w:t>0</w:t>
+      </w:r>
+      <w:r>
+        <w:rPr>
+          <w:color w:val="FFFFFF" w:themeColor="background1"/>
+          <w:sz w:val="2"/>
+          <w:szCs w:val="2"/>
+          <w:lang w:val="en-US"/>
+        </w:rPr>
+        <w:t>LrQsNC</w:t>
+      </w:r>
+      <w:r>
+        <w:rPr>
+          <w:color w:val="FFFFFF" w:themeColor="background1"/>
+          <w:sz w:val="2"/>
+          <w:szCs w:val="2"/>
+        </w:rPr>
+        <w:t>80</w:t>
+      </w:r>
+      <w:r>
+        <w:rPr>
+          <w:color w:val="FFFFFF" w:themeColor="background1"/>
+          <w:sz w:val="2"/>
+          <w:szCs w:val="2"/>
+          <w:lang w:val="en-US"/>
+        </w:rPr>
+        <w:t>LXRgNGDLiDQktGA</w:t>
+      </w:r>
+      <w:r>
+        <w:rPr>
+          <w:color w:val="FFFFFF" w:themeColor="background1"/>
+          <w:sz w:val="2"/>
+          <w:szCs w:val="2"/>
+        </w:rPr>
+        <w:t>0</w:t>
+      </w:r>
+      <w:r>
+        <w:rPr>
+          <w:color w:val="FFFFFF" w:themeColor="background1"/>
+          <w:sz w:val="2"/>
+          <w:szCs w:val="2"/>
+          <w:lang w:val="en-US"/>
+        </w:rPr>
+        <w:t>LXQvNGPINC</w:t>
+      </w:r>
+      <w:r>
+        <w:rPr>
+          <w:color w:val="FFFFFF" w:themeColor="background1"/>
+          <w:sz w:val="2"/>
+          <w:szCs w:val="2"/>
+        </w:rPr>
+        <w:t>/0</w:t>
+      </w:r>
+      <w:r>
+        <w:rPr>
+          <w:color w:val="FFFFFF" w:themeColor="background1"/>
+          <w:sz w:val="2"/>
+          <w:szCs w:val="2"/>
+          <w:lang w:val="en-US"/>
+        </w:rPr>
+        <w:t>L</w:t>
+      </w:r>
+      <w:r>
+        <w:rPr>
+          <w:color w:val="FFFFFF" w:themeColor="background1"/>
+          <w:sz w:val="2"/>
+          <w:szCs w:val="2"/>
+        </w:rPr>
+        <w:t>7</w:t>
+      </w:r>
+      <w:r>
+        <w:rPr>
+          <w:color w:val="FFFFFF" w:themeColor="background1"/>
+          <w:sz w:val="2"/>
+          <w:szCs w:val="2"/>
+          <w:lang w:val="en-US"/>
+        </w:rPr>
+        <w:t>RiNC</w:t>
+      </w:r>
+      <w:r>
+        <w:rPr>
+          <w:color w:val="FFFFFF" w:themeColor="background1"/>
+          <w:sz w:val="2"/>
+          <w:szCs w:val="2"/>
+        </w:rPr>
+        <w:t>70</w:t>
+      </w:r>
+      <w:r>
+        <w:rPr>
+          <w:color w:val="FFFFFF" w:themeColor="background1"/>
+          <w:sz w:val="2"/>
+          <w:szCs w:val="2"/>
+          <w:lang w:val="en-US"/>
+        </w:rPr>
+        <w:t>L</w:t>
+      </w:r>
+      <w:r>
+        <w:rPr>
+          <w:color w:val="FFFFFF" w:themeColor="background1"/>
+          <w:sz w:val="2"/>
+          <w:szCs w:val="2"/>
+        </w:rPr>
+        <w:t>4</w:t>
+      </w:r>
+      <w:r>
+        <w:rPr>
+          <w:color w:val="FFFFFF" w:themeColor="background1"/>
+          <w:sz w:val="2"/>
+          <w:szCs w:val="2"/>
+          <w:lang w:val="en-US"/>
+        </w:rPr>
+        <w:t>u</w:t>
+      </w:r>
+    </w:p>
+    <w:p>
+      <w:pPr>
+        <w:jc w:val="center"/>
+        <w:rPr>
+          <w:sz w:val="36"/>
+          <w:szCs w:val="36"/>
+        </w:rPr>
+      </w:pPr>
     </w:p>
     <w:sectPr>
       <w:pgSz w:w="11906" w:h="16838"/>
@@ -5471,6 +9460,7 @@
   <w:style w:type="character" w:default="1" w:styleId="a0">
     <w:name w:val="Default Paragraph Font"/>
     <w:uiPriority w:val="1"/>
+    <w:semiHidden/>
     <w:unhideWhenUsed/>
   </w:style>
   <w:style w:type="table" w:default="1" w:styleId="a1">
